--- a/Contrat de maintenance.docx
+++ b/Contrat de maintenance.docx
@@ -4,118 +4,15 @@
   <w:body>
     <w:p>
       <w:pPr>
-        <w:pStyle w:val="Corpsdetexte"/>
-        <w:spacing w:before="124"/>
-        <w:rPr>
-          <w:rFonts w:ascii="Times New Roman"/>
-          <w:sz w:val="20"/>
-        </w:rPr>
-      </w:pPr>
-    </w:p>
-    <w:p>
-      <w:pPr>
         <w:tabs>
           <w:tab w:val="left" w:pos="6757"/>
         </w:tabs>
-        <w:ind w:left="800"/>
         <w:rPr>
           <w:rFonts w:ascii="Times New Roman"/>
           <w:position w:val="9"/>
           <w:sz w:val="20"/>
         </w:rPr>
       </w:pPr>
-      <w:r>
-        <w:rPr>
-          <w:rFonts w:ascii="Times New Roman"/>
-          <w:noProof/>
-          <w:sz w:val="20"/>
-        </w:rPr>
-        <w:drawing>
-          <wp:inline distT="0" distB="0" distL="0" distR="0" wp14:anchorId="054FB763" wp14:editId="5E3B0377">
-            <wp:extent cx="1386262" cy="1183004"/>
-            <wp:effectExtent l="0" t="0" r="0" b="0"/>
-            <wp:docPr id="1" name="Image 1"/>
-            <wp:cNvGraphicFramePr>
-              <a:graphicFrameLocks xmlns:a="http://schemas.openxmlformats.org/drawingml/2006/main"/>
-            </wp:cNvGraphicFramePr>
-            <a:graphic xmlns:a="http://schemas.openxmlformats.org/drawingml/2006/main">
-              <a:graphicData uri="http://schemas.openxmlformats.org/drawingml/2006/picture">
-                <pic:pic xmlns:pic="http://schemas.openxmlformats.org/drawingml/2006/picture">
-                  <pic:nvPicPr>
-                    <pic:cNvPr id="1" name="Image 1"/>
-                    <pic:cNvPicPr/>
-                  </pic:nvPicPr>
-                  <pic:blipFill>
-                    <a:blip r:embed="rId7" cstate="print"/>
-                    <a:stretch>
-                      <a:fillRect/>
-                    </a:stretch>
-                  </pic:blipFill>
-                  <pic:spPr>
-                    <a:xfrm>
-                      <a:off x="0" y="0"/>
-                      <a:ext cx="1386262" cy="1183004"/>
-                    </a:xfrm>
-                    <a:prstGeom prst="rect">
-                      <a:avLst/>
-                    </a:prstGeom>
-                  </pic:spPr>
-                </pic:pic>
-              </a:graphicData>
-            </a:graphic>
-          </wp:inline>
-        </w:drawing>
-      </w:r>
-      <w:r>
-        <w:rPr>
-          <w:rFonts w:ascii="Times New Roman"/>
-          <w:sz w:val="20"/>
-        </w:rPr>
-        <w:tab/>
-      </w:r>
-      <w:r>
-        <w:rPr>
-          <w:rFonts w:ascii="Times New Roman"/>
-          <w:noProof/>
-          <w:position w:val="9"/>
-          <w:sz w:val="20"/>
-        </w:rPr>
-        <w:drawing>
-          <wp:inline distT="0" distB="0" distL="0" distR="0" wp14:anchorId="1900D668" wp14:editId="502E1604">
-            <wp:extent cx="1404573" cy="1148333"/>
-            <wp:effectExtent l="0" t="0" r="0" b="0"/>
-            <wp:docPr id="2" name="Image 2"/>
-            <wp:cNvGraphicFramePr>
-              <a:graphicFrameLocks xmlns:a="http://schemas.openxmlformats.org/drawingml/2006/main"/>
-            </wp:cNvGraphicFramePr>
-            <a:graphic xmlns:a="http://schemas.openxmlformats.org/drawingml/2006/main">
-              <a:graphicData uri="http://schemas.openxmlformats.org/drawingml/2006/picture">
-                <pic:pic xmlns:pic="http://schemas.openxmlformats.org/drawingml/2006/picture">
-                  <pic:nvPicPr>
-                    <pic:cNvPr id="2" name="Image 2"/>
-                    <pic:cNvPicPr/>
-                  </pic:nvPicPr>
-                  <pic:blipFill>
-                    <a:blip r:embed="rId8" cstate="print"/>
-                    <a:stretch>
-                      <a:fillRect/>
-                    </a:stretch>
-                  </pic:blipFill>
-                  <pic:spPr>
-                    <a:xfrm>
-                      <a:off x="0" y="0"/>
-                      <a:ext cx="1404573" cy="1148333"/>
-                    </a:xfrm>
-                    <a:prstGeom prst="rect">
-                      <a:avLst/>
-                    </a:prstGeom>
-                  </pic:spPr>
-                </pic:pic>
-              </a:graphicData>
-            </a:graphic>
-          </wp:inline>
-        </w:drawing>
-      </w:r>
     </w:p>
     <w:p>
       <w:pPr>
@@ -224,7 +121,23 @@
           <w:b/>
           <w:sz w:val="28"/>
         </w:rPr>
-        <w:t>{contract_number}</w:t>
+        <w:t>{</w:t>
+      </w:r>
+      <w:proofErr w:type="spellStart"/>
+      <w:r>
+        <w:rPr>
+          <w:b/>
+          <w:sz w:val="28"/>
+        </w:rPr>
+        <w:t>contract_number</w:t>
+      </w:r>
+      <w:proofErr w:type="spellEnd"/>
+      <w:r>
+        <w:rPr>
+          <w:b/>
+          <w:sz w:val="28"/>
+        </w:rPr>
+        <w:t>}</w:t>
       </w:r>
     </w:p>
     <w:p>
@@ -242,7 +155,32 @@
           <w:b/>
           <w:bCs/>
         </w:rPr>
-        <w:t>{contract_date}</w:t>
+        <w:t>{</w:t>
+      </w:r>
+      <w:proofErr w:type="spellStart"/>
+      <w:proofErr w:type="gramStart"/>
+      <w:r>
+        <w:rPr>
+          <w:b/>
+          <w:bCs/>
+        </w:rPr>
+        <w:t>contract</w:t>
+      </w:r>
+      <w:proofErr w:type="gramEnd"/>
+      <w:r>
+        <w:rPr>
+          <w:b/>
+          <w:bCs/>
+        </w:rPr>
+        <w:t>_date</w:t>
+      </w:r>
+      <w:proofErr w:type="spellEnd"/>
+      <w:r>
+        <w:rPr>
+          <w:b/>
+          <w:bCs/>
+        </w:rPr>
+        <w:t>}</w:t>
       </w:r>
       <w:r>
         <w:rPr>
@@ -250,81 +188,13 @@
           <w:noProof/>
           <w:sz w:val="20"/>
         </w:rPr>
-        <mc:AlternateContent>
-          <mc:Choice Requires="wps">
-            <w:drawing>
-              <wp:anchor distT="0" distB="0" distL="0" distR="0" simplePos="0" relativeHeight="487587840" behindDoc="1" locked="0" layoutInCell="1" allowOverlap="1" wp14:anchorId="130F872D" wp14:editId="55C17627">
-                <wp:simplePos x="0" y="0"/>
-                <wp:positionH relativeFrom="page">
-                  <wp:posOffset>3809697</wp:posOffset>
-                </wp:positionH>
-                <wp:positionV relativeFrom="paragraph">
-                  <wp:posOffset>310816</wp:posOffset>
-                </wp:positionV>
-                <wp:extent cx="492759" cy="1270"/>
-                <wp:effectExtent l="0" t="0" r="0" b="0"/>
-                <wp:wrapTopAndBottom/>
-                <wp:docPr id="3" name="Graphic 3"/>
-                <wp:cNvGraphicFramePr>
-                  <a:graphicFrameLocks xmlns:a="http://schemas.openxmlformats.org/drawingml/2006/main"/>
-                </wp:cNvGraphicFramePr>
-                <a:graphic xmlns:a="http://schemas.openxmlformats.org/drawingml/2006/main">
-                  <a:graphicData uri="http://schemas.microsoft.com/office/word/2010/wordprocessingShape">
-                    <wps:wsp>
-                      <wps:cNvSpPr>
-                        <a:spLocks/>
-                      </wps:cNvSpPr>
-                      <wps:spPr>
-                        <a:xfrm>
-                          <a:off x="0" y="0"/>
-                          <a:ext cx="492759" cy="1270"/>
-                        </a:xfrm>
-                        <a:custGeom>
-                          <a:avLst/>
-                          <a:gdLst/>
-                          <a:ahLst/>
-                          <a:cxnLst/>
-                          <a:rect l="l" t="t" r="r" b="b"/>
-                          <a:pathLst>
-                            <a:path w="492759">
-                              <a:moveTo>
-                                <a:pt x="0" y="0"/>
-                              </a:moveTo>
-                              <a:lnTo>
-                                <a:pt x="492444" y="0"/>
-                              </a:lnTo>
-                            </a:path>
-                          </a:pathLst>
-                        </a:custGeom>
-                        <a:ln w="9752">
-                          <a:solidFill>
-                            <a:srgbClr val="000000"/>
-                          </a:solidFill>
-                          <a:prstDash val="sysDash"/>
-                        </a:ln>
-                      </wps:spPr>
-                      <wps:bodyPr wrap="square" lIns="0" tIns="0" rIns="0" bIns="0" rtlCol="0">
-                        <a:prstTxWarp prst="textNoShape">
-                          <a:avLst/>
-                        </a:prstTxWarp>
-                        <a:noAutofit/>
-                      </wps:bodyPr>
-                    </wps:wsp>
-                  </a:graphicData>
-                </a:graphic>
-              </wp:anchor>
-            </w:drawing>
-          </mc:Choice>
-          <mc:Fallback>
-            <w:pict>
-              <v:shape w14:anchorId="147CE982" id="Graphic 3" o:spid="_x0000_s1026" style="position:absolute;margin-left:300pt;margin-top:24.45pt;width:38.8pt;height:.1pt;z-index:-15728640;visibility:visible;mso-wrap-style:square;mso-wrap-distance-left:0;mso-wrap-distance-top:0;mso-wrap-distance-right:0;mso-wrap-distance-bottom:0;mso-position-horizontal:absolute;mso-position-horizontal-relative:page;mso-position-vertical:absolute;mso-position-vertical-relative:text;v-text-anchor:top" coordsize="492759,1270" o:gfxdata="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" path="m,l492444,e" filled="f" strokeweight=".27089mm">
-                <v:stroke dashstyle="3 1"/>
-                <v:path arrowok="t"/>
-                <w10:wrap type="topAndBottom" anchorx="page"/>
-              </v:shape>
-            </w:pict>
-          </mc:Fallback>
-        </mc:AlternateContent>
+        <w:pict w14:anchorId="7AC1D2A0">
+          <v:shape id="Graphic 3" o:spid="_x0000_s1026" style="position:absolute;left:0;text-align:left;margin-left:300pt;margin-top:24.45pt;width:38.8pt;height:.1pt;z-index:-251655680;visibility:visible;mso-wrap-style:square;mso-wrap-distance-left:0;mso-wrap-distance-top:0;mso-wrap-distance-right:0;mso-wrap-distance-bottom:0;mso-position-horizontal:absolute;mso-position-horizontal-relative:page;mso-position-vertical:absolute;mso-position-vertical-relative:text;v-text-anchor:top" coordsize="492759,1270" o:gfxdata="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" path="m,l492444,e" filled="f" strokeweight=".27089mm">
+            <v:stroke dashstyle="3 1"/>
+            <v:path arrowok="t"/>
+            <w10:wrap type="topAndBottom" anchorx="page"/>
+          </v:shape>
+        </w:pict>
       </w:r>
     </w:p>
     <w:p>
@@ -351,7 +221,32 @@
           <w:b/>
           <w:sz w:val="26"/>
         </w:rPr>
-        <w:t>{project_name}</w:t>
+        <w:t>{</w:t>
+      </w:r>
+      <w:proofErr w:type="spellStart"/>
+      <w:proofErr w:type="gramStart"/>
+      <w:r>
+        <w:rPr>
+          <w:b/>
+          <w:sz w:val="26"/>
+        </w:rPr>
+        <w:t>project</w:t>
+      </w:r>
+      <w:proofErr w:type="gramEnd"/>
+      <w:r>
+        <w:rPr>
+          <w:b/>
+          <w:sz w:val="26"/>
+        </w:rPr>
+        <w:t>_name</w:t>
+      </w:r>
+      <w:proofErr w:type="spellEnd"/>
+      <w:r>
+        <w:rPr>
+          <w:b/>
+          <w:sz w:val="26"/>
+        </w:rPr>
+        <w:t>}</w:t>
       </w:r>
     </w:p>
     <w:p>
@@ -397,7 +292,32 @@
           <w:b/>
           <w:sz w:val="48"/>
         </w:rPr>
-        <w:t>{client_company_name}</w:t>
+        <w:t>{</w:t>
+      </w:r>
+      <w:proofErr w:type="spellStart"/>
+      <w:proofErr w:type="gramStart"/>
+      <w:r>
+        <w:rPr>
+          <w:b/>
+          <w:sz w:val="48"/>
+        </w:rPr>
+        <w:t>client</w:t>
+      </w:r>
+      <w:proofErr w:type="gramEnd"/>
+      <w:r>
+        <w:rPr>
+          <w:b/>
+          <w:sz w:val="48"/>
+        </w:rPr>
+        <w:t>_company_name</w:t>
+      </w:r>
+      <w:proofErr w:type="spellEnd"/>
+      <w:r>
+        <w:rPr>
+          <w:b/>
+          <w:sz w:val="48"/>
+        </w:rPr>
+        <w:t>}</w:t>
       </w:r>
     </w:p>
     <w:p>
@@ -408,6 +328,12 @@
           <w:sz w:val="48"/>
         </w:rPr>
         <w:sectPr>
+          <w:headerReference w:type="even" r:id="rId7"/>
+          <w:headerReference w:type="default" r:id="rId8"/>
+          <w:footerReference w:type="even" r:id="rId9"/>
+          <w:footerReference w:type="default" r:id="rId10"/>
+          <w:headerReference w:type="first" r:id="rId11"/>
+          <w:footerReference w:type="first" r:id="rId12"/>
           <w:type w:val="continuous"/>
           <w:pgSz w:w="11920" w:h="16840"/>
           <w:pgMar w:top="1940" w:right="425" w:bottom="280" w:left="1275" w:header="720" w:footer="720" w:gutter="0"/>
@@ -478,19 +404,43 @@
         <w:t xml:space="preserve">La société </w:t>
       </w:r>
       <w:r>
-        <w:t>{client_company_name}</w:t>
+        <w:t>{</w:t>
+      </w:r>
+      <w:proofErr w:type="spellStart"/>
+      <w:r>
+        <w:t>client_company_name</w:t>
+      </w:r>
+      <w:proofErr w:type="spellEnd"/>
+      <w:r>
+        <w:t>}</w:t>
       </w:r>
       <w:r>
         <w:t xml:space="preserve">, au capital social de </w:t>
       </w:r>
       <w:r>
-        <w:t>{client_capital}</w:t>
+        <w:t>{</w:t>
+      </w:r>
+      <w:proofErr w:type="spellStart"/>
+      <w:r>
+        <w:t>client_capital</w:t>
+      </w:r>
+      <w:proofErr w:type="spellEnd"/>
+      <w:r>
+        <w:t>}</w:t>
       </w:r>
       <w:r>
         <w:t xml:space="preserve">, dont le siège social est situé à </w:t>
       </w:r>
       <w:r>
-        <w:t>{client_address}</w:t>
+        <w:t>{</w:t>
+      </w:r>
+      <w:proofErr w:type="spellStart"/>
+      <w:r>
+        <w:t>client_address</w:t>
+      </w:r>
+      <w:proofErr w:type="spellEnd"/>
+      <w:r>
+        <w:t>}</w:t>
       </w:r>
       <w:r>
         <w:t>,</w:t>
@@ -541,13 +491,29 @@
         <w:t xml:space="preserve">le numéro </w:t>
       </w:r>
       <w:r>
-        <w:t>{client_rccm}</w:t>
+        <w:t>{</w:t>
+      </w:r>
+      <w:proofErr w:type="spellStart"/>
+      <w:r>
+        <w:t>client_rccm</w:t>
+      </w:r>
+      <w:proofErr w:type="spellEnd"/>
+      <w:r>
+        <w:t>}</w:t>
       </w:r>
       <w:r>
         <w:t xml:space="preserve">, représentée par </w:t>
       </w:r>
       <w:r>
-        <w:t>{client_rep_name}</w:t>
+        <w:t>{</w:t>
+      </w:r>
+      <w:proofErr w:type="spellStart"/>
+      <w:r>
+        <w:t>client_rep_name</w:t>
+      </w:r>
+      <w:proofErr w:type="spellEnd"/>
+      <w:r>
+        <w:t>}</w:t>
       </w:r>
       <w:r>
         <w:rPr>
@@ -655,54 +621,6 @@
         <w:ind w:left="141" w:right="120"/>
       </w:pPr>
       <w:r>
-        <w:rPr>
-          <w:noProof/>
-        </w:rPr>
-        <w:drawing>
-          <wp:anchor distT="0" distB="0" distL="0" distR="0" simplePos="0" relativeHeight="487464960" behindDoc="1" locked="0" layoutInCell="1" allowOverlap="1" wp14:anchorId="79DEA7D5" wp14:editId="6DD98545">
-            <wp:simplePos x="0" y="0"/>
-            <wp:positionH relativeFrom="page">
-              <wp:posOffset>3074120</wp:posOffset>
-            </wp:positionH>
-            <wp:positionV relativeFrom="paragraph">
-              <wp:posOffset>133087</wp:posOffset>
-            </wp:positionV>
-            <wp:extent cx="1796462" cy="1535089"/>
-            <wp:effectExtent l="0" t="0" r="0" b="0"/>
-            <wp:wrapNone/>
-            <wp:docPr id="10" name="Image 10"/>
-            <wp:cNvGraphicFramePr>
-              <a:graphicFrameLocks xmlns:a="http://schemas.openxmlformats.org/drawingml/2006/main"/>
-            </wp:cNvGraphicFramePr>
-            <a:graphic xmlns:a="http://schemas.openxmlformats.org/drawingml/2006/main">
-              <a:graphicData uri="http://schemas.openxmlformats.org/drawingml/2006/picture">
-                <pic:pic xmlns:pic="http://schemas.openxmlformats.org/drawingml/2006/picture">
-                  <pic:nvPicPr>
-                    <pic:cNvPr id="10" name="Image 10"/>
-                    <pic:cNvPicPr/>
-                  </pic:nvPicPr>
-                  <pic:blipFill>
-                    <a:blip r:embed="rId9" cstate="print"/>
-                    <a:stretch>
-                      <a:fillRect/>
-                    </a:stretch>
-                  </pic:blipFill>
-                  <pic:spPr>
-                    <a:xfrm>
-                      <a:off x="0" y="0"/>
-                      <a:ext cx="1796462" cy="1535089"/>
-                    </a:xfrm>
-                    <a:prstGeom prst="rect">
-                      <a:avLst/>
-                    </a:prstGeom>
-                  </pic:spPr>
-                </pic:pic>
-              </a:graphicData>
-            </a:graphic>
-          </wp:anchor>
-        </w:drawing>
-      </w:r>
-      <w:r>
         <w:t xml:space="preserve">La société </w:t>
       </w:r>
       <w:r>
@@ -1119,8 +1037,12 @@
           <w:b/>
         </w:rPr>
         <w:sectPr>
-          <w:headerReference w:type="default" r:id="rId10"/>
-          <w:footerReference w:type="default" r:id="rId11"/>
+          <w:headerReference w:type="even" r:id="rId13"/>
+          <w:headerReference w:type="default" r:id="rId14"/>
+          <w:footerReference w:type="even" r:id="rId15"/>
+          <w:footerReference w:type="default" r:id="rId16"/>
+          <w:headerReference w:type="first" r:id="rId17"/>
+          <w:footerReference w:type="first" r:id="rId18"/>
           <w:pgSz w:w="11920" w:h="16840"/>
           <w:pgMar w:top="1800" w:right="425" w:bottom="1940" w:left="1275" w:header="225" w:footer="1740" w:gutter="0"/>
           <w:pgNumType w:start="2"/>
@@ -1355,7 +1277,21 @@
         <w:rPr>
           <w:b/>
         </w:rPr>
-        <w:t>{platform_name}</w:t>
+        <w:t>{</w:t>
+      </w:r>
+      <w:proofErr w:type="spellStart"/>
+      <w:r>
+        <w:rPr>
+          <w:b/>
+        </w:rPr>
+        <w:t>platform_name</w:t>
+      </w:r>
+      <w:proofErr w:type="spellEnd"/>
+      <w:r>
+        <w:rPr>
+          <w:b/>
+        </w:rPr>
+        <w:t>}</w:t>
       </w:r>
       <w:r>
         <w:rPr>
@@ -1838,54 +1774,6 @@
       </w:pPr>
       <w:r>
         <w:rPr>
-          <w:noProof/>
-        </w:rPr>
-        <w:drawing>
-          <wp:anchor distT="0" distB="0" distL="0" distR="0" simplePos="0" relativeHeight="487465472" behindDoc="1" locked="0" layoutInCell="1" allowOverlap="1" wp14:anchorId="4CDAA1AD" wp14:editId="7A793C31">
-            <wp:simplePos x="0" y="0"/>
-            <wp:positionH relativeFrom="page">
-              <wp:posOffset>3074120</wp:posOffset>
-            </wp:positionH>
-            <wp:positionV relativeFrom="paragraph">
-              <wp:posOffset>425217</wp:posOffset>
-            </wp:positionV>
-            <wp:extent cx="1796462" cy="1535089"/>
-            <wp:effectExtent l="0" t="0" r="0" b="0"/>
-            <wp:wrapNone/>
-            <wp:docPr id="11" name="Image 11"/>
-            <wp:cNvGraphicFramePr>
-              <a:graphicFrameLocks xmlns:a="http://schemas.openxmlformats.org/drawingml/2006/main"/>
-            </wp:cNvGraphicFramePr>
-            <a:graphic xmlns:a="http://schemas.openxmlformats.org/drawingml/2006/main">
-              <a:graphicData uri="http://schemas.openxmlformats.org/drawingml/2006/picture">
-                <pic:pic xmlns:pic="http://schemas.openxmlformats.org/drawingml/2006/picture">
-                  <pic:nvPicPr>
-                    <pic:cNvPr id="11" name="Image 11"/>
-                    <pic:cNvPicPr/>
-                  </pic:nvPicPr>
-                  <pic:blipFill>
-                    <a:blip r:embed="rId9" cstate="print"/>
-                    <a:stretch>
-                      <a:fillRect/>
-                    </a:stretch>
-                  </pic:blipFill>
-                  <pic:spPr>
-                    <a:xfrm>
-                      <a:off x="0" y="0"/>
-                      <a:ext cx="1796462" cy="1535089"/>
-                    </a:xfrm>
-                    <a:prstGeom prst="rect">
-                      <a:avLst/>
-                    </a:prstGeom>
-                  </pic:spPr>
-                </pic:pic>
-              </a:graphicData>
-            </a:graphic>
-          </wp:anchor>
-        </w:drawing>
-      </w:r>
-      <w:r>
-        <w:rPr>
           <w:color w:val="4472C3"/>
         </w:rPr>
         <w:t>ARTICLE</w:t>
@@ -2034,7 +1922,21 @@
         <w:rPr>
           <w:spacing w:val="-7"/>
         </w:rPr>
-        <w:t>{platform_name}</w:t>
+        <w:t>{</w:t>
+      </w:r>
+      <w:proofErr w:type="spellStart"/>
+      <w:r>
+        <w:rPr>
+          <w:spacing w:val="-7"/>
+        </w:rPr>
+        <w:t>platform_name</w:t>
+      </w:r>
+      <w:proofErr w:type="spellEnd"/>
+      <w:r>
+        <w:rPr>
+          <w:spacing w:val="-7"/>
+        </w:rPr>
+        <w:t>}</w:t>
       </w:r>
       <w:r>
         <w:rPr>
@@ -2504,6 +2406,12 @@
       <w:pPr>
         <w:pStyle w:val="Paragraphedeliste"/>
         <w:sectPr>
+          <w:headerReference w:type="even" r:id="rId19"/>
+          <w:headerReference w:type="default" r:id="rId20"/>
+          <w:footerReference w:type="even" r:id="rId21"/>
+          <w:footerReference w:type="default" r:id="rId22"/>
+          <w:headerReference w:type="first" r:id="rId23"/>
+          <w:footerReference w:type="first" r:id="rId24"/>
           <w:pgSz w:w="11920" w:h="16840"/>
           <w:pgMar w:top="1800" w:right="425" w:bottom="1940" w:left="1275" w:header="225" w:footer="1740" w:gutter="0"/>
           <w:cols w:space="720"/>
@@ -2767,10 +2675,7 @@
         <w:t xml:space="preserve">PRESTATAIRE </w:t>
       </w:r>
       <w:r>
-        <w:t xml:space="preserve">intervient via un accès réseau </w:t>
-      </w:r>
-      <w:r>
-        <w:t xml:space="preserve">sécurisé, en se connectant à un poste ou serveur du </w:t>
+        <w:t xml:space="preserve">intervient via un accès réseau sécurisé, en se connectant à un poste ou serveur du </w:t>
       </w:r>
       <w:r>
         <w:rPr>
@@ -2787,54 +2692,6 @@
         <w:pStyle w:val="Titre1"/>
         <w:spacing w:before="239" w:line="271" w:lineRule="auto"/>
       </w:pPr>
-      <w:r>
-        <w:rPr>
-          <w:noProof/>
-        </w:rPr>
-        <w:drawing>
-          <wp:anchor distT="0" distB="0" distL="0" distR="0" simplePos="0" relativeHeight="487465984" behindDoc="1" locked="0" layoutInCell="1" allowOverlap="1" wp14:anchorId="1807158B" wp14:editId="62D24525">
-            <wp:simplePos x="0" y="0"/>
-            <wp:positionH relativeFrom="page">
-              <wp:posOffset>3074120</wp:posOffset>
-            </wp:positionH>
-            <wp:positionV relativeFrom="paragraph">
-              <wp:posOffset>617113</wp:posOffset>
-            </wp:positionV>
-            <wp:extent cx="1796462" cy="1535089"/>
-            <wp:effectExtent l="0" t="0" r="0" b="0"/>
-            <wp:wrapNone/>
-            <wp:docPr id="12" name="Image 12"/>
-            <wp:cNvGraphicFramePr>
-              <a:graphicFrameLocks xmlns:a="http://schemas.openxmlformats.org/drawingml/2006/main"/>
-            </wp:cNvGraphicFramePr>
-            <a:graphic xmlns:a="http://schemas.openxmlformats.org/drawingml/2006/main">
-              <a:graphicData uri="http://schemas.openxmlformats.org/drawingml/2006/picture">
-                <pic:pic xmlns:pic="http://schemas.openxmlformats.org/drawingml/2006/picture">
-                  <pic:nvPicPr>
-                    <pic:cNvPr id="12" name="Image 12"/>
-                    <pic:cNvPicPr/>
-                  </pic:nvPicPr>
-                  <pic:blipFill>
-                    <a:blip r:embed="rId9" cstate="print"/>
-                    <a:stretch>
-                      <a:fillRect/>
-                    </a:stretch>
-                  </pic:blipFill>
-                  <pic:spPr>
-                    <a:xfrm>
-                      <a:off x="0" y="0"/>
-                      <a:ext cx="1796462" cy="1535089"/>
-                    </a:xfrm>
-                    <a:prstGeom prst="rect">
-                      <a:avLst/>
-                    </a:prstGeom>
-                  </pic:spPr>
-                </pic:pic>
-              </a:graphicData>
-            </a:graphic>
-          </wp:anchor>
-        </w:drawing>
-      </w:r>
       <w:r>
         <w:rPr>
           <w:color w:val="4472C3"/>
@@ -3092,7 +2949,7 @@
         </w:rPr>
         <w:t xml:space="preserve"> </w:t>
       </w:r>
-      <w:hyperlink r:id="rId12">
+      <w:hyperlink r:id="rId25">
         <w:r>
           <w:rPr>
             <w:b/>
@@ -3970,7 +3827,15 @@
         <w:t xml:space="preserve"> </w:t>
       </w:r>
       <w:r>
-        <w:t>service définis à l’article 2. Un contrat de niveau de service peut être établi d’un commun accord pour un meilleur suivi.</w:t>
+        <w:t xml:space="preserve">service définis à </w:t>
+      </w:r>
+      <w:proofErr w:type="gramStart"/>
+      <w:r>
+        <w:t>l’article</w:t>
+      </w:r>
+      <w:proofErr w:type="gramEnd"/>
+      <w:r>
+        <w:t xml:space="preserve"> 2. Un contrat de niveau de service peut être établi d’un commun accord pour un meilleur suivi.</w:t>
       </w:r>
     </w:p>
     <w:p>
@@ -4104,10 +3969,7 @@
         <w:t xml:space="preserve"> </w:t>
       </w:r>
       <w:r>
-        <w:t>auque</w:t>
-      </w:r>
-      <w:r>
-        <w:t>l</w:t>
+        <w:t>auquel</w:t>
       </w:r>
       <w:r>
         <w:rPr>
@@ -4215,6 +4077,12 @@
     <w:p>
       <w:pPr>
         <w:sectPr>
+          <w:headerReference w:type="even" r:id="rId26"/>
+          <w:headerReference w:type="default" r:id="rId27"/>
+          <w:footerReference w:type="even" r:id="rId28"/>
+          <w:footerReference w:type="default" r:id="rId29"/>
+          <w:headerReference w:type="first" r:id="rId30"/>
+          <w:footerReference w:type="first" r:id="rId31"/>
           <w:pgSz w:w="11920" w:h="16840"/>
           <w:pgMar w:top="1800" w:right="425" w:bottom="1940" w:left="1275" w:header="225" w:footer="1740" w:gutter="0"/>
           <w:cols w:space="720"/>
@@ -4457,9 +4325,11 @@
         <w:spacing w:before="34"/>
         <w:ind w:left="141"/>
       </w:pPr>
+      <w:proofErr w:type="gramStart"/>
       <w:r>
         <w:t>concernant</w:t>
       </w:r>
+      <w:proofErr w:type="gramEnd"/>
       <w:r>
         <w:rPr>
           <w:spacing w:val="-7"/>
@@ -4867,10 +4737,7 @@
         <w:t xml:space="preserve">CLIENT </w:t>
       </w:r>
       <w:r>
-        <w:t>à la résiliat</w:t>
-      </w:r>
-      <w:r>
-        <w:t>ion.</w:t>
+        <w:t>à la résiliation.</w:t>
       </w:r>
     </w:p>
     <w:p>
@@ -4880,54 +4747,6 @@
         <w:ind w:left="141"/>
       </w:pPr>
       <w:r>
-        <w:rPr>
-          <w:noProof/>
-        </w:rPr>
-        <w:drawing>
-          <wp:anchor distT="0" distB="0" distL="0" distR="0" simplePos="0" relativeHeight="487466496" behindDoc="1" locked="0" layoutInCell="1" allowOverlap="1" wp14:anchorId="37B37981" wp14:editId="7B491444">
-            <wp:simplePos x="0" y="0"/>
-            <wp:positionH relativeFrom="page">
-              <wp:posOffset>3074120</wp:posOffset>
-            </wp:positionH>
-            <wp:positionV relativeFrom="paragraph">
-              <wp:posOffset>102355</wp:posOffset>
-            </wp:positionV>
-            <wp:extent cx="1796462" cy="1535089"/>
-            <wp:effectExtent l="0" t="0" r="0" b="0"/>
-            <wp:wrapNone/>
-            <wp:docPr id="13" name="Image 13"/>
-            <wp:cNvGraphicFramePr>
-              <a:graphicFrameLocks xmlns:a="http://schemas.openxmlformats.org/drawingml/2006/main"/>
-            </wp:cNvGraphicFramePr>
-            <a:graphic xmlns:a="http://schemas.openxmlformats.org/drawingml/2006/main">
-              <a:graphicData uri="http://schemas.openxmlformats.org/drawingml/2006/picture">
-                <pic:pic xmlns:pic="http://schemas.openxmlformats.org/drawingml/2006/picture">
-                  <pic:nvPicPr>
-                    <pic:cNvPr id="13" name="Image 13"/>
-                    <pic:cNvPicPr/>
-                  </pic:nvPicPr>
-                  <pic:blipFill>
-                    <a:blip r:embed="rId9" cstate="print"/>
-                    <a:stretch>
-                      <a:fillRect/>
-                    </a:stretch>
-                  </pic:blipFill>
-                  <pic:spPr>
-                    <a:xfrm>
-                      <a:off x="0" y="0"/>
-                      <a:ext cx="1796462" cy="1535089"/>
-                    </a:xfrm>
-                    <a:prstGeom prst="rect">
-                      <a:avLst/>
-                    </a:prstGeom>
-                  </pic:spPr>
-                </pic:pic>
-              </a:graphicData>
-            </a:graphic>
-          </wp:anchor>
-        </w:drawing>
-      </w:r>
-      <w:r>
         <w:t xml:space="preserve">Le </w:t>
       </w:r>
       <w:r>
@@ -5265,7 +5084,21 @@
         <w:rPr>
           <w:sz w:val="28"/>
         </w:rPr>
-        <w:t>{price_fixed_annual}</w:t>
+        <w:t>{</w:t>
+      </w:r>
+      <w:proofErr w:type="spellStart"/>
+      <w:r>
+        <w:rPr>
+          <w:sz w:val="28"/>
+        </w:rPr>
+        <w:t>price_fixed_annual</w:t>
+      </w:r>
+      <w:proofErr w:type="spellEnd"/>
+      <w:r>
+        <w:rPr>
+          <w:sz w:val="28"/>
+        </w:rPr>
+        <w:t>}</w:t>
       </w:r>
       <w:r>
         <w:rPr>
@@ -5376,7 +5209,21 @@
         <w:rPr>
           <w:sz w:val="28"/>
         </w:rPr>
-        <w:t>{price_daily_rate}</w:t>
+        <w:t>{</w:t>
+      </w:r>
+      <w:proofErr w:type="spellStart"/>
+      <w:r>
+        <w:rPr>
+          <w:sz w:val="28"/>
+        </w:rPr>
+        <w:t>price_daily_rate</w:t>
+      </w:r>
+      <w:proofErr w:type="spellEnd"/>
+      <w:r>
+        <w:rPr>
+          <w:sz w:val="28"/>
+        </w:rPr>
+        <w:t>}</w:t>
       </w:r>
       <w:r>
         <w:rPr>
@@ -5839,7 +5686,21 @@
         <w:rPr>
           <w:spacing w:val="-4"/>
         </w:rPr>
-        <w:t>{bank_name}</w:t>
+        <w:t>{</w:t>
+      </w:r>
+      <w:proofErr w:type="spellStart"/>
+      <w:r>
+        <w:rPr>
+          <w:spacing w:val="-4"/>
+        </w:rPr>
+        <w:t>bank_name</w:t>
+      </w:r>
+      <w:proofErr w:type="spellEnd"/>
+      <w:r>
+        <w:rPr>
+          <w:spacing w:val="-4"/>
+        </w:rPr>
+        <w:t>}</w:t>
       </w:r>
       <w:r>
         <w:tab/>
@@ -5986,12 +5847,11 @@
         </w:rPr>
         <w:t xml:space="preserve"> </w:t>
       </w:r>
-      <w:r>
-        <w:t>ﬂ</w:t>
-      </w:r>
-      <w:r>
-        <w:t>oor</w:t>
-      </w:r>
+      <w:proofErr w:type="spellStart"/>
+      <w:r>
+        <w:t>ﬂoor</w:t>
+      </w:r>
+      <w:proofErr w:type="spellEnd"/>
       <w:r>
         <w:rPr>
           <w:spacing w:val="-5"/>
@@ -6016,12 +5876,14 @@
         </w:rPr>
         <w:t xml:space="preserve"> </w:t>
       </w:r>
+      <w:proofErr w:type="spellStart"/>
       <w:r>
         <w:rPr>
           <w:spacing w:val="-2"/>
         </w:rPr>
         <w:t>Belgium</w:t>
       </w:r>
+      <w:proofErr w:type="spellEnd"/>
     </w:p>
     <w:p>
       <w:pPr>
@@ -6069,7 +5931,15 @@
         <w:t xml:space="preserve"> </w:t>
       </w:r>
       <w:r>
-        <w:t>{bank_iban}</w:t>
+        <w:t>{</w:t>
+      </w:r>
+      <w:proofErr w:type="spellStart"/>
+      <w:r>
+        <w:t>bank_iban</w:t>
+      </w:r>
+      <w:proofErr w:type="spellEnd"/>
+      <w:r>
+        <w:t>}</w:t>
       </w:r>
     </w:p>
     <w:p>
@@ -6121,18 +5991,38 @@
         <w:rPr>
           <w:spacing w:val="-2"/>
         </w:rPr>
-        <w:t>{bank_bic}</w:t>
-      </w:r>
+        <w:t>{</w:t>
+      </w:r>
+      <w:proofErr w:type="spellStart"/>
       <w:r>
         <w:rPr>
           <w:spacing w:val="-2"/>
         </w:rPr>
+        <w:t>bank_bic</w:t>
+      </w:r>
+      <w:proofErr w:type="spellEnd"/>
+      <w:r>
+        <w:rPr>
+          <w:spacing w:val="-2"/>
+        </w:rPr>
+        <w:t>}</w:t>
+      </w:r>
+      <w:r>
+        <w:rPr>
+          <w:spacing w:val="-2"/>
+        </w:rPr>
         <w:t>.</w:t>
       </w:r>
     </w:p>
     <w:p>
       <w:pPr>
         <w:sectPr>
+          <w:headerReference w:type="even" r:id="rId32"/>
+          <w:headerReference w:type="default" r:id="rId33"/>
+          <w:footerReference w:type="even" r:id="rId34"/>
+          <w:footerReference w:type="default" r:id="rId35"/>
+          <w:headerReference w:type="first" r:id="rId36"/>
+          <w:footerReference w:type="first" r:id="rId37"/>
           <w:pgSz w:w="11920" w:h="16840"/>
           <w:pgMar w:top="1800" w:right="425" w:bottom="1940" w:left="1275" w:header="225" w:footer="1740" w:gutter="0"/>
           <w:cols w:space="720"/>
@@ -6950,54 +6840,6 @@
         <w:jc w:val="both"/>
       </w:pPr>
       <w:r>
-        <w:rPr>
-          <w:noProof/>
-        </w:rPr>
-        <w:drawing>
-          <wp:anchor distT="0" distB="0" distL="0" distR="0" simplePos="0" relativeHeight="487467008" behindDoc="1" locked="0" layoutInCell="1" allowOverlap="1" wp14:anchorId="3D9B5CB4" wp14:editId="0C4043BB">
-            <wp:simplePos x="0" y="0"/>
-            <wp:positionH relativeFrom="page">
-              <wp:posOffset>3074120</wp:posOffset>
-            </wp:positionH>
-            <wp:positionV relativeFrom="paragraph">
-              <wp:posOffset>478525</wp:posOffset>
-            </wp:positionV>
-            <wp:extent cx="1796462" cy="1535089"/>
-            <wp:effectExtent l="0" t="0" r="0" b="0"/>
-            <wp:wrapNone/>
-            <wp:docPr id="14" name="Image 14"/>
-            <wp:cNvGraphicFramePr>
-              <a:graphicFrameLocks xmlns:a="http://schemas.openxmlformats.org/drawingml/2006/main"/>
-            </wp:cNvGraphicFramePr>
-            <a:graphic xmlns:a="http://schemas.openxmlformats.org/drawingml/2006/main">
-              <a:graphicData uri="http://schemas.openxmlformats.org/drawingml/2006/picture">
-                <pic:pic xmlns:pic="http://schemas.openxmlformats.org/drawingml/2006/picture">
-                  <pic:nvPicPr>
-                    <pic:cNvPr id="14" name="Image 14"/>
-                    <pic:cNvPicPr/>
-                  </pic:nvPicPr>
-                  <pic:blipFill>
-                    <a:blip r:embed="rId9" cstate="print"/>
-                    <a:stretch>
-                      <a:fillRect/>
-                    </a:stretch>
-                  </pic:blipFill>
-                  <pic:spPr>
-                    <a:xfrm>
-                      <a:off x="0" y="0"/>
-                      <a:ext cx="1796462" cy="1535089"/>
-                    </a:xfrm>
-                    <a:prstGeom prst="rect">
-                      <a:avLst/>
-                    </a:prstGeom>
-                  </pic:spPr>
-                </pic:pic>
-              </a:graphicData>
-            </a:graphic>
-          </wp:anchor>
-        </w:drawing>
-      </w:r>
-      <w:r>
         <w:t xml:space="preserve">Les prix des interventions peuvent être révisés lors de chaque renouvellement, en fonction des coûts du </w:t>
       </w:r>
       <w:r>
@@ -7128,10 +6970,7 @@
         <w:jc w:val="both"/>
       </w:pPr>
       <w:r>
-        <w:t xml:space="preserve">Le </w:t>
-      </w:r>
-      <w:r>
-        <w:t>contrat prend effet dès sa signature pour une durée d'un an, avec reconduction tacite annuelle, sous réserve de révisions de prix.</w:t>
+        <w:t>Le contrat prend effet dès sa signature pour une durée d'un an, avec reconduction tacite annuelle, sous réserve de révisions de prix.</w:t>
       </w:r>
     </w:p>
     <w:p>
@@ -7220,10 +7059,7 @@
         <w:jc w:val="both"/>
       </w:pPr>
       <w:r>
-        <w:t>Chaque partie peut résilier le contrat à tout moment, sous réserve de notifier l'autre pa</w:t>
-      </w:r>
-      <w:r>
-        <w:t>r lettre recommandée avec un préavis de 30 jours.</w:t>
+        <w:t>Chaque partie peut résilier le contrat à tout moment, sous réserve de notifier l'autre par lettre recommandée avec un préavis de 30 jours.</w:t>
       </w:r>
     </w:p>
     <w:p>
@@ -7545,10 +7381,7 @@
         <w:t xml:space="preserve">CLIENT </w:t>
       </w:r>
       <w:r>
-        <w:t>conformément à l'article 1. Il annule et remplace les accords précédents, qu'ils soi</w:t>
-      </w:r>
-      <w:r>
-        <w:t>ent écrits ou verbaux.</w:t>
+        <w:t>conformément à l'article 1. Il annule et remplace les accords précédents, qu'ils soient écrits ou verbaux.</w:t>
       </w:r>
     </w:p>
     <w:p>
@@ -7679,6 +7512,12 @@
         <w:spacing w:line="268" w:lineRule="exact"/>
         <w:jc w:val="both"/>
         <w:sectPr>
+          <w:headerReference w:type="even" r:id="rId38"/>
+          <w:headerReference w:type="default" r:id="rId39"/>
+          <w:footerReference w:type="even" r:id="rId40"/>
+          <w:footerReference w:type="default" r:id="rId41"/>
+          <w:headerReference w:type="first" r:id="rId42"/>
+          <w:footerReference w:type="first" r:id="rId43"/>
           <w:pgSz w:w="11920" w:h="16840"/>
           <w:pgMar w:top="1800" w:right="425" w:bottom="1940" w:left="1275" w:header="225" w:footer="1740" w:gutter="0"/>
           <w:cols w:space="720"/>
@@ -7893,13 +7732,32 @@
         <w:t xml:space="preserve"> </w:t>
       </w:r>
       <w:r>
-        <w:t xml:space="preserve">ORIGINAUX PARIS, LE </w:t>
-      </w:r>
-      <w:r>
-        <w:rPr>
-          <w:b/>
-        </w:rPr>
-        <w:t>17 Avril 2025</w:t>
+        <w:t xml:space="preserve">ORIGINAUX </w:t>
+      </w:r>
+      <w:r>
+        <w:t>{</w:t>
+      </w:r>
+      <w:proofErr w:type="spellStart"/>
+      <w:r>
+        <w:t>signing_city</w:t>
+      </w:r>
+      <w:proofErr w:type="spellEnd"/>
+      <w:r>
+        <w:t>}</w:t>
+      </w:r>
+      <w:r>
+        <w:t xml:space="preserve">, LE </w:t>
+      </w:r>
+      <w:r>
+        <w:t>{</w:t>
+      </w:r>
+      <w:proofErr w:type="spellStart"/>
+      <w:r>
+        <w:t>contract_date</w:t>
+      </w:r>
+      <w:proofErr w:type="spellEnd"/>
+      <w:r>
+        <w:t>}</w:t>
       </w:r>
     </w:p>
     <w:p>
@@ -8084,54 +7942,6 @@
         <w:jc w:val="center"/>
       </w:pPr>
       <w:r>
-        <w:rPr>
-          <w:noProof/>
-        </w:rPr>
-        <w:drawing>
-          <wp:anchor distT="0" distB="0" distL="0" distR="0" simplePos="0" relativeHeight="487467520" behindDoc="1" locked="0" layoutInCell="1" allowOverlap="1" wp14:anchorId="18730459" wp14:editId="0F7A92A4">
-            <wp:simplePos x="0" y="0"/>
-            <wp:positionH relativeFrom="page">
-              <wp:posOffset>3074120</wp:posOffset>
-            </wp:positionH>
-            <wp:positionV relativeFrom="paragraph">
-              <wp:posOffset>189365</wp:posOffset>
-            </wp:positionV>
-            <wp:extent cx="1796462" cy="1535089"/>
-            <wp:effectExtent l="0" t="0" r="0" b="0"/>
-            <wp:wrapNone/>
-            <wp:docPr id="15" name="Image 15"/>
-            <wp:cNvGraphicFramePr>
-              <a:graphicFrameLocks xmlns:a="http://schemas.openxmlformats.org/drawingml/2006/main"/>
-            </wp:cNvGraphicFramePr>
-            <a:graphic xmlns:a="http://schemas.openxmlformats.org/drawingml/2006/main">
-              <a:graphicData uri="http://schemas.openxmlformats.org/drawingml/2006/picture">
-                <pic:pic xmlns:pic="http://schemas.openxmlformats.org/drawingml/2006/picture">
-                  <pic:nvPicPr>
-                    <pic:cNvPr id="15" name="Image 15"/>
-                    <pic:cNvPicPr/>
-                  </pic:nvPicPr>
-                  <pic:blipFill>
-                    <a:blip r:embed="rId9" cstate="print"/>
-                    <a:stretch>
-                      <a:fillRect/>
-                    </a:stretch>
-                  </pic:blipFill>
-                  <pic:spPr>
-                    <a:xfrm>
-                      <a:off x="0" y="0"/>
-                      <a:ext cx="1796462" cy="1535089"/>
-                    </a:xfrm>
-                    <a:prstGeom prst="rect">
-                      <a:avLst/>
-                    </a:prstGeom>
-                  </pic:spPr>
-                </pic:pic>
-              </a:graphicData>
-            </a:graphic>
-          </wp:anchor>
-        </w:drawing>
-      </w:r>
-      <w:r>
         <w:t>Fait</w:t>
       </w:r>
       <w:r>
@@ -8150,7 +7960,15 @@
         <w:t xml:space="preserve"> </w:t>
       </w:r>
       <w:r>
-        <w:t>{signing_city}</w:t>
+        <w:t>{</w:t>
+      </w:r>
+      <w:proofErr w:type="spellStart"/>
+      <w:r>
+        <w:t>signing_city</w:t>
+      </w:r>
+      <w:proofErr w:type="spellEnd"/>
+      <w:r>
+        <w:t>}</w:t>
       </w:r>
       <w:r>
         <w:t>,</w:t>
@@ -8207,7 +8025,15 @@
         <w:t xml:space="preserve"> </w:t>
       </w:r>
       <w:r>
-        <w:t>{contract_date}</w:t>
+        <w:t>{</w:t>
+      </w:r>
+      <w:proofErr w:type="spellStart"/>
+      <w:r>
+        <w:t>contract_date</w:t>
+      </w:r>
+      <w:proofErr w:type="spellEnd"/>
+      <w:r>
+        <w:t>}</w:t>
       </w:r>
     </w:p>
     <w:p>
@@ -8347,6 +8173,12 @@
     </w:tbl>
     <w:p/>
     <w:sectPr>
+      <w:headerReference w:type="even" r:id="rId44"/>
+      <w:headerReference w:type="default" r:id="rId45"/>
+      <w:footerReference w:type="even" r:id="rId46"/>
+      <w:footerReference w:type="default" r:id="rId47"/>
+      <w:headerReference w:type="first" r:id="rId48"/>
+      <w:footerReference w:type="first" r:id="rId49"/>
       <w:pgSz w:w="11920" w:h="16840"/>
       <w:pgMar w:top="1800" w:right="425" w:bottom="1940" w:left="1275" w:header="225" w:footer="1740" w:gutter="0"/>
       <w:cols w:space="720"/>
@@ -8376,615 +8208,127 @@
 
 <file path=word/footer1.xml><?xml version="1.0" encoding="utf-8"?>
 <w:ftr xmlns:wpc="http://schemas.microsoft.com/office/word/2010/wordprocessingCanvas" xmlns:cx="http://schemas.microsoft.com/office/drawing/2014/chartex" xmlns:cx1="http://schemas.microsoft.com/office/drawing/2015/9/8/chartex" xmlns:cx2="http://schemas.microsoft.com/office/drawing/2015/10/21/chartex" xmlns:cx3="http://schemas.microsoft.com/office/drawing/2016/5/9/chartex" xmlns:cx4="http://schemas.microsoft.com/office/drawing/2016/5/10/chartex" xmlns:cx5="http://schemas.microsoft.com/office/drawing/2016/5/11/chartex" xmlns:cx6="http://schemas.microsoft.com/office/drawing/2016/5/12/chartex" xmlns:cx7="http://schemas.microsoft.com/office/drawing/2016/5/13/chartex" xmlns:cx8="http://schemas.microsoft.com/office/drawing/2016/5/14/chartex" xmlns:mc="http://schemas.openxmlformats.org/markup-compatibility/2006" xmlns:aink="http://schemas.microsoft.com/office/drawing/2016/ink" xmlns:am3d="http://schemas.microsoft.com/office/drawing/2017/model3d" xmlns:o="urn:schemas-microsoft-com:office:office" xmlns:r="http://schemas.openxmlformats.org/officeDocument/2006/relationships" xmlns:m="http://schemas.openxmlformats.org/officeDocument/2006/math" xmlns:v="urn:schemas-microsoft-com:vml" xmlns:wp14="http://schemas.microsoft.com/office/word/2010/wordprocessingDrawing" xmlns:wp="http://schemas.openxmlformats.org/drawingml/2006/wordprocessingDrawing" xmlns:w10="urn:schemas-microsoft-com:office:word" xmlns:w="http://schemas.openxmlformats.org/wordprocessingml/2006/main" xmlns:w14="http://schemas.microsoft.com/office/word/2010/wordml" xmlns:w15="http://schemas.microsoft.com/office/word/2012/wordml" xmlns:w16cex="http://schemas.microsoft.com/office/word/2018/wordml/cex" xmlns:w16cid="http://schemas.microsoft.com/office/word/2016/wordml/cid" xmlns:w16="http://schemas.microsoft.com/office/word/2018/wordml" xmlns:w16sdtdh="http://schemas.microsoft.com/office/word/2020/wordml/sdtdatahash" xmlns:w16se="http://schemas.microsoft.com/office/word/2015/wordml/symex" xmlns:wpg="http://schemas.microsoft.com/office/word/2010/wordprocessingGroup" xmlns:wpi="http://schemas.microsoft.com/office/word/2010/wordprocessingInk" xmlns:wne="http://schemas.microsoft.com/office/word/2006/wordml" xmlns:wps="http://schemas.microsoft.com/office/word/2010/wordprocessingShape" mc:Ignorable="w14 w15 w16se w16cid w16 w16cex w16sdtdh wp14">
-  <w:p>
-    <w:pPr>
-      <w:pStyle w:val="Corpsdetexte"/>
-      <w:spacing w:line="14" w:lineRule="auto"/>
-      <w:rPr>
-        <w:sz w:val="20"/>
-      </w:rPr>
-    </w:pPr>
-    <w:r>
-      <w:rPr>
-        <w:noProof/>
-        <w:sz w:val="20"/>
-      </w:rPr>
-      <mc:AlternateContent>
-        <mc:Choice Requires="wps">
-          <w:drawing>
-            <wp:anchor distT="0" distB="0" distL="0" distR="0" simplePos="0" relativeHeight="487465984" behindDoc="1" locked="0" layoutInCell="1" allowOverlap="1" wp14:anchorId="6F5FEF77" wp14:editId="4E729926">
-              <wp:simplePos x="0" y="0"/>
-              <wp:positionH relativeFrom="page">
-                <wp:posOffset>901700</wp:posOffset>
-              </wp:positionH>
-              <wp:positionV relativeFrom="page">
-                <wp:posOffset>9429750</wp:posOffset>
-              </wp:positionV>
-              <wp:extent cx="6299200" cy="1270"/>
-              <wp:effectExtent l="0" t="0" r="0" b="0"/>
-              <wp:wrapNone/>
-              <wp:docPr id="7" name="Graphic 7"/>
-              <wp:cNvGraphicFramePr>
-                <a:graphicFrameLocks xmlns:a="http://schemas.openxmlformats.org/drawingml/2006/main"/>
-              </wp:cNvGraphicFramePr>
-              <a:graphic xmlns:a="http://schemas.openxmlformats.org/drawingml/2006/main">
-                <a:graphicData uri="http://schemas.microsoft.com/office/word/2010/wordprocessingShape">
-                  <wps:wsp>
-                    <wps:cNvSpPr>
-                      <a:spLocks/>
-                    </wps:cNvSpPr>
-                    <wps:spPr>
-                      <a:xfrm>
-                        <a:off x="0" y="0"/>
-                        <a:ext cx="6299200" cy="1270"/>
-                      </a:xfrm>
-                      <a:custGeom>
-                        <a:avLst/>
-                        <a:gdLst/>
-                        <a:ahLst/>
-                        <a:cxnLst/>
-                        <a:rect l="l" t="t" r="r" b="b"/>
-                        <a:pathLst>
-                          <a:path w="6299200">
-                            <a:moveTo>
-                              <a:pt x="0" y="0"/>
-                            </a:moveTo>
-                            <a:lnTo>
-                              <a:pt x="6299199" y="0"/>
-                            </a:lnTo>
-                          </a:path>
-                        </a:pathLst>
-                      </a:custGeom>
-                      <a:ln w="38100">
-                        <a:solidFill>
-                          <a:srgbClr val="3C78D8"/>
-                        </a:solidFill>
-                        <a:prstDash val="solid"/>
-                      </a:ln>
-                    </wps:spPr>
-                    <wps:bodyPr wrap="square" lIns="0" tIns="0" rIns="0" bIns="0" rtlCol="0">
-                      <a:prstTxWarp prst="textNoShape">
-                        <a:avLst/>
-                      </a:prstTxWarp>
-                      <a:noAutofit/>
-                    </wps:bodyPr>
-                  </wps:wsp>
-                </a:graphicData>
-              </a:graphic>
-            </wp:anchor>
-          </w:drawing>
-        </mc:Choice>
-        <mc:Fallback>
-          <w:pict>
-            <v:shape w14:anchorId="11BAABDF" id="Graphic 7" o:spid="_x0000_s1026" style="position:absolute;margin-left:71pt;margin-top:742.5pt;width:496pt;height:.1pt;z-index:-15850496;visibility:visible;mso-wrap-style:square;mso-wrap-distance-left:0;mso-wrap-distance-top:0;mso-wrap-distance-right:0;mso-wrap-distance-bottom:0;mso-position-horizontal:absolute;mso-position-horizontal-relative:page;mso-position-vertical:absolute;mso-position-vertical-relative:page;v-text-anchor:top" coordsize="6299200,1270" o:gfxdata="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" path="m,l6299199,e" filled="f" strokecolor="#3c78d8" strokeweight="3pt">
-              <v:path arrowok="t"/>
-              <w10:wrap anchorx="page" anchory="page"/>
-            </v:shape>
-          </w:pict>
-        </mc:Fallback>
-      </mc:AlternateContent>
-    </w:r>
-    <w:r>
-      <w:rPr>
-        <w:noProof/>
-        <w:sz w:val="20"/>
-      </w:rPr>
-      <mc:AlternateContent>
-        <mc:Choice Requires="wps">
-          <w:drawing>
-            <wp:anchor distT="0" distB="0" distL="0" distR="0" simplePos="0" relativeHeight="487466496" behindDoc="1" locked="0" layoutInCell="1" allowOverlap="1" wp14:anchorId="1D6A1675" wp14:editId="09EC3D35">
-              <wp:simplePos x="0" y="0"/>
-              <wp:positionH relativeFrom="page">
-                <wp:posOffset>1531530</wp:posOffset>
-              </wp:positionH>
-              <wp:positionV relativeFrom="page">
-                <wp:posOffset>9500948</wp:posOffset>
-              </wp:positionV>
-              <wp:extent cx="5033010" cy="601980"/>
-              <wp:effectExtent l="0" t="0" r="0" b="0"/>
-              <wp:wrapNone/>
-              <wp:docPr id="8" name="Textbox 8"/>
-              <wp:cNvGraphicFramePr>
-                <a:graphicFrameLocks xmlns:a="http://schemas.openxmlformats.org/drawingml/2006/main"/>
-              </wp:cNvGraphicFramePr>
-              <a:graphic xmlns:a="http://schemas.openxmlformats.org/drawingml/2006/main">
-                <a:graphicData uri="http://schemas.microsoft.com/office/word/2010/wordprocessingShape">
-                  <wps:wsp>
-                    <wps:cNvSpPr txBox="1">
-                      <a:spLocks/>
-                    </wps:cNvSpPr>
-                    <wps:spPr>
-                      <a:xfrm>
-                        <a:off x="0" y="0"/>
-                        <a:ext cx="5033010" cy="601980"/>
-                      </a:xfrm>
-                      <a:prstGeom prst="rect">
-                        <a:avLst/>
-                      </a:prstGeom>
-                    </wps:spPr>
-                    <wps:txbx>
-                      <w:txbxContent>
-                        <w:p>
-                          <w:pPr>
-                            <w:spacing w:before="20"/>
-                            <w:jc w:val="center"/>
-                            <w:rPr>
-                              <w:rFonts w:ascii="Courier New"/>
-                              <w:sz w:val="18"/>
-                            </w:rPr>
-                          </w:pPr>
-                          <w:hyperlink r:id="rId1">
-                            <w:r>
-                              <w:rPr>
-                                <w:rFonts w:ascii="Courier New"/>
-                                <w:color w:val="1154CC"/>
-                                <w:sz w:val="18"/>
-                                <w:u w:val="thick" w:color="1154CC"/>
-                              </w:rPr>
-                              <w:t>info@idetic-ss2l.fr</w:t>
-                            </w:r>
-                          </w:hyperlink>
-                          <w:r>
-                            <w:rPr>
-                              <w:rFonts w:ascii="Courier New"/>
-                              <w:color w:val="1154CC"/>
-                              <w:sz w:val="18"/>
-                            </w:rPr>
-                            <w:t xml:space="preserve"> </w:t>
-                          </w:r>
-                          <w:r>
-                            <w:rPr>
-                              <w:rFonts w:ascii="Courier New"/>
-                              <w:sz w:val="18"/>
-                            </w:rPr>
-                            <w:t xml:space="preserve">- +33 6 86 56 10 44 - 75012 Paris - </w:t>
-                          </w:r>
-                          <w:hyperlink r:id="rId2">
-                            <w:r>
-                              <w:rPr>
-                                <w:rFonts w:ascii="Courier New"/>
-                                <w:color w:val="1154CC"/>
-                                <w:sz w:val="18"/>
-                                <w:u w:val="thick" w:color="1154CC"/>
-                              </w:rPr>
-                              <w:t>www.detic-</w:t>
-                            </w:r>
-                            <w:r>
-                              <w:rPr>
-                                <w:rFonts w:ascii="Courier New"/>
-                                <w:color w:val="1154CC"/>
-                                <w:spacing w:val="-2"/>
-                                <w:sz w:val="18"/>
-                                <w:u w:val="thick" w:color="1154CC"/>
-                              </w:rPr>
-                              <w:t>ss2l.fr</w:t>
-                            </w:r>
-                          </w:hyperlink>
-                        </w:p>
-                        <w:p>
-                          <w:pPr>
-                            <w:spacing w:before="30"/>
-                            <w:jc w:val="center"/>
-                            <w:rPr>
-                              <w:rFonts w:ascii="Courier New"/>
-                              <w:sz w:val="18"/>
-                            </w:rPr>
-                          </w:pPr>
-                          <w:r>
-                            <w:rPr>
-                              <w:rFonts w:ascii="Courier New"/>
-                              <w:sz w:val="18"/>
-                            </w:rPr>
-                            <w:t xml:space="preserve">IDETIC-SS2L - RCS/RM : 837 595 834 </w:t>
-                          </w:r>
-                          <w:r>
-                            <w:rPr>
-                              <w:rFonts w:ascii="Courier New"/>
-                              <w:spacing w:val="-2"/>
-                              <w:sz w:val="18"/>
-                            </w:rPr>
-                            <w:t>Paris</w:t>
-                          </w:r>
-                        </w:p>
-                        <w:p>
-                          <w:pPr>
-                            <w:spacing w:before="31"/>
-                            <w:jc w:val="center"/>
-                            <w:rPr>
-                              <w:rFonts w:ascii="Courier New" w:hAnsi="Courier New"/>
-                              <w:sz w:val="18"/>
-                            </w:rPr>
-                          </w:pPr>
-                          <w:r>
-                            <w:rPr>
-                              <w:rFonts w:ascii="Courier New" w:hAnsi="Courier New"/>
-                              <w:color w:val="999999"/>
-                              <w:sz w:val="18"/>
-                            </w:rPr>
-                            <w:t xml:space="preserve">Assistance &amp; Conseil - Développement - </w:t>
-                          </w:r>
-                          <w:r>
-                            <w:rPr>
-                              <w:rFonts w:ascii="Courier New" w:hAnsi="Courier New"/>
-                              <w:color w:val="999999"/>
-                              <w:spacing w:val="-2"/>
-                              <w:sz w:val="18"/>
-                            </w:rPr>
-                            <w:t>Formation</w:t>
-                          </w:r>
-                        </w:p>
-                        <w:p>
-                          <w:pPr>
-                            <w:spacing w:before="30"/>
-                            <w:jc w:val="center"/>
-                            <w:rPr>
-                              <w:rFonts w:ascii="Courier New" w:hAnsi="Courier New"/>
-                              <w:sz w:val="18"/>
-                            </w:rPr>
-                          </w:pPr>
-                          <w:r>
-                            <w:rPr>
-                              <w:rFonts w:ascii="Courier New" w:hAnsi="Courier New"/>
-                              <w:color w:val="999999"/>
-                              <w:sz w:val="18"/>
-                            </w:rPr>
-                            <w:t xml:space="preserve">- Intégration &amp; Migration - </w:t>
-                          </w:r>
-                          <w:r>
-                            <w:rPr>
-                              <w:rFonts w:ascii="Courier New" w:hAnsi="Courier New"/>
-                              <w:color w:val="999999"/>
-                              <w:spacing w:val="-2"/>
-                              <w:sz w:val="18"/>
-                            </w:rPr>
-                            <w:t>Hébergement</w:t>
-                          </w:r>
-                        </w:p>
-                      </w:txbxContent>
-                    </wps:txbx>
-                    <wps:bodyPr wrap="square" lIns="0" tIns="0" rIns="0" bIns="0" rtlCol="0">
-                      <a:noAutofit/>
-                    </wps:bodyPr>
-                  </wps:wsp>
-                </a:graphicData>
-              </a:graphic>
-            </wp:anchor>
-          </w:drawing>
-        </mc:Choice>
-        <mc:Fallback>
-          <w:pict>
-            <v:shapetype w14:anchorId="1D6A1675" id="_x0000_t202" coordsize="21600,21600" o:spt="202" path="m,l,21600r21600,l21600,xe">
-              <v:stroke joinstyle="miter"/>
-              <v:path gradientshapeok="t" o:connecttype="rect"/>
-            </v:shapetype>
-            <v:shape id="Textbox 8" o:spid="_x0000_s1026" type="#_x0000_t202" style="position:absolute;margin-left:120.6pt;margin-top:748.1pt;width:396.3pt;height:47.4pt;z-index:-15849984;visibility:visible;mso-wrap-style:square;mso-wrap-distance-left:0;mso-wrap-distance-top:0;mso-wrap-distance-right:0;mso-wrap-distance-bottom:0;mso-position-horizontal:absolute;mso-position-horizontal-relative:page;mso-position-vertical:absolute;mso-position-vertical-relative:page;v-text-anchor:top" o:gfxdata="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" filled="f" stroked="f">
-              <v:textbox inset="0,0,0,0">
-                <w:txbxContent>
-                  <w:p>
-                    <w:pPr>
-                      <w:spacing w:before="20"/>
-                      <w:jc w:val="center"/>
-                      <w:rPr>
-                        <w:rFonts w:ascii="Courier New"/>
-                        <w:sz w:val="18"/>
-                      </w:rPr>
-                    </w:pPr>
-                    <w:hyperlink r:id="rId3">
-                      <w:r>
-                        <w:rPr>
-                          <w:rFonts w:ascii="Courier New"/>
-                          <w:color w:val="1154CC"/>
-                          <w:sz w:val="18"/>
-                          <w:u w:val="thick" w:color="1154CC"/>
-                        </w:rPr>
-                        <w:t>info@idetic-ss2l.fr</w:t>
-                      </w:r>
-                    </w:hyperlink>
-                    <w:r>
-                      <w:rPr>
-                        <w:rFonts w:ascii="Courier New"/>
-                        <w:color w:val="1154CC"/>
-                        <w:sz w:val="18"/>
-                      </w:rPr>
-                      <w:t xml:space="preserve"> </w:t>
-                    </w:r>
-                    <w:r>
-                      <w:rPr>
-                        <w:rFonts w:ascii="Courier New"/>
-                        <w:sz w:val="18"/>
-                      </w:rPr>
-                      <w:t xml:space="preserve">- +33 6 86 56 10 44 - 75012 Paris - </w:t>
-                    </w:r>
-                    <w:hyperlink r:id="rId4">
-                      <w:r>
-                        <w:rPr>
-                          <w:rFonts w:ascii="Courier New"/>
-                          <w:color w:val="1154CC"/>
-                          <w:sz w:val="18"/>
-                          <w:u w:val="thick" w:color="1154CC"/>
-                        </w:rPr>
-                        <w:t>www.detic-</w:t>
-                      </w:r>
-                      <w:r>
-                        <w:rPr>
-                          <w:rFonts w:ascii="Courier New"/>
-                          <w:color w:val="1154CC"/>
-                          <w:spacing w:val="-2"/>
-                          <w:sz w:val="18"/>
-                          <w:u w:val="thick" w:color="1154CC"/>
-                        </w:rPr>
-                        <w:t>ss2l.fr</w:t>
-                      </w:r>
-                    </w:hyperlink>
-                  </w:p>
-                  <w:p>
-                    <w:pPr>
-                      <w:spacing w:before="30"/>
-                      <w:jc w:val="center"/>
-                      <w:rPr>
-                        <w:rFonts w:ascii="Courier New"/>
-                        <w:sz w:val="18"/>
-                      </w:rPr>
-                    </w:pPr>
-                    <w:r>
-                      <w:rPr>
-                        <w:rFonts w:ascii="Courier New"/>
-                        <w:sz w:val="18"/>
-                      </w:rPr>
-                      <w:t xml:space="preserve">IDETIC-SS2L - RCS/RM : 837 595 834 </w:t>
-                    </w:r>
-                    <w:r>
-                      <w:rPr>
-                        <w:rFonts w:ascii="Courier New"/>
-                        <w:spacing w:val="-2"/>
-                        <w:sz w:val="18"/>
-                      </w:rPr>
-                      <w:t>Paris</w:t>
-                    </w:r>
-                  </w:p>
-                  <w:p>
-                    <w:pPr>
-                      <w:spacing w:before="31"/>
-                      <w:jc w:val="center"/>
-                      <w:rPr>
-                        <w:rFonts w:ascii="Courier New" w:hAnsi="Courier New"/>
-                        <w:sz w:val="18"/>
-                      </w:rPr>
-                    </w:pPr>
-                    <w:r>
-                      <w:rPr>
-                        <w:rFonts w:ascii="Courier New" w:hAnsi="Courier New"/>
-                        <w:color w:val="999999"/>
-                        <w:sz w:val="18"/>
-                      </w:rPr>
-                      <w:t xml:space="preserve">Assistance &amp; Conseil - Développement - </w:t>
-                    </w:r>
-                    <w:r>
-                      <w:rPr>
-                        <w:rFonts w:ascii="Courier New" w:hAnsi="Courier New"/>
-                        <w:color w:val="999999"/>
-                        <w:spacing w:val="-2"/>
-                        <w:sz w:val="18"/>
-                      </w:rPr>
-                      <w:t>Formation</w:t>
-                    </w:r>
-                  </w:p>
-                  <w:p>
-                    <w:pPr>
-                      <w:spacing w:before="30"/>
-                      <w:jc w:val="center"/>
-                      <w:rPr>
-                        <w:rFonts w:ascii="Courier New" w:hAnsi="Courier New"/>
-                        <w:sz w:val="18"/>
-                      </w:rPr>
-                    </w:pPr>
-                    <w:r>
-                      <w:rPr>
-                        <w:rFonts w:ascii="Courier New" w:hAnsi="Courier New"/>
-                        <w:color w:val="999999"/>
-                        <w:sz w:val="18"/>
-                      </w:rPr>
-                      <w:t xml:space="preserve">- Intégration &amp; Migration - </w:t>
-                    </w:r>
-                    <w:r>
-                      <w:rPr>
-                        <w:rFonts w:ascii="Courier New" w:hAnsi="Courier New"/>
-                        <w:color w:val="999999"/>
-                        <w:spacing w:val="-2"/>
-                        <w:sz w:val="18"/>
-                      </w:rPr>
-                      <w:t>Hébergement</w:t>
-                    </w:r>
-                  </w:p>
-                </w:txbxContent>
-              </v:textbox>
-              <w10:wrap anchorx="page" anchory="page"/>
-            </v:shape>
-          </w:pict>
-        </mc:Fallback>
-      </mc:AlternateContent>
-    </w:r>
-    <w:r>
-      <w:rPr>
-        <w:noProof/>
-        <w:sz w:val="20"/>
-      </w:rPr>
-      <mc:AlternateContent>
-        <mc:Choice Requires="wps">
-          <w:drawing>
-            <wp:anchor distT="0" distB="0" distL="0" distR="0" simplePos="0" relativeHeight="487467008" behindDoc="1" locked="0" layoutInCell="1" allowOverlap="1" wp14:anchorId="46F4BE4B" wp14:editId="36352B3F">
-              <wp:simplePos x="0" y="0"/>
-              <wp:positionH relativeFrom="page">
-                <wp:posOffset>6979856</wp:posOffset>
-              </wp:positionH>
-              <wp:positionV relativeFrom="page">
-                <wp:posOffset>10167804</wp:posOffset>
-              </wp:positionV>
-              <wp:extent cx="245110" cy="181610"/>
-              <wp:effectExtent l="0" t="0" r="0" b="0"/>
-              <wp:wrapNone/>
-              <wp:docPr id="9" name="Textbox 9"/>
-              <wp:cNvGraphicFramePr>
-                <a:graphicFrameLocks xmlns:a="http://schemas.openxmlformats.org/drawingml/2006/main"/>
-              </wp:cNvGraphicFramePr>
-              <a:graphic xmlns:a="http://schemas.openxmlformats.org/drawingml/2006/main">
-                <a:graphicData uri="http://schemas.microsoft.com/office/word/2010/wordprocessingShape">
-                  <wps:wsp>
-                    <wps:cNvSpPr txBox="1">
-                      <a:spLocks/>
-                    </wps:cNvSpPr>
-                    <wps:spPr>
-                      <a:xfrm>
-                        <a:off x="0" y="0"/>
-                        <a:ext cx="245110" cy="181610"/>
-                      </a:xfrm>
-                      <a:prstGeom prst="rect">
-                        <a:avLst/>
-                      </a:prstGeom>
-                    </wps:spPr>
-                    <wps:txbx>
-                      <w:txbxContent>
-                        <w:p>
-                          <w:pPr>
-                            <w:spacing w:before="13"/>
-                            <w:ind w:left="60"/>
-                            <w:rPr>
-                              <w:rFonts w:ascii="Arial"/>
-                              <w:b/>
-                            </w:rPr>
-                          </w:pPr>
-                          <w:r>
-                            <w:rPr>
-                              <w:rFonts w:ascii="Arial"/>
-                              <w:b/>
-                              <w:spacing w:val="-5"/>
-                            </w:rPr>
-                            <w:fldChar w:fldCharType="begin"/>
-                          </w:r>
-                          <w:r>
-                            <w:rPr>
-                              <w:rFonts w:ascii="Arial"/>
-                              <w:b/>
-                              <w:spacing w:val="-5"/>
-                            </w:rPr>
-                            <w:instrText xml:space="preserve"> PAGE </w:instrText>
-                          </w:r>
-                          <w:r>
-                            <w:rPr>
-                              <w:rFonts w:ascii="Arial"/>
-                              <w:b/>
-                              <w:spacing w:val="-5"/>
-                            </w:rPr>
-                            <w:fldChar w:fldCharType="separate"/>
-                          </w:r>
-                          <w:r>
-                            <w:rPr>
-                              <w:rFonts w:ascii="Arial"/>
-                              <w:b/>
-                              <w:spacing w:val="-5"/>
-                            </w:rPr>
-                            <w:t>2</w:t>
-                          </w:r>
-                          <w:r>
-                            <w:rPr>
-                              <w:rFonts w:ascii="Arial"/>
-                              <w:b/>
-                              <w:spacing w:val="-5"/>
-                            </w:rPr>
-                            <w:fldChar w:fldCharType="end"/>
-                          </w:r>
-                          <w:r>
-                            <w:rPr>
-                              <w:rFonts w:ascii="Arial"/>
-                              <w:b/>
-                              <w:spacing w:val="-5"/>
-                            </w:rPr>
-                            <w:t>/6</w:t>
-                          </w:r>
-                        </w:p>
-                      </w:txbxContent>
-                    </wps:txbx>
-                    <wps:bodyPr wrap="square" lIns="0" tIns="0" rIns="0" bIns="0" rtlCol="0">
-                      <a:noAutofit/>
-                    </wps:bodyPr>
-                  </wps:wsp>
-                </a:graphicData>
-              </a:graphic>
-            </wp:anchor>
-          </w:drawing>
-        </mc:Choice>
-        <mc:Fallback>
-          <w:pict>
-            <v:shape w14:anchorId="46F4BE4B" id="Textbox 9" o:spid="_x0000_s1027" type="#_x0000_t202" style="position:absolute;margin-left:549.6pt;margin-top:800.6pt;width:19.3pt;height:14.3pt;z-index:-15849472;visibility:visible;mso-wrap-style:square;mso-wrap-distance-left:0;mso-wrap-distance-top:0;mso-wrap-distance-right:0;mso-wrap-distance-bottom:0;mso-position-horizontal:absolute;mso-position-horizontal-relative:page;mso-position-vertical:absolute;mso-position-vertical-relative:page;v-text-anchor:top" o:gfxdata="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" filled="f" stroked="f">
-              <v:textbox inset="0,0,0,0">
-                <w:txbxContent>
-                  <w:p>
-                    <w:pPr>
-                      <w:spacing w:before="13"/>
-                      <w:ind w:left="60"/>
-                      <w:rPr>
-                        <w:rFonts w:ascii="Arial"/>
-                        <w:b/>
-                      </w:rPr>
-                    </w:pPr>
-                    <w:r>
-                      <w:rPr>
-                        <w:rFonts w:ascii="Arial"/>
-                        <w:b/>
-                        <w:spacing w:val="-5"/>
-                      </w:rPr>
-                      <w:fldChar w:fldCharType="begin"/>
-                    </w:r>
-                    <w:r>
-                      <w:rPr>
-                        <w:rFonts w:ascii="Arial"/>
-                        <w:b/>
-                        <w:spacing w:val="-5"/>
-                      </w:rPr>
-                      <w:instrText xml:space="preserve"> PAGE </w:instrText>
-                    </w:r>
-                    <w:r>
-                      <w:rPr>
-                        <w:rFonts w:ascii="Arial"/>
-                        <w:b/>
-                        <w:spacing w:val="-5"/>
-                      </w:rPr>
-                      <w:fldChar w:fldCharType="separate"/>
-                    </w:r>
-                    <w:r>
-                      <w:rPr>
-                        <w:rFonts w:ascii="Arial"/>
-                        <w:b/>
-                        <w:spacing w:val="-5"/>
-                      </w:rPr>
-                      <w:t>2</w:t>
-                    </w:r>
-                    <w:r>
-                      <w:rPr>
-                        <w:rFonts w:ascii="Arial"/>
-                        <w:b/>
-                        <w:spacing w:val="-5"/>
-                      </w:rPr>
-                      <w:fldChar w:fldCharType="end"/>
-                    </w:r>
-                    <w:r>
-                      <w:rPr>
-                        <w:rFonts w:ascii="Arial"/>
-                        <w:b/>
-                        <w:spacing w:val="-5"/>
-                      </w:rPr>
-                      <w:t>/6</w:t>
-                    </w:r>
-                  </w:p>
-                </w:txbxContent>
-              </v:textbox>
-              <w10:wrap anchorx="page" anchory="page"/>
-            </v:shape>
-          </w:pict>
-        </mc:Fallback>
-      </mc:AlternateContent>
-    </w:r>
-  </w:p>
+  <w:p/>
+</w:ftr>
+</file>
+
+<file path=word/footer10.xml><?xml version="1.0" encoding="utf-8"?>
+<w:ftr xmlns:wpc="http://schemas.microsoft.com/office/word/2010/wordprocessingCanvas" xmlns:cx="http://schemas.microsoft.com/office/drawing/2014/chartex" xmlns:cx1="http://schemas.microsoft.com/office/drawing/2015/9/8/chartex" xmlns:cx2="http://schemas.microsoft.com/office/drawing/2015/10/21/chartex" xmlns:cx3="http://schemas.microsoft.com/office/drawing/2016/5/9/chartex" xmlns:cx4="http://schemas.microsoft.com/office/drawing/2016/5/10/chartex" xmlns:cx5="http://schemas.microsoft.com/office/drawing/2016/5/11/chartex" xmlns:cx6="http://schemas.microsoft.com/office/drawing/2016/5/12/chartex" xmlns:cx7="http://schemas.microsoft.com/office/drawing/2016/5/13/chartex" xmlns:cx8="http://schemas.microsoft.com/office/drawing/2016/5/14/chartex" xmlns:mc="http://schemas.openxmlformats.org/markup-compatibility/2006" xmlns:aink="http://schemas.microsoft.com/office/drawing/2016/ink" xmlns:am3d="http://schemas.microsoft.com/office/drawing/2017/model3d" xmlns:o="urn:schemas-microsoft-com:office:office" xmlns:r="http://schemas.openxmlformats.org/officeDocument/2006/relationships" xmlns:m="http://schemas.openxmlformats.org/officeDocument/2006/math" xmlns:v="urn:schemas-microsoft-com:vml" xmlns:wp14="http://schemas.microsoft.com/office/word/2010/wordprocessingDrawing" xmlns:wp="http://schemas.openxmlformats.org/drawingml/2006/wordprocessingDrawing" xmlns:w10="urn:schemas-microsoft-com:office:word" xmlns:w="http://schemas.openxmlformats.org/wordprocessingml/2006/main" xmlns:w14="http://schemas.microsoft.com/office/word/2010/wordml" xmlns:w15="http://schemas.microsoft.com/office/word/2012/wordml" xmlns:w16cex="http://schemas.microsoft.com/office/word/2018/wordml/cex" xmlns:w16cid="http://schemas.microsoft.com/office/word/2016/wordml/cid" xmlns:w16="http://schemas.microsoft.com/office/word/2018/wordml" xmlns:w16sdtdh="http://schemas.microsoft.com/office/word/2020/wordml/sdtdatahash" xmlns:w16se="http://schemas.microsoft.com/office/word/2015/wordml/symex" xmlns:wpg="http://schemas.microsoft.com/office/word/2010/wordprocessingGroup" xmlns:wpi="http://schemas.microsoft.com/office/word/2010/wordprocessingInk" xmlns:wne="http://schemas.microsoft.com/office/word/2006/wordml" xmlns:wps="http://schemas.microsoft.com/office/word/2010/wordprocessingShape" mc:Ignorable="w14 w15 w16se w16cid w16 w16cex w16sdtdh wp14">
+  <w:p/>
+</w:ftr>
+</file>
+
+<file path=word/footer11.xml><?xml version="1.0" encoding="utf-8"?>
+<w:ftr xmlns:wpc="http://schemas.microsoft.com/office/word/2010/wordprocessingCanvas" xmlns:cx="http://schemas.microsoft.com/office/drawing/2014/chartex" xmlns:cx1="http://schemas.microsoft.com/office/drawing/2015/9/8/chartex" xmlns:cx2="http://schemas.microsoft.com/office/drawing/2015/10/21/chartex" xmlns:cx3="http://schemas.microsoft.com/office/drawing/2016/5/9/chartex" xmlns:cx4="http://schemas.microsoft.com/office/drawing/2016/5/10/chartex" xmlns:cx5="http://schemas.microsoft.com/office/drawing/2016/5/11/chartex" xmlns:cx6="http://schemas.microsoft.com/office/drawing/2016/5/12/chartex" xmlns:cx7="http://schemas.microsoft.com/office/drawing/2016/5/13/chartex" xmlns:cx8="http://schemas.microsoft.com/office/drawing/2016/5/14/chartex" xmlns:mc="http://schemas.openxmlformats.org/markup-compatibility/2006" xmlns:aink="http://schemas.microsoft.com/office/drawing/2016/ink" xmlns:am3d="http://schemas.microsoft.com/office/drawing/2017/model3d" xmlns:o="urn:schemas-microsoft-com:office:office" xmlns:r="http://schemas.openxmlformats.org/officeDocument/2006/relationships" xmlns:m="http://schemas.openxmlformats.org/officeDocument/2006/math" xmlns:v="urn:schemas-microsoft-com:vml" xmlns:wp14="http://schemas.microsoft.com/office/word/2010/wordprocessingDrawing" xmlns:wp="http://schemas.openxmlformats.org/drawingml/2006/wordprocessingDrawing" xmlns:w10="urn:schemas-microsoft-com:office:word" xmlns:w="http://schemas.openxmlformats.org/wordprocessingml/2006/main" xmlns:w14="http://schemas.microsoft.com/office/word/2010/wordml" xmlns:w15="http://schemas.microsoft.com/office/word/2012/wordml" xmlns:w16cex="http://schemas.microsoft.com/office/word/2018/wordml/cex" xmlns:w16cid="http://schemas.microsoft.com/office/word/2016/wordml/cid" xmlns:w16="http://schemas.microsoft.com/office/word/2018/wordml" xmlns:w16sdtdh="http://schemas.microsoft.com/office/word/2020/wordml/sdtdatahash" xmlns:w16se="http://schemas.microsoft.com/office/word/2015/wordml/symex" xmlns:wpg="http://schemas.microsoft.com/office/word/2010/wordprocessingGroup" xmlns:wpi="http://schemas.microsoft.com/office/word/2010/wordprocessingInk" xmlns:wne="http://schemas.microsoft.com/office/word/2006/wordml" xmlns:wps="http://schemas.microsoft.com/office/word/2010/wordprocessingShape" mc:Ignorable="w14 w15 w16se w16cid w16 w16cex w16sdtdh wp14">
+  <w:p/>
+</w:ftr>
+</file>
+
+<file path=word/footer12.xml><?xml version="1.0" encoding="utf-8"?>
+<w:ftr xmlns:wpc="http://schemas.microsoft.com/office/word/2010/wordprocessingCanvas" xmlns:cx="http://schemas.microsoft.com/office/drawing/2014/chartex" xmlns:cx1="http://schemas.microsoft.com/office/drawing/2015/9/8/chartex" xmlns:cx2="http://schemas.microsoft.com/office/drawing/2015/10/21/chartex" xmlns:cx3="http://schemas.microsoft.com/office/drawing/2016/5/9/chartex" xmlns:cx4="http://schemas.microsoft.com/office/drawing/2016/5/10/chartex" xmlns:cx5="http://schemas.microsoft.com/office/drawing/2016/5/11/chartex" xmlns:cx6="http://schemas.microsoft.com/office/drawing/2016/5/12/chartex" xmlns:cx7="http://schemas.microsoft.com/office/drawing/2016/5/13/chartex" xmlns:cx8="http://schemas.microsoft.com/office/drawing/2016/5/14/chartex" xmlns:mc="http://schemas.openxmlformats.org/markup-compatibility/2006" xmlns:aink="http://schemas.microsoft.com/office/drawing/2016/ink" xmlns:am3d="http://schemas.microsoft.com/office/drawing/2017/model3d" xmlns:o="urn:schemas-microsoft-com:office:office" xmlns:r="http://schemas.openxmlformats.org/officeDocument/2006/relationships" xmlns:m="http://schemas.openxmlformats.org/officeDocument/2006/math" xmlns:v="urn:schemas-microsoft-com:vml" xmlns:wp14="http://schemas.microsoft.com/office/word/2010/wordprocessingDrawing" xmlns:wp="http://schemas.openxmlformats.org/drawingml/2006/wordprocessingDrawing" xmlns:w10="urn:schemas-microsoft-com:office:word" xmlns:w="http://schemas.openxmlformats.org/wordprocessingml/2006/main" xmlns:w14="http://schemas.microsoft.com/office/word/2010/wordml" xmlns:w15="http://schemas.microsoft.com/office/word/2012/wordml" xmlns:w16cex="http://schemas.microsoft.com/office/word/2018/wordml/cex" xmlns:w16cid="http://schemas.microsoft.com/office/word/2016/wordml/cid" xmlns:w16="http://schemas.microsoft.com/office/word/2018/wordml" xmlns:w16sdtdh="http://schemas.microsoft.com/office/word/2020/wordml/sdtdatahash" xmlns:w16se="http://schemas.microsoft.com/office/word/2015/wordml/symex" xmlns:wpg="http://schemas.microsoft.com/office/word/2010/wordprocessingGroup" xmlns:wpi="http://schemas.microsoft.com/office/word/2010/wordprocessingInk" xmlns:wne="http://schemas.microsoft.com/office/word/2006/wordml" xmlns:wps="http://schemas.microsoft.com/office/word/2010/wordprocessingShape" mc:Ignorable="w14 w15 w16se w16cid w16 w16cex w16sdtdh wp14">
+  <w:p/>
+</w:ftr>
+</file>
+
+<file path=word/footer13.xml><?xml version="1.0" encoding="utf-8"?>
+<w:ftr xmlns:wpc="http://schemas.microsoft.com/office/word/2010/wordprocessingCanvas" xmlns:cx="http://schemas.microsoft.com/office/drawing/2014/chartex" xmlns:cx1="http://schemas.microsoft.com/office/drawing/2015/9/8/chartex" xmlns:cx2="http://schemas.microsoft.com/office/drawing/2015/10/21/chartex" xmlns:cx3="http://schemas.microsoft.com/office/drawing/2016/5/9/chartex" xmlns:cx4="http://schemas.microsoft.com/office/drawing/2016/5/10/chartex" xmlns:cx5="http://schemas.microsoft.com/office/drawing/2016/5/11/chartex" xmlns:cx6="http://schemas.microsoft.com/office/drawing/2016/5/12/chartex" xmlns:cx7="http://schemas.microsoft.com/office/drawing/2016/5/13/chartex" xmlns:cx8="http://schemas.microsoft.com/office/drawing/2016/5/14/chartex" xmlns:mc="http://schemas.openxmlformats.org/markup-compatibility/2006" xmlns:aink="http://schemas.microsoft.com/office/drawing/2016/ink" xmlns:am3d="http://schemas.microsoft.com/office/drawing/2017/model3d" xmlns:o="urn:schemas-microsoft-com:office:office" xmlns:r="http://schemas.openxmlformats.org/officeDocument/2006/relationships" xmlns:m="http://schemas.openxmlformats.org/officeDocument/2006/math" xmlns:v="urn:schemas-microsoft-com:vml" xmlns:wp14="http://schemas.microsoft.com/office/word/2010/wordprocessingDrawing" xmlns:wp="http://schemas.openxmlformats.org/drawingml/2006/wordprocessingDrawing" xmlns:w10="urn:schemas-microsoft-com:office:word" xmlns:w="http://schemas.openxmlformats.org/wordprocessingml/2006/main" xmlns:w14="http://schemas.microsoft.com/office/word/2010/wordml" xmlns:w15="http://schemas.microsoft.com/office/word/2012/wordml" xmlns:w16cex="http://schemas.microsoft.com/office/word/2018/wordml/cex" xmlns:w16cid="http://schemas.microsoft.com/office/word/2016/wordml/cid" xmlns:w16="http://schemas.microsoft.com/office/word/2018/wordml" xmlns:w16sdtdh="http://schemas.microsoft.com/office/word/2020/wordml/sdtdatahash" xmlns:w16se="http://schemas.microsoft.com/office/word/2015/wordml/symex" xmlns:wpg="http://schemas.microsoft.com/office/word/2010/wordprocessingGroup" xmlns:wpi="http://schemas.microsoft.com/office/word/2010/wordprocessingInk" xmlns:wne="http://schemas.microsoft.com/office/word/2006/wordml" xmlns:wps="http://schemas.microsoft.com/office/word/2010/wordprocessingShape" mc:Ignorable="w14 w15 w16se w16cid w16 w16cex w16sdtdh wp14">
+  <w:p/>
+</w:ftr>
+</file>
+
+<file path=word/footer14.xml><?xml version="1.0" encoding="utf-8"?>
+<w:ftr xmlns:wpc="http://schemas.microsoft.com/office/word/2010/wordprocessingCanvas" xmlns:cx="http://schemas.microsoft.com/office/drawing/2014/chartex" xmlns:cx1="http://schemas.microsoft.com/office/drawing/2015/9/8/chartex" xmlns:cx2="http://schemas.microsoft.com/office/drawing/2015/10/21/chartex" xmlns:cx3="http://schemas.microsoft.com/office/drawing/2016/5/9/chartex" xmlns:cx4="http://schemas.microsoft.com/office/drawing/2016/5/10/chartex" xmlns:cx5="http://schemas.microsoft.com/office/drawing/2016/5/11/chartex" xmlns:cx6="http://schemas.microsoft.com/office/drawing/2016/5/12/chartex" xmlns:cx7="http://schemas.microsoft.com/office/drawing/2016/5/13/chartex" xmlns:cx8="http://schemas.microsoft.com/office/drawing/2016/5/14/chartex" xmlns:mc="http://schemas.openxmlformats.org/markup-compatibility/2006" xmlns:aink="http://schemas.microsoft.com/office/drawing/2016/ink" xmlns:am3d="http://schemas.microsoft.com/office/drawing/2017/model3d" xmlns:o="urn:schemas-microsoft-com:office:office" xmlns:r="http://schemas.openxmlformats.org/officeDocument/2006/relationships" xmlns:m="http://schemas.openxmlformats.org/officeDocument/2006/math" xmlns:v="urn:schemas-microsoft-com:vml" xmlns:wp14="http://schemas.microsoft.com/office/word/2010/wordprocessingDrawing" xmlns:wp="http://schemas.openxmlformats.org/drawingml/2006/wordprocessingDrawing" xmlns:w10="urn:schemas-microsoft-com:office:word" xmlns:w="http://schemas.openxmlformats.org/wordprocessingml/2006/main" xmlns:w14="http://schemas.microsoft.com/office/word/2010/wordml" xmlns:w15="http://schemas.microsoft.com/office/word/2012/wordml" xmlns:w16cex="http://schemas.microsoft.com/office/word/2018/wordml/cex" xmlns:w16cid="http://schemas.microsoft.com/office/word/2016/wordml/cid" xmlns:w16="http://schemas.microsoft.com/office/word/2018/wordml" xmlns:w16sdtdh="http://schemas.microsoft.com/office/word/2020/wordml/sdtdatahash" xmlns:w16se="http://schemas.microsoft.com/office/word/2015/wordml/symex" xmlns:wpg="http://schemas.microsoft.com/office/word/2010/wordprocessingGroup" xmlns:wpi="http://schemas.microsoft.com/office/word/2010/wordprocessingInk" xmlns:wne="http://schemas.microsoft.com/office/word/2006/wordml" xmlns:wps="http://schemas.microsoft.com/office/word/2010/wordprocessingShape" mc:Ignorable="w14 w15 w16se w16cid w16 w16cex w16sdtdh wp14">
+  <w:p/>
+</w:ftr>
+</file>
+
+<file path=word/footer15.xml><?xml version="1.0" encoding="utf-8"?>
+<w:ftr xmlns:wpc="http://schemas.microsoft.com/office/word/2010/wordprocessingCanvas" xmlns:cx="http://schemas.microsoft.com/office/drawing/2014/chartex" xmlns:cx1="http://schemas.microsoft.com/office/drawing/2015/9/8/chartex" xmlns:cx2="http://schemas.microsoft.com/office/drawing/2015/10/21/chartex" xmlns:cx3="http://schemas.microsoft.com/office/drawing/2016/5/9/chartex" xmlns:cx4="http://schemas.microsoft.com/office/drawing/2016/5/10/chartex" xmlns:cx5="http://schemas.microsoft.com/office/drawing/2016/5/11/chartex" xmlns:cx6="http://schemas.microsoft.com/office/drawing/2016/5/12/chartex" xmlns:cx7="http://schemas.microsoft.com/office/drawing/2016/5/13/chartex" xmlns:cx8="http://schemas.microsoft.com/office/drawing/2016/5/14/chartex" xmlns:mc="http://schemas.openxmlformats.org/markup-compatibility/2006" xmlns:aink="http://schemas.microsoft.com/office/drawing/2016/ink" xmlns:am3d="http://schemas.microsoft.com/office/drawing/2017/model3d" xmlns:o="urn:schemas-microsoft-com:office:office" xmlns:r="http://schemas.openxmlformats.org/officeDocument/2006/relationships" xmlns:m="http://schemas.openxmlformats.org/officeDocument/2006/math" xmlns:v="urn:schemas-microsoft-com:vml" xmlns:wp14="http://schemas.microsoft.com/office/word/2010/wordprocessingDrawing" xmlns:wp="http://schemas.openxmlformats.org/drawingml/2006/wordprocessingDrawing" xmlns:w10="urn:schemas-microsoft-com:office:word" xmlns:w="http://schemas.openxmlformats.org/wordprocessingml/2006/main" xmlns:w14="http://schemas.microsoft.com/office/word/2010/wordml" xmlns:w15="http://schemas.microsoft.com/office/word/2012/wordml" xmlns:w16cex="http://schemas.microsoft.com/office/word/2018/wordml/cex" xmlns:w16cid="http://schemas.microsoft.com/office/word/2016/wordml/cid" xmlns:w16="http://schemas.microsoft.com/office/word/2018/wordml" xmlns:w16sdtdh="http://schemas.microsoft.com/office/word/2020/wordml/sdtdatahash" xmlns:w16se="http://schemas.microsoft.com/office/word/2015/wordml/symex" xmlns:wpg="http://schemas.microsoft.com/office/word/2010/wordprocessingGroup" xmlns:wpi="http://schemas.microsoft.com/office/word/2010/wordprocessingInk" xmlns:wne="http://schemas.microsoft.com/office/word/2006/wordml" xmlns:wps="http://schemas.microsoft.com/office/word/2010/wordprocessingShape" mc:Ignorable="w14 w15 w16se w16cid w16 w16cex w16sdtdh wp14">
+  <w:p/>
+</w:ftr>
+</file>
+
+<file path=word/footer16.xml><?xml version="1.0" encoding="utf-8"?>
+<w:ftr xmlns:wpc="http://schemas.microsoft.com/office/word/2010/wordprocessingCanvas" xmlns:cx="http://schemas.microsoft.com/office/drawing/2014/chartex" xmlns:cx1="http://schemas.microsoft.com/office/drawing/2015/9/8/chartex" xmlns:cx2="http://schemas.microsoft.com/office/drawing/2015/10/21/chartex" xmlns:cx3="http://schemas.microsoft.com/office/drawing/2016/5/9/chartex" xmlns:cx4="http://schemas.microsoft.com/office/drawing/2016/5/10/chartex" xmlns:cx5="http://schemas.microsoft.com/office/drawing/2016/5/11/chartex" xmlns:cx6="http://schemas.microsoft.com/office/drawing/2016/5/12/chartex" xmlns:cx7="http://schemas.microsoft.com/office/drawing/2016/5/13/chartex" xmlns:cx8="http://schemas.microsoft.com/office/drawing/2016/5/14/chartex" xmlns:mc="http://schemas.openxmlformats.org/markup-compatibility/2006" xmlns:aink="http://schemas.microsoft.com/office/drawing/2016/ink" xmlns:am3d="http://schemas.microsoft.com/office/drawing/2017/model3d" xmlns:o="urn:schemas-microsoft-com:office:office" xmlns:r="http://schemas.openxmlformats.org/officeDocument/2006/relationships" xmlns:m="http://schemas.openxmlformats.org/officeDocument/2006/math" xmlns:v="urn:schemas-microsoft-com:vml" xmlns:wp14="http://schemas.microsoft.com/office/word/2010/wordprocessingDrawing" xmlns:wp="http://schemas.openxmlformats.org/drawingml/2006/wordprocessingDrawing" xmlns:w10="urn:schemas-microsoft-com:office:word" xmlns:w="http://schemas.openxmlformats.org/wordprocessingml/2006/main" xmlns:w14="http://schemas.microsoft.com/office/word/2010/wordml" xmlns:w15="http://schemas.microsoft.com/office/word/2012/wordml" xmlns:w16cex="http://schemas.microsoft.com/office/word/2018/wordml/cex" xmlns:w16cid="http://schemas.microsoft.com/office/word/2016/wordml/cid" xmlns:w16="http://schemas.microsoft.com/office/word/2018/wordml" xmlns:w16sdtdh="http://schemas.microsoft.com/office/word/2020/wordml/sdtdatahash" xmlns:w16se="http://schemas.microsoft.com/office/word/2015/wordml/symex" xmlns:wpg="http://schemas.microsoft.com/office/word/2010/wordprocessingGroup" xmlns:wpi="http://schemas.microsoft.com/office/word/2010/wordprocessingInk" xmlns:wne="http://schemas.microsoft.com/office/word/2006/wordml" xmlns:wps="http://schemas.microsoft.com/office/word/2010/wordprocessingShape" mc:Ignorable="w14 w15 w16se w16cid w16 w16cex w16sdtdh wp14">
+  <w:p/>
+</w:ftr>
+</file>
+
+<file path=word/footer17.xml><?xml version="1.0" encoding="utf-8"?>
+<w:ftr xmlns:wpc="http://schemas.microsoft.com/office/word/2010/wordprocessingCanvas" xmlns:cx="http://schemas.microsoft.com/office/drawing/2014/chartex" xmlns:cx1="http://schemas.microsoft.com/office/drawing/2015/9/8/chartex" xmlns:cx2="http://schemas.microsoft.com/office/drawing/2015/10/21/chartex" xmlns:cx3="http://schemas.microsoft.com/office/drawing/2016/5/9/chartex" xmlns:cx4="http://schemas.microsoft.com/office/drawing/2016/5/10/chartex" xmlns:cx5="http://schemas.microsoft.com/office/drawing/2016/5/11/chartex" xmlns:cx6="http://schemas.microsoft.com/office/drawing/2016/5/12/chartex" xmlns:cx7="http://schemas.microsoft.com/office/drawing/2016/5/13/chartex" xmlns:cx8="http://schemas.microsoft.com/office/drawing/2016/5/14/chartex" xmlns:mc="http://schemas.openxmlformats.org/markup-compatibility/2006" xmlns:aink="http://schemas.microsoft.com/office/drawing/2016/ink" xmlns:am3d="http://schemas.microsoft.com/office/drawing/2017/model3d" xmlns:o="urn:schemas-microsoft-com:office:office" xmlns:r="http://schemas.openxmlformats.org/officeDocument/2006/relationships" xmlns:m="http://schemas.openxmlformats.org/officeDocument/2006/math" xmlns:v="urn:schemas-microsoft-com:vml" xmlns:wp14="http://schemas.microsoft.com/office/word/2010/wordprocessingDrawing" xmlns:wp="http://schemas.openxmlformats.org/drawingml/2006/wordprocessingDrawing" xmlns:w10="urn:schemas-microsoft-com:office:word" xmlns:w="http://schemas.openxmlformats.org/wordprocessingml/2006/main" xmlns:w14="http://schemas.microsoft.com/office/word/2010/wordml" xmlns:w15="http://schemas.microsoft.com/office/word/2012/wordml" xmlns:w16cex="http://schemas.microsoft.com/office/word/2018/wordml/cex" xmlns:w16cid="http://schemas.microsoft.com/office/word/2016/wordml/cid" xmlns:w16="http://schemas.microsoft.com/office/word/2018/wordml" xmlns:w16sdtdh="http://schemas.microsoft.com/office/word/2020/wordml/sdtdatahash" xmlns:w16se="http://schemas.microsoft.com/office/word/2015/wordml/symex" xmlns:wpg="http://schemas.microsoft.com/office/word/2010/wordprocessingGroup" xmlns:wpi="http://schemas.microsoft.com/office/word/2010/wordprocessingInk" xmlns:wne="http://schemas.microsoft.com/office/word/2006/wordml" xmlns:wps="http://schemas.microsoft.com/office/word/2010/wordprocessingShape" mc:Ignorable="w14 w15 w16se w16cid w16 w16cex w16sdtdh wp14">
+  <w:p/>
+</w:ftr>
+</file>
+
+<file path=word/footer18.xml><?xml version="1.0" encoding="utf-8"?>
+<w:ftr xmlns:wpc="http://schemas.microsoft.com/office/word/2010/wordprocessingCanvas" xmlns:cx="http://schemas.microsoft.com/office/drawing/2014/chartex" xmlns:cx1="http://schemas.microsoft.com/office/drawing/2015/9/8/chartex" xmlns:cx2="http://schemas.microsoft.com/office/drawing/2015/10/21/chartex" xmlns:cx3="http://schemas.microsoft.com/office/drawing/2016/5/9/chartex" xmlns:cx4="http://schemas.microsoft.com/office/drawing/2016/5/10/chartex" xmlns:cx5="http://schemas.microsoft.com/office/drawing/2016/5/11/chartex" xmlns:cx6="http://schemas.microsoft.com/office/drawing/2016/5/12/chartex" xmlns:cx7="http://schemas.microsoft.com/office/drawing/2016/5/13/chartex" xmlns:cx8="http://schemas.microsoft.com/office/drawing/2016/5/14/chartex" xmlns:mc="http://schemas.openxmlformats.org/markup-compatibility/2006" xmlns:aink="http://schemas.microsoft.com/office/drawing/2016/ink" xmlns:am3d="http://schemas.microsoft.com/office/drawing/2017/model3d" xmlns:o="urn:schemas-microsoft-com:office:office" xmlns:r="http://schemas.openxmlformats.org/officeDocument/2006/relationships" xmlns:m="http://schemas.openxmlformats.org/officeDocument/2006/math" xmlns:v="urn:schemas-microsoft-com:vml" xmlns:wp14="http://schemas.microsoft.com/office/word/2010/wordprocessingDrawing" xmlns:wp="http://schemas.openxmlformats.org/drawingml/2006/wordprocessingDrawing" xmlns:w10="urn:schemas-microsoft-com:office:word" xmlns:w="http://schemas.openxmlformats.org/wordprocessingml/2006/main" xmlns:w14="http://schemas.microsoft.com/office/word/2010/wordml" xmlns:w15="http://schemas.microsoft.com/office/word/2012/wordml" xmlns:w16cex="http://schemas.microsoft.com/office/word/2018/wordml/cex" xmlns:w16cid="http://schemas.microsoft.com/office/word/2016/wordml/cid" xmlns:w16="http://schemas.microsoft.com/office/word/2018/wordml" xmlns:w16sdtdh="http://schemas.microsoft.com/office/word/2020/wordml/sdtdatahash" xmlns:w16se="http://schemas.microsoft.com/office/word/2015/wordml/symex" xmlns:wpg="http://schemas.microsoft.com/office/word/2010/wordprocessingGroup" xmlns:wpi="http://schemas.microsoft.com/office/word/2010/wordprocessingInk" xmlns:wne="http://schemas.microsoft.com/office/word/2006/wordml" xmlns:wps="http://schemas.microsoft.com/office/word/2010/wordprocessingShape" mc:Ignorable="w14 w15 w16se w16cid w16 w16cex w16sdtdh wp14">
+  <w:p/>
+</w:ftr>
+</file>
+
+<file path=word/footer19.xml><?xml version="1.0" encoding="utf-8"?>
+<w:ftr xmlns:wpc="http://schemas.microsoft.com/office/word/2010/wordprocessingCanvas" xmlns:cx="http://schemas.microsoft.com/office/drawing/2014/chartex" xmlns:cx1="http://schemas.microsoft.com/office/drawing/2015/9/8/chartex" xmlns:cx2="http://schemas.microsoft.com/office/drawing/2015/10/21/chartex" xmlns:cx3="http://schemas.microsoft.com/office/drawing/2016/5/9/chartex" xmlns:cx4="http://schemas.microsoft.com/office/drawing/2016/5/10/chartex" xmlns:cx5="http://schemas.microsoft.com/office/drawing/2016/5/11/chartex" xmlns:cx6="http://schemas.microsoft.com/office/drawing/2016/5/12/chartex" xmlns:cx7="http://schemas.microsoft.com/office/drawing/2016/5/13/chartex" xmlns:cx8="http://schemas.microsoft.com/office/drawing/2016/5/14/chartex" xmlns:mc="http://schemas.openxmlformats.org/markup-compatibility/2006" xmlns:aink="http://schemas.microsoft.com/office/drawing/2016/ink" xmlns:am3d="http://schemas.microsoft.com/office/drawing/2017/model3d" xmlns:o="urn:schemas-microsoft-com:office:office" xmlns:r="http://schemas.openxmlformats.org/officeDocument/2006/relationships" xmlns:m="http://schemas.openxmlformats.org/officeDocument/2006/math" xmlns:v="urn:schemas-microsoft-com:vml" xmlns:wp14="http://schemas.microsoft.com/office/word/2010/wordprocessingDrawing" xmlns:wp="http://schemas.openxmlformats.org/drawingml/2006/wordprocessingDrawing" xmlns:w10="urn:schemas-microsoft-com:office:word" xmlns:w="http://schemas.openxmlformats.org/wordprocessingml/2006/main" xmlns:w14="http://schemas.microsoft.com/office/word/2010/wordml" xmlns:w15="http://schemas.microsoft.com/office/word/2012/wordml" xmlns:w16cex="http://schemas.microsoft.com/office/word/2018/wordml/cex" xmlns:w16cid="http://schemas.microsoft.com/office/word/2016/wordml/cid" xmlns:w16="http://schemas.microsoft.com/office/word/2018/wordml" xmlns:w16sdtdh="http://schemas.microsoft.com/office/word/2020/wordml/sdtdatahash" xmlns:w16se="http://schemas.microsoft.com/office/word/2015/wordml/symex" xmlns:wpg="http://schemas.microsoft.com/office/word/2010/wordprocessingGroup" xmlns:wpi="http://schemas.microsoft.com/office/word/2010/wordprocessingInk" xmlns:wne="http://schemas.microsoft.com/office/word/2006/wordml" xmlns:wps="http://schemas.microsoft.com/office/word/2010/wordprocessingShape" mc:Ignorable="w14 w15 w16se w16cid w16 w16cex w16sdtdh wp14">
+  <w:p/>
+</w:ftr>
+</file>
+
+<file path=word/footer2.xml><?xml version="1.0" encoding="utf-8"?>
+<w:ftr xmlns:wpc="http://schemas.microsoft.com/office/word/2010/wordprocessingCanvas" xmlns:cx="http://schemas.microsoft.com/office/drawing/2014/chartex" xmlns:cx1="http://schemas.microsoft.com/office/drawing/2015/9/8/chartex" xmlns:cx2="http://schemas.microsoft.com/office/drawing/2015/10/21/chartex" xmlns:cx3="http://schemas.microsoft.com/office/drawing/2016/5/9/chartex" xmlns:cx4="http://schemas.microsoft.com/office/drawing/2016/5/10/chartex" xmlns:cx5="http://schemas.microsoft.com/office/drawing/2016/5/11/chartex" xmlns:cx6="http://schemas.microsoft.com/office/drawing/2016/5/12/chartex" xmlns:cx7="http://schemas.microsoft.com/office/drawing/2016/5/13/chartex" xmlns:cx8="http://schemas.microsoft.com/office/drawing/2016/5/14/chartex" xmlns:mc="http://schemas.openxmlformats.org/markup-compatibility/2006" xmlns:aink="http://schemas.microsoft.com/office/drawing/2016/ink" xmlns:am3d="http://schemas.microsoft.com/office/drawing/2017/model3d" xmlns:o="urn:schemas-microsoft-com:office:office" xmlns:r="http://schemas.openxmlformats.org/officeDocument/2006/relationships" xmlns:m="http://schemas.openxmlformats.org/officeDocument/2006/math" xmlns:v="urn:schemas-microsoft-com:vml" xmlns:wp14="http://schemas.microsoft.com/office/word/2010/wordprocessingDrawing" xmlns:wp="http://schemas.openxmlformats.org/drawingml/2006/wordprocessingDrawing" xmlns:w10="urn:schemas-microsoft-com:office:word" xmlns:w="http://schemas.openxmlformats.org/wordprocessingml/2006/main" xmlns:w14="http://schemas.microsoft.com/office/word/2010/wordml" xmlns:w15="http://schemas.microsoft.com/office/word/2012/wordml" xmlns:w16cex="http://schemas.microsoft.com/office/word/2018/wordml/cex" xmlns:w16cid="http://schemas.microsoft.com/office/word/2016/wordml/cid" xmlns:w16="http://schemas.microsoft.com/office/word/2018/wordml" xmlns:w16sdtdh="http://schemas.microsoft.com/office/word/2020/wordml/sdtdatahash" xmlns:w16se="http://schemas.microsoft.com/office/word/2015/wordml/symex" xmlns:wpg="http://schemas.microsoft.com/office/word/2010/wordprocessingGroup" xmlns:wpi="http://schemas.microsoft.com/office/word/2010/wordprocessingInk" xmlns:wne="http://schemas.microsoft.com/office/word/2006/wordml" xmlns:wps="http://schemas.microsoft.com/office/word/2010/wordprocessingShape" mc:Ignorable="w14 w15 w16se w16cid w16 w16cex w16sdtdh wp14">
+  <w:p/>
+</w:ftr>
+</file>
+
+<file path=word/footer20.xml><?xml version="1.0" encoding="utf-8"?>
+<w:ftr xmlns:wpc="http://schemas.microsoft.com/office/word/2010/wordprocessingCanvas" xmlns:cx="http://schemas.microsoft.com/office/drawing/2014/chartex" xmlns:cx1="http://schemas.microsoft.com/office/drawing/2015/9/8/chartex" xmlns:cx2="http://schemas.microsoft.com/office/drawing/2015/10/21/chartex" xmlns:cx3="http://schemas.microsoft.com/office/drawing/2016/5/9/chartex" xmlns:cx4="http://schemas.microsoft.com/office/drawing/2016/5/10/chartex" xmlns:cx5="http://schemas.microsoft.com/office/drawing/2016/5/11/chartex" xmlns:cx6="http://schemas.microsoft.com/office/drawing/2016/5/12/chartex" xmlns:cx7="http://schemas.microsoft.com/office/drawing/2016/5/13/chartex" xmlns:cx8="http://schemas.microsoft.com/office/drawing/2016/5/14/chartex" xmlns:mc="http://schemas.openxmlformats.org/markup-compatibility/2006" xmlns:aink="http://schemas.microsoft.com/office/drawing/2016/ink" xmlns:am3d="http://schemas.microsoft.com/office/drawing/2017/model3d" xmlns:o="urn:schemas-microsoft-com:office:office" xmlns:r="http://schemas.openxmlformats.org/officeDocument/2006/relationships" xmlns:m="http://schemas.openxmlformats.org/officeDocument/2006/math" xmlns:v="urn:schemas-microsoft-com:vml" xmlns:wp14="http://schemas.microsoft.com/office/word/2010/wordprocessingDrawing" xmlns:wp="http://schemas.openxmlformats.org/drawingml/2006/wordprocessingDrawing" xmlns:w10="urn:schemas-microsoft-com:office:word" xmlns:w="http://schemas.openxmlformats.org/wordprocessingml/2006/main" xmlns:w14="http://schemas.microsoft.com/office/word/2010/wordml" xmlns:w15="http://schemas.microsoft.com/office/word/2012/wordml" xmlns:w16cex="http://schemas.microsoft.com/office/word/2018/wordml/cex" xmlns:w16cid="http://schemas.microsoft.com/office/word/2016/wordml/cid" xmlns:w16="http://schemas.microsoft.com/office/word/2018/wordml" xmlns:w16sdtdh="http://schemas.microsoft.com/office/word/2020/wordml/sdtdatahash" xmlns:w16se="http://schemas.microsoft.com/office/word/2015/wordml/symex" xmlns:wpg="http://schemas.microsoft.com/office/word/2010/wordprocessingGroup" xmlns:wpi="http://schemas.microsoft.com/office/word/2010/wordprocessingInk" xmlns:wne="http://schemas.microsoft.com/office/word/2006/wordml" xmlns:wps="http://schemas.microsoft.com/office/word/2010/wordprocessingShape" mc:Ignorable="w14 w15 w16se w16cid w16 w16cex w16sdtdh wp14">
+  <w:p/>
+</w:ftr>
+</file>
+
+<file path=word/footer21.xml><?xml version="1.0" encoding="utf-8"?>
+<w:ftr xmlns:wpc="http://schemas.microsoft.com/office/word/2010/wordprocessingCanvas" xmlns:cx="http://schemas.microsoft.com/office/drawing/2014/chartex" xmlns:cx1="http://schemas.microsoft.com/office/drawing/2015/9/8/chartex" xmlns:cx2="http://schemas.microsoft.com/office/drawing/2015/10/21/chartex" xmlns:cx3="http://schemas.microsoft.com/office/drawing/2016/5/9/chartex" xmlns:cx4="http://schemas.microsoft.com/office/drawing/2016/5/10/chartex" xmlns:cx5="http://schemas.microsoft.com/office/drawing/2016/5/11/chartex" xmlns:cx6="http://schemas.microsoft.com/office/drawing/2016/5/12/chartex" xmlns:cx7="http://schemas.microsoft.com/office/drawing/2016/5/13/chartex" xmlns:cx8="http://schemas.microsoft.com/office/drawing/2016/5/14/chartex" xmlns:mc="http://schemas.openxmlformats.org/markup-compatibility/2006" xmlns:aink="http://schemas.microsoft.com/office/drawing/2016/ink" xmlns:am3d="http://schemas.microsoft.com/office/drawing/2017/model3d" xmlns:o="urn:schemas-microsoft-com:office:office" xmlns:r="http://schemas.openxmlformats.org/officeDocument/2006/relationships" xmlns:m="http://schemas.openxmlformats.org/officeDocument/2006/math" xmlns:v="urn:schemas-microsoft-com:vml" xmlns:wp14="http://schemas.microsoft.com/office/word/2010/wordprocessingDrawing" xmlns:wp="http://schemas.openxmlformats.org/drawingml/2006/wordprocessingDrawing" xmlns:w10="urn:schemas-microsoft-com:office:word" xmlns:w="http://schemas.openxmlformats.org/wordprocessingml/2006/main" xmlns:w14="http://schemas.microsoft.com/office/word/2010/wordml" xmlns:w15="http://schemas.microsoft.com/office/word/2012/wordml" xmlns:w16cex="http://schemas.microsoft.com/office/word/2018/wordml/cex" xmlns:w16cid="http://schemas.microsoft.com/office/word/2016/wordml/cid" xmlns:w16="http://schemas.microsoft.com/office/word/2018/wordml" xmlns:w16sdtdh="http://schemas.microsoft.com/office/word/2020/wordml/sdtdatahash" xmlns:w16se="http://schemas.microsoft.com/office/word/2015/wordml/symex" xmlns:wpg="http://schemas.microsoft.com/office/word/2010/wordprocessingGroup" xmlns:wpi="http://schemas.microsoft.com/office/word/2010/wordprocessingInk" xmlns:wne="http://schemas.microsoft.com/office/word/2006/wordml" xmlns:wps="http://schemas.microsoft.com/office/word/2010/wordprocessingShape" mc:Ignorable="w14 w15 w16se w16cid w16 w16cex w16sdtdh wp14">
+  <w:p/>
+</w:ftr>
+</file>
+
+<file path=word/footer3.xml><?xml version="1.0" encoding="utf-8"?>
+<w:ftr xmlns:wpc="http://schemas.microsoft.com/office/word/2010/wordprocessingCanvas" xmlns:cx="http://schemas.microsoft.com/office/drawing/2014/chartex" xmlns:cx1="http://schemas.microsoft.com/office/drawing/2015/9/8/chartex" xmlns:cx2="http://schemas.microsoft.com/office/drawing/2015/10/21/chartex" xmlns:cx3="http://schemas.microsoft.com/office/drawing/2016/5/9/chartex" xmlns:cx4="http://schemas.microsoft.com/office/drawing/2016/5/10/chartex" xmlns:cx5="http://schemas.microsoft.com/office/drawing/2016/5/11/chartex" xmlns:cx6="http://schemas.microsoft.com/office/drawing/2016/5/12/chartex" xmlns:cx7="http://schemas.microsoft.com/office/drawing/2016/5/13/chartex" xmlns:cx8="http://schemas.microsoft.com/office/drawing/2016/5/14/chartex" xmlns:mc="http://schemas.openxmlformats.org/markup-compatibility/2006" xmlns:aink="http://schemas.microsoft.com/office/drawing/2016/ink" xmlns:am3d="http://schemas.microsoft.com/office/drawing/2017/model3d" xmlns:o="urn:schemas-microsoft-com:office:office" xmlns:r="http://schemas.openxmlformats.org/officeDocument/2006/relationships" xmlns:m="http://schemas.openxmlformats.org/officeDocument/2006/math" xmlns:v="urn:schemas-microsoft-com:vml" xmlns:wp14="http://schemas.microsoft.com/office/word/2010/wordprocessingDrawing" xmlns:wp="http://schemas.openxmlformats.org/drawingml/2006/wordprocessingDrawing" xmlns:w10="urn:schemas-microsoft-com:office:word" xmlns:w="http://schemas.openxmlformats.org/wordprocessingml/2006/main" xmlns:w14="http://schemas.microsoft.com/office/word/2010/wordml" xmlns:w15="http://schemas.microsoft.com/office/word/2012/wordml" xmlns:w16cex="http://schemas.microsoft.com/office/word/2018/wordml/cex" xmlns:w16cid="http://schemas.microsoft.com/office/word/2016/wordml/cid" xmlns:w16="http://schemas.microsoft.com/office/word/2018/wordml" xmlns:w16sdtdh="http://schemas.microsoft.com/office/word/2020/wordml/sdtdatahash" xmlns:w16se="http://schemas.microsoft.com/office/word/2015/wordml/symex" xmlns:wpg="http://schemas.microsoft.com/office/word/2010/wordprocessingGroup" xmlns:wpi="http://schemas.microsoft.com/office/word/2010/wordprocessingInk" xmlns:wne="http://schemas.microsoft.com/office/word/2006/wordml" xmlns:wps="http://schemas.microsoft.com/office/word/2010/wordprocessingShape" mc:Ignorable="w14 w15 w16se w16cid w16 w16cex w16sdtdh wp14">
+  <w:p/>
+</w:ftr>
+</file>
+
+<file path=word/footer4.xml><?xml version="1.0" encoding="utf-8"?>
+<w:ftr xmlns:wpc="http://schemas.microsoft.com/office/word/2010/wordprocessingCanvas" xmlns:cx="http://schemas.microsoft.com/office/drawing/2014/chartex" xmlns:cx1="http://schemas.microsoft.com/office/drawing/2015/9/8/chartex" xmlns:cx2="http://schemas.microsoft.com/office/drawing/2015/10/21/chartex" xmlns:cx3="http://schemas.microsoft.com/office/drawing/2016/5/9/chartex" xmlns:cx4="http://schemas.microsoft.com/office/drawing/2016/5/10/chartex" xmlns:cx5="http://schemas.microsoft.com/office/drawing/2016/5/11/chartex" xmlns:cx6="http://schemas.microsoft.com/office/drawing/2016/5/12/chartex" xmlns:cx7="http://schemas.microsoft.com/office/drawing/2016/5/13/chartex" xmlns:cx8="http://schemas.microsoft.com/office/drawing/2016/5/14/chartex" xmlns:mc="http://schemas.openxmlformats.org/markup-compatibility/2006" xmlns:aink="http://schemas.microsoft.com/office/drawing/2016/ink" xmlns:am3d="http://schemas.microsoft.com/office/drawing/2017/model3d" xmlns:o="urn:schemas-microsoft-com:office:office" xmlns:r="http://schemas.openxmlformats.org/officeDocument/2006/relationships" xmlns:m="http://schemas.openxmlformats.org/officeDocument/2006/math" xmlns:v="urn:schemas-microsoft-com:vml" xmlns:wp14="http://schemas.microsoft.com/office/word/2010/wordprocessingDrawing" xmlns:wp="http://schemas.openxmlformats.org/drawingml/2006/wordprocessingDrawing" xmlns:w10="urn:schemas-microsoft-com:office:word" xmlns:w="http://schemas.openxmlformats.org/wordprocessingml/2006/main" xmlns:w14="http://schemas.microsoft.com/office/word/2010/wordml" xmlns:w15="http://schemas.microsoft.com/office/word/2012/wordml" xmlns:w16cex="http://schemas.microsoft.com/office/word/2018/wordml/cex" xmlns:w16cid="http://schemas.microsoft.com/office/word/2016/wordml/cid" xmlns:w16="http://schemas.microsoft.com/office/word/2018/wordml" xmlns:w16sdtdh="http://schemas.microsoft.com/office/word/2020/wordml/sdtdatahash" xmlns:w16se="http://schemas.microsoft.com/office/word/2015/wordml/symex" xmlns:wpg="http://schemas.microsoft.com/office/word/2010/wordprocessingGroup" xmlns:wpi="http://schemas.microsoft.com/office/word/2010/wordprocessingInk" xmlns:wne="http://schemas.microsoft.com/office/word/2006/wordml" xmlns:wps="http://schemas.microsoft.com/office/word/2010/wordprocessingShape" mc:Ignorable="w14 w15 w16se w16cid w16 w16cex w16sdtdh wp14">
+  <w:p/>
+</w:ftr>
+</file>
+
+<file path=word/footer5.xml><?xml version="1.0" encoding="utf-8"?>
+<w:ftr xmlns:wpc="http://schemas.microsoft.com/office/word/2010/wordprocessingCanvas" xmlns:cx="http://schemas.microsoft.com/office/drawing/2014/chartex" xmlns:cx1="http://schemas.microsoft.com/office/drawing/2015/9/8/chartex" xmlns:cx2="http://schemas.microsoft.com/office/drawing/2015/10/21/chartex" xmlns:cx3="http://schemas.microsoft.com/office/drawing/2016/5/9/chartex" xmlns:cx4="http://schemas.microsoft.com/office/drawing/2016/5/10/chartex" xmlns:cx5="http://schemas.microsoft.com/office/drawing/2016/5/11/chartex" xmlns:cx6="http://schemas.microsoft.com/office/drawing/2016/5/12/chartex" xmlns:cx7="http://schemas.microsoft.com/office/drawing/2016/5/13/chartex" xmlns:cx8="http://schemas.microsoft.com/office/drawing/2016/5/14/chartex" xmlns:mc="http://schemas.openxmlformats.org/markup-compatibility/2006" xmlns:aink="http://schemas.microsoft.com/office/drawing/2016/ink" xmlns:am3d="http://schemas.microsoft.com/office/drawing/2017/model3d" xmlns:o="urn:schemas-microsoft-com:office:office" xmlns:r="http://schemas.openxmlformats.org/officeDocument/2006/relationships" xmlns:m="http://schemas.openxmlformats.org/officeDocument/2006/math" xmlns:v="urn:schemas-microsoft-com:vml" xmlns:wp14="http://schemas.microsoft.com/office/word/2010/wordprocessingDrawing" xmlns:wp="http://schemas.openxmlformats.org/drawingml/2006/wordprocessingDrawing" xmlns:w10="urn:schemas-microsoft-com:office:word" xmlns:w="http://schemas.openxmlformats.org/wordprocessingml/2006/main" xmlns:w14="http://schemas.microsoft.com/office/word/2010/wordml" xmlns:w15="http://schemas.microsoft.com/office/word/2012/wordml" xmlns:w16cex="http://schemas.microsoft.com/office/word/2018/wordml/cex" xmlns:w16cid="http://schemas.microsoft.com/office/word/2016/wordml/cid" xmlns:w16="http://schemas.microsoft.com/office/word/2018/wordml" xmlns:w16sdtdh="http://schemas.microsoft.com/office/word/2020/wordml/sdtdatahash" xmlns:w16se="http://schemas.microsoft.com/office/word/2015/wordml/symex" xmlns:wpg="http://schemas.microsoft.com/office/word/2010/wordprocessingGroup" xmlns:wpi="http://schemas.microsoft.com/office/word/2010/wordprocessingInk" xmlns:wne="http://schemas.microsoft.com/office/word/2006/wordml" xmlns:wps="http://schemas.microsoft.com/office/word/2010/wordprocessingShape" mc:Ignorable="w14 w15 w16se w16cid w16 w16cex w16sdtdh wp14">
+  <w:p/>
+</w:ftr>
+</file>
+
+<file path=word/footer6.xml><?xml version="1.0" encoding="utf-8"?>
+<w:ftr xmlns:wpc="http://schemas.microsoft.com/office/word/2010/wordprocessingCanvas" xmlns:cx="http://schemas.microsoft.com/office/drawing/2014/chartex" xmlns:cx1="http://schemas.microsoft.com/office/drawing/2015/9/8/chartex" xmlns:cx2="http://schemas.microsoft.com/office/drawing/2015/10/21/chartex" xmlns:cx3="http://schemas.microsoft.com/office/drawing/2016/5/9/chartex" xmlns:cx4="http://schemas.microsoft.com/office/drawing/2016/5/10/chartex" xmlns:cx5="http://schemas.microsoft.com/office/drawing/2016/5/11/chartex" xmlns:cx6="http://schemas.microsoft.com/office/drawing/2016/5/12/chartex" xmlns:cx7="http://schemas.microsoft.com/office/drawing/2016/5/13/chartex" xmlns:cx8="http://schemas.microsoft.com/office/drawing/2016/5/14/chartex" xmlns:mc="http://schemas.openxmlformats.org/markup-compatibility/2006" xmlns:aink="http://schemas.microsoft.com/office/drawing/2016/ink" xmlns:am3d="http://schemas.microsoft.com/office/drawing/2017/model3d" xmlns:o="urn:schemas-microsoft-com:office:office" xmlns:r="http://schemas.openxmlformats.org/officeDocument/2006/relationships" xmlns:m="http://schemas.openxmlformats.org/officeDocument/2006/math" xmlns:v="urn:schemas-microsoft-com:vml" xmlns:wp14="http://schemas.microsoft.com/office/word/2010/wordprocessingDrawing" xmlns:wp="http://schemas.openxmlformats.org/drawingml/2006/wordprocessingDrawing" xmlns:w10="urn:schemas-microsoft-com:office:word" xmlns:w="http://schemas.openxmlformats.org/wordprocessingml/2006/main" xmlns:w14="http://schemas.microsoft.com/office/word/2010/wordml" xmlns:w15="http://schemas.microsoft.com/office/word/2012/wordml" xmlns:w16cex="http://schemas.microsoft.com/office/word/2018/wordml/cex" xmlns:w16cid="http://schemas.microsoft.com/office/word/2016/wordml/cid" xmlns:w16="http://schemas.microsoft.com/office/word/2018/wordml" xmlns:w16sdtdh="http://schemas.microsoft.com/office/word/2020/wordml/sdtdatahash" xmlns:w16se="http://schemas.microsoft.com/office/word/2015/wordml/symex" xmlns:wpg="http://schemas.microsoft.com/office/word/2010/wordprocessingGroup" xmlns:wpi="http://schemas.microsoft.com/office/word/2010/wordprocessingInk" xmlns:wne="http://schemas.microsoft.com/office/word/2006/wordml" xmlns:wps="http://schemas.microsoft.com/office/word/2010/wordprocessingShape" mc:Ignorable="w14 w15 w16se w16cid w16 w16cex w16sdtdh wp14">
+  <w:p/>
+</w:ftr>
+</file>
+
+<file path=word/footer7.xml><?xml version="1.0" encoding="utf-8"?>
+<w:ftr xmlns:wpc="http://schemas.microsoft.com/office/word/2010/wordprocessingCanvas" xmlns:cx="http://schemas.microsoft.com/office/drawing/2014/chartex" xmlns:cx1="http://schemas.microsoft.com/office/drawing/2015/9/8/chartex" xmlns:cx2="http://schemas.microsoft.com/office/drawing/2015/10/21/chartex" xmlns:cx3="http://schemas.microsoft.com/office/drawing/2016/5/9/chartex" xmlns:cx4="http://schemas.microsoft.com/office/drawing/2016/5/10/chartex" xmlns:cx5="http://schemas.microsoft.com/office/drawing/2016/5/11/chartex" xmlns:cx6="http://schemas.microsoft.com/office/drawing/2016/5/12/chartex" xmlns:cx7="http://schemas.microsoft.com/office/drawing/2016/5/13/chartex" xmlns:cx8="http://schemas.microsoft.com/office/drawing/2016/5/14/chartex" xmlns:mc="http://schemas.openxmlformats.org/markup-compatibility/2006" xmlns:aink="http://schemas.microsoft.com/office/drawing/2016/ink" xmlns:am3d="http://schemas.microsoft.com/office/drawing/2017/model3d" xmlns:o="urn:schemas-microsoft-com:office:office" xmlns:r="http://schemas.openxmlformats.org/officeDocument/2006/relationships" xmlns:m="http://schemas.openxmlformats.org/officeDocument/2006/math" xmlns:v="urn:schemas-microsoft-com:vml" xmlns:wp14="http://schemas.microsoft.com/office/word/2010/wordprocessingDrawing" xmlns:wp="http://schemas.openxmlformats.org/drawingml/2006/wordprocessingDrawing" xmlns:w10="urn:schemas-microsoft-com:office:word" xmlns:w="http://schemas.openxmlformats.org/wordprocessingml/2006/main" xmlns:w14="http://schemas.microsoft.com/office/word/2010/wordml" xmlns:w15="http://schemas.microsoft.com/office/word/2012/wordml" xmlns:w16cex="http://schemas.microsoft.com/office/word/2018/wordml/cex" xmlns:w16cid="http://schemas.microsoft.com/office/word/2016/wordml/cid" xmlns:w16="http://schemas.microsoft.com/office/word/2018/wordml" xmlns:w16sdtdh="http://schemas.microsoft.com/office/word/2020/wordml/sdtdatahash" xmlns:w16se="http://schemas.microsoft.com/office/word/2015/wordml/symex" xmlns:wpg="http://schemas.microsoft.com/office/word/2010/wordprocessingGroup" xmlns:wpi="http://schemas.microsoft.com/office/word/2010/wordprocessingInk" xmlns:wne="http://schemas.microsoft.com/office/word/2006/wordml" xmlns:wps="http://schemas.microsoft.com/office/word/2010/wordprocessingShape" mc:Ignorable="w14 w15 w16se w16cid w16 w16cex w16sdtdh wp14">
+  <w:p/>
+</w:ftr>
+</file>
+
+<file path=word/footer8.xml><?xml version="1.0" encoding="utf-8"?>
+<w:ftr xmlns:wpc="http://schemas.microsoft.com/office/word/2010/wordprocessingCanvas" xmlns:cx="http://schemas.microsoft.com/office/drawing/2014/chartex" xmlns:cx1="http://schemas.microsoft.com/office/drawing/2015/9/8/chartex" xmlns:cx2="http://schemas.microsoft.com/office/drawing/2015/10/21/chartex" xmlns:cx3="http://schemas.microsoft.com/office/drawing/2016/5/9/chartex" xmlns:cx4="http://schemas.microsoft.com/office/drawing/2016/5/10/chartex" xmlns:cx5="http://schemas.microsoft.com/office/drawing/2016/5/11/chartex" xmlns:cx6="http://schemas.microsoft.com/office/drawing/2016/5/12/chartex" xmlns:cx7="http://schemas.microsoft.com/office/drawing/2016/5/13/chartex" xmlns:cx8="http://schemas.microsoft.com/office/drawing/2016/5/14/chartex" xmlns:mc="http://schemas.openxmlformats.org/markup-compatibility/2006" xmlns:aink="http://schemas.microsoft.com/office/drawing/2016/ink" xmlns:am3d="http://schemas.microsoft.com/office/drawing/2017/model3d" xmlns:o="urn:schemas-microsoft-com:office:office" xmlns:r="http://schemas.openxmlformats.org/officeDocument/2006/relationships" xmlns:m="http://schemas.openxmlformats.org/officeDocument/2006/math" xmlns:v="urn:schemas-microsoft-com:vml" xmlns:wp14="http://schemas.microsoft.com/office/word/2010/wordprocessingDrawing" xmlns:wp="http://schemas.openxmlformats.org/drawingml/2006/wordprocessingDrawing" xmlns:w10="urn:schemas-microsoft-com:office:word" xmlns:w="http://schemas.openxmlformats.org/wordprocessingml/2006/main" xmlns:w14="http://schemas.microsoft.com/office/word/2010/wordml" xmlns:w15="http://schemas.microsoft.com/office/word/2012/wordml" xmlns:w16cex="http://schemas.microsoft.com/office/word/2018/wordml/cex" xmlns:w16cid="http://schemas.microsoft.com/office/word/2016/wordml/cid" xmlns:w16="http://schemas.microsoft.com/office/word/2018/wordml" xmlns:w16sdtdh="http://schemas.microsoft.com/office/word/2020/wordml/sdtdatahash" xmlns:w16se="http://schemas.microsoft.com/office/word/2015/wordml/symex" xmlns:wpg="http://schemas.microsoft.com/office/word/2010/wordprocessingGroup" xmlns:wpi="http://schemas.microsoft.com/office/word/2010/wordprocessingInk" xmlns:wne="http://schemas.microsoft.com/office/word/2006/wordml" xmlns:wps="http://schemas.microsoft.com/office/word/2010/wordprocessingShape" mc:Ignorable="w14 w15 w16se w16cid w16 w16cex w16sdtdh wp14">
+  <w:p/>
+</w:ftr>
+</file>
+
+<file path=word/footer9.xml><?xml version="1.0" encoding="utf-8"?>
+<w:ftr xmlns:wpc="http://schemas.microsoft.com/office/word/2010/wordprocessingCanvas" xmlns:cx="http://schemas.microsoft.com/office/drawing/2014/chartex" xmlns:cx1="http://schemas.microsoft.com/office/drawing/2015/9/8/chartex" xmlns:cx2="http://schemas.microsoft.com/office/drawing/2015/10/21/chartex" xmlns:cx3="http://schemas.microsoft.com/office/drawing/2016/5/9/chartex" xmlns:cx4="http://schemas.microsoft.com/office/drawing/2016/5/10/chartex" xmlns:cx5="http://schemas.microsoft.com/office/drawing/2016/5/11/chartex" xmlns:cx6="http://schemas.microsoft.com/office/drawing/2016/5/12/chartex" xmlns:cx7="http://schemas.microsoft.com/office/drawing/2016/5/13/chartex" xmlns:cx8="http://schemas.microsoft.com/office/drawing/2016/5/14/chartex" xmlns:mc="http://schemas.openxmlformats.org/markup-compatibility/2006" xmlns:aink="http://schemas.microsoft.com/office/drawing/2016/ink" xmlns:am3d="http://schemas.microsoft.com/office/drawing/2017/model3d" xmlns:o="urn:schemas-microsoft-com:office:office" xmlns:r="http://schemas.openxmlformats.org/officeDocument/2006/relationships" xmlns:m="http://schemas.openxmlformats.org/officeDocument/2006/math" xmlns:v="urn:schemas-microsoft-com:vml" xmlns:wp14="http://schemas.microsoft.com/office/word/2010/wordprocessingDrawing" xmlns:wp="http://schemas.openxmlformats.org/drawingml/2006/wordprocessingDrawing" xmlns:w10="urn:schemas-microsoft-com:office:word" xmlns:w="http://schemas.openxmlformats.org/wordprocessingml/2006/main" xmlns:w14="http://schemas.microsoft.com/office/word/2010/wordml" xmlns:w15="http://schemas.microsoft.com/office/word/2012/wordml" xmlns:w16cex="http://schemas.microsoft.com/office/word/2018/wordml/cex" xmlns:w16cid="http://schemas.microsoft.com/office/word/2016/wordml/cid" xmlns:w16="http://schemas.microsoft.com/office/word/2018/wordml" xmlns:w16sdtdh="http://schemas.microsoft.com/office/word/2020/wordml/sdtdatahash" xmlns:w16se="http://schemas.microsoft.com/office/word/2015/wordml/symex" xmlns:wpg="http://schemas.microsoft.com/office/word/2010/wordprocessingGroup" xmlns:wpi="http://schemas.microsoft.com/office/word/2010/wordprocessingInk" xmlns:wne="http://schemas.microsoft.com/office/word/2006/wordml" xmlns:wps="http://schemas.microsoft.com/office/word/2010/wordprocessingShape" mc:Ignorable="w14 w15 w16se w16cid w16 w16cex w16sdtdh wp14">
+  <w:p/>
 </w:ftr>
 </file>
 
@@ -9010,43 +8354,42 @@
 <file path=word/header1.xml><?xml version="1.0" encoding="utf-8"?>
 <w:hdr xmlns:wpc="http://schemas.microsoft.com/office/word/2010/wordprocessingCanvas" xmlns:cx="http://schemas.microsoft.com/office/drawing/2014/chartex" xmlns:cx1="http://schemas.microsoft.com/office/drawing/2015/9/8/chartex" xmlns:cx2="http://schemas.microsoft.com/office/drawing/2015/10/21/chartex" xmlns:cx3="http://schemas.microsoft.com/office/drawing/2016/5/9/chartex" xmlns:cx4="http://schemas.microsoft.com/office/drawing/2016/5/10/chartex" xmlns:cx5="http://schemas.microsoft.com/office/drawing/2016/5/11/chartex" xmlns:cx6="http://schemas.microsoft.com/office/drawing/2016/5/12/chartex" xmlns:cx7="http://schemas.microsoft.com/office/drawing/2016/5/13/chartex" xmlns:cx8="http://schemas.microsoft.com/office/drawing/2016/5/14/chartex" xmlns:mc="http://schemas.openxmlformats.org/markup-compatibility/2006" xmlns:aink="http://schemas.microsoft.com/office/drawing/2016/ink" xmlns:am3d="http://schemas.microsoft.com/office/drawing/2017/model3d" xmlns:o="urn:schemas-microsoft-com:office:office" xmlns:r="http://schemas.openxmlformats.org/officeDocument/2006/relationships" xmlns:m="http://schemas.openxmlformats.org/officeDocument/2006/math" xmlns:v="urn:schemas-microsoft-com:vml" xmlns:wp14="http://schemas.microsoft.com/office/word/2010/wordprocessingDrawing" xmlns:wp="http://schemas.openxmlformats.org/drawingml/2006/wordprocessingDrawing" xmlns:w10="urn:schemas-microsoft-com:office:word" xmlns:w="http://schemas.openxmlformats.org/wordprocessingml/2006/main" xmlns:w14="http://schemas.microsoft.com/office/word/2010/wordml" xmlns:w15="http://schemas.microsoft.com/office/word/2012/wordml" xmlns:w16cex="http://schemas.microsoft.com/office/word/2018/wordml/cex" xmlns:w16cid="http://schemas.microsoft.com/office/word/2016/wordml/cid" xmlns:w16="http://schemas.microsoft.com/office/word/2018/wordml" xmlns:w16sdtdh="http://schemas.microsoft.com/office/word/2020/wordml/sdtdatahash" xmlns:w16se="http://schemas.microsoft.com/office/word/2015/wordml/symex" xmlns:wpg="http://schemas.microsoft.com/office/word/2010/wordprocessingGroup" xmlns:wpi="http://schemas.microsoft.com/office/word/2010/wordprocessingInk" xmlns:wne="http://schemas.microsoft.com/office/word/2006/wordml" xmlns:wps="http://schemas.microsoft.com/office/word/2010/wordprocessingShape" mc:Ignorable="w14 w15 w16se w16cid w16 w16cex w16sdtdh wp14">
   <w:p>
-    <w:pPr>
-      <w:pStyle w:val="Corpsdetexte"/>
-      <w:spacing w:line="14" w:lineRule="auto"/>
-      <w:rPr>
-        <w:sz w:val="20"/>
-      </w:rPr>
-    </w:pPr>
     <w:r>
       <w:rPr>
         <w:noProof/>
-        <w:sz w:val="20"/>
+        <w:lang w:val="en-US"/>
       </w:rPr>
       <w:drawing>
-        <wp:anchor distT="0" distB="0" distL="0" distR="0" simplePos="0" relativeHeight="487464448" behindDoc="1" locked="0" layoutInCell="1" allowOverlap="1" wp14:anchorId="78162320" wp14:editId="044E720C">
+        <wp:anchor distT="0" distB="0" distL="114300" distR="114300" simplePos="0" relativeHeight="251647488" behindDoc="1" locked="0" layoutInCell="1" allowOverlap="1" wp14:anchorId="501E3864" wp14:editId="326621A8">
           <wp:simplePos x="0" y="0"/>
           <wp:positionH relativeFrom="page">
-            <wp:posOffset>1023619</wp:posOffset>
+            <wp:posOffset>0</wp:posOffset>
           </wp:positionH>
           <wp:positionV relativeFrom="page">
-            <wp:posOffset>142875</wp:posOffset>
+            <wp:posOffset>5496</wp:posOffset>
           </wp:positionV>
-          <wp:extent cx="981074" cy="800099"/>
-          <wp:effectExtent l="0" t="0" r="0" b="0"/>
+          <wp:extent cx="7555698" cy="10679883"/>
+          <wp:effectExtent l="0" t="0" r="7620" b="7620"/>
           <wp:wrapNone/>
-          <wp:docPr id="4" name="Image 4"/>
+          <wp:docPr id="4" name="Picture 16"/>
           <wp:cNvGraphicFramePr>
-            <a:graphicFrameLocks xmlns:a="http://schemas.openxmlformats.org/drawingml/2006/main"/>
+            <a:graphicFrameLocks xmlns:a="http://schemas.openxmlformats.org/drawingml/2006/main" noChangeAspect="1"/>
           </wp:cNvGraphicFramePr>
           <a:graphic xmlns:a="http://schemas.openxmlformats.org/drawingml/2006/main">
             <a:graphicData uri="http://schemas.openxmlformats.org/drawingml/2006/picture">
               <pic:pic xmlns:pic="http://schemas.openxmlformats.org/drawingml/2006/picture">
                 <pic:nvPicPr>
-                  <pic:cNvPr id="4" name="Image 4"/>
+                  <pic:cNvPr id="1" name="ginutech-letterhead.png"/>
                   <pic:cNvPicPr/>
                 </pic:nvPicPr>
                 <pic:blipFill>
-                  <a:blip r:embed="rId1" cstate="print"/>
+                  <a:blip r:embed="rId1" cstate="print">
+                    <a:extLst>
+                      <a:ext uri="{28A0092B-C50C-407E-A947-70E740481C1C}">
+                        <a14:useLocalDpi xmlns:a14="http://schemas.microsoft.com/office/drawing/2010/main" val="0"/>
+                      </a:ext>
+                    </a:extLst>
+                  </a:blip>
                   <a:stretch>
                     <a:fillRect/>
                   </a:stretch>
@@ -9054,7 +8397,7 @@
                 <pic:spPr>
                   <a:xfrm>
                     <a:off x="0" y="0"/>
-                    <a:ext cx="981074" cy="800099"/>
+                    <a:ext cx="7555698" cy="10679883"/>
                   </a:xfrm>
                   <a:prstGeom prst="rect">
                     <a:avLst/>
@@ -9063,39 +8406,58 @@
               </pic:pic>
             </a:graphicData>
           </a:graphic>
+          <wp14:sizeRelH relativeFrom="margin">
+            <wp14:pctWidth>0</wp14:pctWidth>
+          </wp14:sizeRelH>
+          <wp14:sizeRelV relativeFrom="margin">
+            <wp14:pctHeight>0</wp14:pctHeight>
+          </wp14:sizeRelV>
         </wp:anchor>
       </w:drawing>
     </w:r>
+  </w:p>
+</w:hdr>
+</file>
+
+<file path=word/header10.xml><?xml version="1.0" encoding="utf-8"?>
+<w:hdr xmlns:wpc="http://schemas.microsoft.com/office/word/2010/wordprocessingCanvas" xmlns:cx="http://schemas.microsoft.com/office/drawing/2014/chartex" xmlns:cx1="http://schemas.microsoft.com/office/drawing/2015/9/8/chartex" xmlns:cx2="http://schemas.microsoft.com/office/drawing/2015/10/21/chartex" xmlns:cx3="http://schemas.microsoft.com/office/drawing/2016/5/9/chartex" xmlns:cx4="http://schemas.microsoft.com/office/drawing/2016/5/10/chartex" xmlns:cx5="http://schemas.microsoft.com/office/drawing/2016/5/11/chartex" xmlns:cx6="http://schemas.microsoft.com/office/drawing/2016/5/12/chartex" xmlns:cx7="http://schemas.microsoft.com/office/drawing/2016/5/13/chartex" xmlns:cx8="http://schemas.microsoft.com/office/drawing/2016/5/14/chartex" xmlns:mc="http://schemas.openxmlformats.org/markup-compatibility/2006" xmlns:aink="http://schemas.microsoft.com/office/drawing/2016/ink" xmlns:am3d="http://schemas.microsoft.com/office/drawing/2017/model3d" xmlns:o="urn:schemas-microsoft-com:office:office" xmlns:r="http://schemas.openxmlformats.org/officeDocument/2006/relationships" xmlns:m="http://schemas.openxmlformats.org/officeDocument/2006/math" xmlns:v="urn:schemas-microsoft-com:vml" xmlns:wp14="http://schemas.microsoft.com/office/word/2010/wordprocessingDrawing" xmlns:wp="http://schemas.openxmlformats.org/drawingml/2006/wordprocessingDrawing" xmlns:w10="urn:schemas-microsoft-com:office:word" xmlns:w="http://schemas.openxmlformats.org/wordprocessingml/2006/main" xmlns:w14="http://schemas.microsoft.com/office/word/2010/wordml" xmlns:w15="http://schemas.microsoft.com/office/word/2012/wordml" xmlns:w16cex="http://schemas.microsoft.com/office/word/2018/wordml/cex" xmlns:w16cid="http://schemas.microsoft.com/office/word/2016/wordml/cid" xmlns:w16="http://schemas.microsoft.com/office/word/2018/wordml" xmlns:w16sdtdh="http://schemas.microsoft.com/office/word/2020/wordml/sdtdatahash" xmlns:w16se="http://schemas.microsoft.com/office/word/2015/wordml/symex" xmlns:wpg="http://schemas.microsoft.com/office/word/2010/wordprocessingGroup" xmlns:wpi="http://schemas.microsoft.com/office/word/2010/wordprocessingInk" xmlns:wne="http://schemas.microsoft.com/office/word/2006/wordml" xmlns:wps="http://schemas.microsoft.com/office/word/2010/wordprocessingShape" mc:Ignorable="w14 w15 w16se w16cid w16 w16cex w16sdtdh wp14">
+  <w:p>
     <w:r>
       <w:rPr>
         <w:noProof/>
-        <w:sz w:val="20"/>
+        <w:lang w:val="en-US"/>
       </w:rPr>
       <w:drawing>
-        <wp:anchor distT="0" distB="0" distL="0" distR="0" simplePos="0" relativeHeight="487464960" behindDoc="1" locked="0" layoutInCell="1" allowOverlap="1" wp14:anchorId="5079EDBB" wp14:editId="70A201B0">
+        <wp:anchor distT="0" distB="0" distL="114300" distR="114300" simplePos="0" relativeHeight="251656704" behindDoc="1" locked="0" layoutInCell="1" allowOverlap="1" wp14:anchorId="20EB0BF1" wp14:editId="7435DBB6">
           <wp:simplePos x="0" y="0"/>
           <wp:positionH relativeFrom="page">
-            <wp:posOffset>6314265</wp:posOffset>
+            <wp:posOffset>0</wp:posOffset>
           </wp:positionH>
           <wp:positionV relativeFrom="page">
-            <wp:posOffset>249010</wp:posOffset>
+            <wp:posOffset>5496</wp:posOffset>
           </wp:positionV>
-          <wp:extent cx="746475" cy="633752"/>
-          <wp:effectExtent l="0" t="0" r="0" b="0"/>
+          <wp:extent cx="7555698" cy="10679883"/>
+          <wp:effectExtent l="0" t="0" r="7620" b="7620"/>
           <wp:wrapNone/>
-          <wp:docPr id="5" name="Image 5"/>
+          <wp:docPr id="17" name="Picture 16"/>
           <wp:cNvGraphicFramePr>
-            <a:graphicFrameLocks xmlns:a="http://schemas.openxmlformats.org/drawingml/2006/main"/>
+            <a:graphicFrameLocks xmlns:a="http://schemas.openxmlformats.org/drawingml/2006/main" noChangeAspect="1"/>
           </wp:cNvGraphicFramePr>
           <a:graphic xmlns:a="http://schemas.openxmlformats.org/drawingml/2006/main">
             <a:graphicData uri="http://schemas.openxmlformats.org/drawingml/2006/picture">
               <pic:pic xmlns:pic="http://schemas.openxmlformats.org/drawingml/2006/picture">
                 <pic:nvPicPr>
-                  <pic:cNvPr id="5" name="Image 5"/>
+                  <pic:cNvPr id="1" name="ginutech-letterhead.png"/>
                   <pic:cNvPicPr/>
                 </pic:nvPicPr>
                 <pic:blipFill>
-                  <a:blip r:embed="rId2" cstate="print"/>
+                  <a:blip r:embed="rId1" cstate="print">
+                    <a:extLst>
+                      <a:ext uri="{28A0092B-C50C-407E-A947-70E740481C1C}">
+                        <a14:useLocalDpi xmlns:a14="http://schemas.microsoft.com/office/drawing/2010/main" val="0"/>
+                      </a:ext>
+                    </a:extLst>
+                  </a:blip>
                   <a:stretch>
                     <a:fillRect/>
                   </a:stretch>
@@ -9103,7 +8465,7 @@
                 <pic:spPr>
                   <a:xfrm>
                     <a:off x="0" y="0"/>
-                    <a:ext cx="746475" cy="633752"/>
+                    <a:ext cx="7555698" cy="10679883"/>
                   </a:xfrm>
                   <a:prstGeom prst="rect">
                     <a:avLst/>
@@ -9112,88 +8474,1306 @@
               </pic:pic>
             </a:graphicData>
           </a:graphic>
+          <wp14:sizeRelH relativeFrom="margin">
+            <wp14:pctWidth>0</wp14:pctWidth>
+          </wp14:sizeRelH>
+          <wp14:sizeRelV relativeFrom="margin">
+            <wp14:pctHeight>0</wp14:pctHeight>
+          </wp14:sizeRelV>
         </wp:anchor>
       </w:drawing>
     </w:r>
+  </w:p>
+</w:hdr>
+</file>
+
+<file path=word/header11.xml><?xml version="1.0" encoding="utf-8"?>
+<w:hdr xmlns:wpc="http://schemas.microsoft.com/office/word/2010/wordprocessingCanvas" xmlns:cx="http://schemas.microsoft.com/office/drawing/2014/chartex" xmlns:cx1="http://schemas.microsoft.com/office/drawing/2015/9/8/chartex" xmlns:cx2="http://schemas.microsoft.com/office/drawing/2015/10/21/chartex" xmlns:cx3="http://schemas.microsoft.com/office/drawing/2016/5/9/chartex" xmlns:cx4="http://schemas.microsoft.com/office/drawing/2016/5/10/chartex" xmlns:cx5="http://schemas.microsoft.com/office/drawing/2016/5/11/chartex" xmlns:cx6="http://schemas.microsoft.com/office/drawing/2016/5/12/chartex" xmlns:cx7="http://schemas.microsoft.com/office/drawing/2016/5/13/chartex" xmlns:cx8="http://schemas.microsoft.com/office/drawing/2016/5/14/chartex" xmlns:mc="http://schemas.openxmlformats.org/markup-compatibility/2006" xmlns:aink="http://schemas.microsoft.com/office/drawing/2016/ink" xmlns:am3d="http://schemas.microsoft.com/office/drawing/2017/model3d" xmlns:o="urn:schemas-microsoft-com:office:office" xmlns:r="http://schemas.openxmlformats.org/officeDocument/2006/relationships" xmlns:m="http://schemas.openxmlformats.org/officeDocument/2006/math" xmlns:v="urn:schemas-microsoft-com:vml" xmlns:wp14="http://schemas.microsoft.com/office/word/2010/wordprocessingDrawing" xmlns:wp="http://schemas.openxmlformats.org/drawingml/2006/wordprocessingDrawing" xmlns:w10="urn:schemas-microsoft-com:office:word" xmlns:w="http://schemas.openxmlformats.org/wordprocessingml/2006/main" xmlns:w14="http://schemas.microsoft.com/office/word/2010/wordml" xmlns:w15="http://schemas.microsoft.com/office/word/2012/wordml" xmlns:w16cex="http://schemas.microsoft.com/office/word/2018/wordml/cex" xmlns:w16cid="http://schemas.microsoft.com/office/word/2016/wordml/cid" xmlns:w16="http://schemas.microsoft.com/office/word/2018/wordml" xmlns:w16sdtdh="http://schemas.microsoft.com/office/word/2020/wordml/sdtdatahash" xmlns:w16se="http://schemas.microsoft.com/office/word/2015/wordml/symex" xmlns:wpg="http://schemas.microsoft.com/office/word/2010/wordprocessingGroup" xmlns:wpi="http://schemas.microsoft.com/office/word/2010/wordprocessingInk" xmlns:wne="http://schemas.microsoft.com/office/word/2006/wordml" xmlns:wps="http://schemas.microsoft.com/office/word/2010/wordprocessingShape" mc:Ignorable="w14 w15 w16se w16cid w16 w16cex w16sdtdh wp14">
+  <w:p>
     <w:r>
       <w:rPr>
         <w:noProof/>
-        <w:sz w:val="20"/>
+        <w:lang w:val="en-US"/>
       </w:rPr>
-      <mc:AlternateContent>
-        <mc:Choice Requires="wps">
-          <w:drawing>
-            <wp:anchor distT="0" distB="0" distL="0" distR="0" simplePos="0" relativeHeight="487465472" behindDoc="1" locked="0" layoutInCell="1" allowOverlap="1" wp14:anchorId="1227A637" wp14:editId="16204767">
-              <wp:simplePos x="0" y="0"/>
-              <wp:positionH relativeFrom="page">
-                <wp:posOffset>901700</wp:posOffset>
-              </wp:positionH>
-              <wp:positionV relativeFrom="page">
-                <wp:posOffset>1003300</wp:posOffset>
-              </wp:positionV>
-              <wp:extent cx="6299200" cy="1270"/>
-              <wp:effectExtent l="0" t="0" r="0" b="0"/>
-              <wp:wrapNone/>
-              <wp:docPr id="6" name="Graphic 6"/>
-              <wp:cNvGraphicFramePr>
-                <a:graphicFrameLocks xmlns:a="http://schemas.openxmlformats.org/drawingml/2006/main"/>
-              </wp:cNvGraphicFramePr>
-              <a:graphic xmlns:a="http://schemas.openxmlformats.org/drawingml/2006/main">
-                <a:graphicData uri="http://schemas.microsoft.com/office/word/2010/wordprocessingShape">
-                  <wps:wsp>
-                    <wps:cNvSpPr>
-                      <a:spLocks/>
-                    </wps:cNvSpPr>
-                    <wps:spPr>
-                      <a:xfrm>
-                        <a:off x="0" y="0"/>
-                        <a:ext cx="6299200" cy="1270"/>
-                      </a:xfrm>
-                      <a:custGeom>
-                        <a:avLst/>
-                        <a:gdLst/>
-                        <a:ahLst/>
-                        <a:cxnLst/>
-                        <a:rect l="l" t="t" r="r" b="b"/>
-                        <a:pathLst>
-                          <a:path w="6299200">
-                            <a:moveTo>
-                              <a:pt x="0" y="0"/>
-                            </a:moveTo>
-                            <a:lnTo>
-                              <a:pt x="6299199" y="0"/>
-                            </a:lnTo>
-                          </a:path>
-                        </a:pathLst>
-                      </a:custGeom>
-                      <a:ln w="25400">
-                        <a:solidFill>
-                          <a:srgbClr val="6D9DEB"/>
-                        </a:solidFill>
-                        <a:prstDash val="solid"/>
-                      </a:ln>
-                    </wps:spPr>
-                    <wps:bodyPr wrap="square" lIns="0" tIns="0" rIns="0" bIns="0" rtlCol="0">
-                      <a:prstTxWarp prst="textNoShape">
-                        <a:avLst/>
-                      </a:prstTxWarp>
-                      <a:noAutofit/>
-                    </wps:bodyPr>
-                  </wps:wsp>
-                </a:graphicData>
-              </a:graphic>
-            </wp:anchor>
-          </w:drawing>
-        </mc:Choice>
-        <mc:Fallback>
-          <w:pict>
-            <v:shape w14:anchorId="48D78588" id="Graphic 6" o:spid="_x0000_s1026" style="position:absolute;margin-left:71pt;margin-top:79pt;width:496pt;height:.1pt;z-index:-15851008;visibility:visible;mso-wrap-style:square;mso-wrap-distance-left:0;mso-wrap-distance-top:0;mso-wrap-distance-right:0;mso-wrap-distance-bottom:0;mso-position-horizontal:absolute;mso-position-horizontal-relative:page;mso-position-vertical:absolute;mso-position-vertical-relative:page;v-text-anchor:top" coordsize="6299200,1270" o:gfxdata="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" path="m,l6299199,e" filled="f" strokecolor="#6d9deb" strokeweight="2pt">
-              <v:path arrowok="t"/>
-              <w10:wrap anchorx="page" anchory="page"/>
-            </v:shape>
-          </w:pict>
-        </mc:Fallback>
-      </mc:AlternateContent>
+      <w:drawing>
+        <wp:anchor distT="0" distB="0" distL="114300" distR="114300" simplePos="0" relativeHeight="251657728" behindDoc="1" locked="0" layoutInCell="1" allowOverlap="1" wp14:anchorId="513ADA0A" wp14:editId="59CB9476">
+          <wp:simplePos x="0" y="0"/>
+          <wp:positionH relativeFrom="page">
+            <wp:posOffset>0</wp:posOffset>
+          </wp:positionH>
+          <wp:positionV relativeFrom="page">
+            <wp:posOffset>5496</wp:posOffset>
+          </wp:positionV>
+          <wp:extent cx="7555698" cy="10679883"/>
+          <wp:effectExtent l="0" t="0" r="7620" b="7620"/>
+          <wp:wrapNone/>
+          <wp:docPr id="14" name="Picture 16"/>
+          <wp:cNvGraphicFramePr>
+            <a:graphicFrameLocks xmlns:a="http://schemas.openxmlformats.org/drawingml/2006/main" noChangeAspect="1"/>
+          </wp:cNvGraphicFramePr>
+          <a:graphic xmlns:a="http://schemas.openxmlformats.org/drawingml/2006/main">
+            <a:graphicData uri="http://schemas.openxmlformats.org/drawingml/2006/picture">
+              <pic:pic xmlns:pic="http://schemas.openxmlformats.org/drawingml/2006/picture">
+                <pic:nvPicPr>
+                  <pic:cNvPr id="1" name="ginutech-letterhead.png"/>
+                  <pic:cNvPicPr/>
+                </pic:nvPicPr>
+                <pic:blipFill>
+                  <a:blip r:embed="rId1" cstate="print">
+                    <a:extLst>
+                      <a:ext uri="{28A0092B-C50C-407E-A947-70E740481C1C}">
+                        <a14:useLocalDpi xmlns:a14="http://schemas.microsoft.com/office/drawing/2010/main" val="0"/>
+                      </a:ext>
+                    </a:extLst>
+                  </a:blip>
+                  <a:stretch>
+                    <a:fillRect/>
+                  </a:stretch>
+                </pic:blipFill>
+                <pic:spPr>
+                  <a:xfrm>
+                    <a:off x="0" y="0"/>
+                    <a:ext cx="7555698" cy="10679883"/>
+                  </a:xfrm>
+                  <a:prstGeom prst="rect">
+                    <a:avLst/>
+                  </a:prstGeom>
+                </pic:spPr>
+              </pic:pic>
+            </a:graphicData>
+          </a:graphic>
+          <wp14:sizeRelH relativeFrom="margin">
+            <wp14:pctWidth>0</wp14:pctWidth>
+          </wp14:sizeRelH>
+          <wp14:sizeRelV relativeFrom="margin">
+            <wp14:pctHeight>0</wp14:pctHeight>
+          </wp14:sizeRelV>
+        </wp:anchor>
+      </w:drawing>
+    </w:r>
+  </w:p>
+</w:hdr>
+</file>
+
+<file path=word/header12.xml><?xml version="1.0" encoding="utf-8"?>
+<w:hdr xmlns:wpc="http://schemas.microsoft.com/office/word/2010/wordprocessingCanvas" xmlns:cx="http://schemas.microsoft.com/office/drawing/2014/chartex" xmlns:cx1="http://schemas.microsoft.com/office/drawing/2015/9/8/chartex" xmlns:cx2="http://schemas.microsoft.com/office/drawing/2015/10/21/chartex" xmlns:cx3="http://schemas.microsoft.com/office/drawing/2016/5/9/chartex" xmlns:cx4="http://schemas.microsoft.com/office/drawing/2016/5/10/chartex" xmlns:cx5="http://schemas.microsoft.com/office/drawing/2016/5/11/chartex" xmlns:cx6="http://schemas.microsoft.com/office/drawing/2016/5/12/chartex" xmlns:cx7="http://schemas.microsoft.com/office/drawing/2016/5/13/chartex" xmlns:cx8="http://schemas.microsoft.com/office/drawing/2016/5/14/chartex" xmlns:mc="http://schemas.openxmlformats.org/markup-compatibility/2006" xmlns:aink="http://schemas.microsoft.com/office/drawing/2016/ink" xmlns:am3d="http://schemas.microsoft.com/office/drawing/2017/model3d" xmlns:o="urn:schemas-microsoft-com:office:office" xmlns:r="http://schemas.openxmlformats.org/officeDocument/2006/relationships" xmlns:m="http://schemas.openxmlformats.org/officeDocument/2006/math" xmlns:v="urn:schemas-microsoft-com:vml" xmlns:wp14="http://schemas.microsoft.com/office/word/2010/wordprocessingDrawing" xmlns:wp="http://schemas.openxmlformats.org/drawingml/2006/wordprocessingDrawing" xmlns:w10="urn:schemas-microsoft-com:office:word" xmlns:w="http://schemas.openxmlformats.org/wordprocessingml/2006/main" xmlns:w14="http://schemas.microsoft.com/office/word/2010/wordml" xmlns:w15="http://schemas.microsoft.com/office/word/2012/wordml" xmlns:w16cex="http://schemas.microsoft.com/office/word/2018/wordml/cex" xmlns:w16cid="http://schemas.microsoft.com/office/word/2016/wordml/cid" xmlns:w16="http://schemas.microsoft.com/office/word/2018/wordml" xmlns:w16sdtdh="http://schemas.microsoft.com/office/word/2020/wordml/sdtdatahash" xmlns:w16se="http://schemas.microsoft.com/office/word/2015/wordml/symex" xmlns:wpg="http://schemas.microsoft.com/office/word/2010/wordprocessingGroup" xmlns:wpi="http://schemas.microsoft.com/office/word/2010/wordprocessingInk" xmlns:wne="http://schemas.microsoft.com/office/word/2006/wordml" xmlns:wps="http://schemas.microsoft.com/office/word/2010/wordprocessingShape" mc:Ignorable="w14 w15 w16se w16cid w16 w16cex w16sdtdh wp14">
+  <w:p>
+    <w:r>
+      <w:rPr>
+        <w:noProof/>
+        <w:lang w:val="en-US"/>
+      </w:rPr>
+      <w:drawing>
+        <wp:anchor distT="0" distB="0" distL="114300" distR="114300" simplePos="0" relativeHeight="251658752" behindDoc="1" locked="0" layoutInCell="1" allowOverlap="1" wp14:anchorId="720B631B" wp14:editId="39E606C2">
+          <wp:simplePos x="0" y="0"/>
+          <wp:positionH relativeFrom="page">
+            <wp:posOffset>0</wp:posOffset>
+          </wp:positionH>
+          <wp:positionV relativeFrom="page">
+            <wp:posOffset>5496</wp:posOffset>
+          </wp:positionV>
+          <wp:extent cx="7555698" cy="10679883"/>
+          <wp:effectExtent l="0" t="0" r="7620" b="7620"/>
+          <wp:wrapNone/>
+          <wp:docPr id="15" name="Picture 16"/>
+          <wp:cNvGraphicFramePr>
+            <a:graphicFrameLocks xmlns:a="http://schemas.openxmlformats.org/drawingml/2006/main" noChangeAspect="1"/>
+          </wp:cNvGraphicFramePr>
+          <a:graphic xmlns:a="http://schemas.openxmlformats.org/drawingml/2006/main">
+            <a:graphicData uri="http://schemas.openxmlformats.org/drawingml/2006/picture">
+              <pic:pic xmlns:pic="http://schemas.openxmlformats.org/drawingml/2006/picture">
+                <pic:nvPicPr>
+                  <pic:cNvPr id="1" name="ginutech-letterhead.png"/>
+                  <pic:cNvPicPr/>
+                </pic:nvPicPr>
+                <pic:blipFill>
+                  <a:blip r:embed="rId1" cstate="print">
+                    <a:extLst>
+                      <a:ext uri="{28A0092B-C50C-407E-A947-70E740481C1C}">
+                        <a14:useLocalDpi xmlns:a14="http://schemas.microsoft.com/office/drawing/2010/main" val="0"/>
+                      </a:ext>
+                    </a:extLst>
+                  </a:blip>
+                  <a:stretch>
+                    <a:fillRect/>
+                  </a:stretch>
+                </pic:blipFill>
+                <pic:spPr>
+                  <a:xfrm>
+                    <a:off x="0" y="0"/>
+                    <a:ext cx="7555698" cy="10679883"/>
+                  </a:xfrm>
+                  <a:prstGeom prst="rect">
+                    <a:avLst/>
+                  </a:prstGeom>
+                </pic:spPr>
+              </pic:pic>
+            </a:graphicData>
+          </a:graphic>
+          <wp14:sizeRelH relativeFrom="margin">
+            <wp14:pctWidth>0</wp14:pctWidth>
+          </wp14:sizeRelH>
+          <wp14:sizeRelV relativeFrom="margin">
+            <wp14:pctHeight>0</wp14:pctHeight>
+          </wp14:sizeRelV>
+        </wp:anchor>
+      </w:drawing>
+    </w:r>
+  </w:p>
+</w:hdr>
+</file>
+
+<file path=word/header13.xml><?xml version="1.0" encoding="utf-8"?>
+<w:hdr xmlns:wpc="http://schemas.microsoft.com/office/word/2010/wordprocessingCanvas" xmlns:cx="http://schemas.microsoft.com/office/drawing/2014/chartex" xmlns:cx1="http://schemas.microsoft.com/office/drawing/2015/9/8/chartex" xmlns:cx2="http://schemas.microsoft.com/office/drawing/2015/10/21/chartex" xmlns:cx3="http://schemas.microsoft.com/office/drawing/2016/5/9/chartex" xmlns:cx4="http://schemas.microsoft.com/office/drawing/2016/5/10/chartex" xmlns:cx5="http://schemas.microsoft.com/office/drawing/2016/5/11/chartex" xmlns:cx6="http://schemas.microsoft.com/office/drawing/2016/5/12/chartex" xmlns:cx7="http://schemas.microsoft.com/office/drawing/2016/5/13/chartex" xmlns:cx8="http://schemas.microsoft.com/office/drawing/2016/5/14/chartex" xmlns:mc="http://schemas.openxmlformats.org/markup-compatibility/2006" xmlns:aink="http://schemas.microsoft.com/office/drawing/2016/ink" xmlns:am3d="http://schemas.microsoft.com/office/drawing/2017/model3d" xmlns:o="urn:schemas-microsoft-com:office:office" xmlns:r="http://schemas.openxmlformats.org/officeDocument/2006/relationships" xmlns:m="http://schemas.openxmlformats.org/officeDocument/2006/math" xmlns:v="urn:schemas-microsoft-com:vml" xmlns:wp14="http://schemas.microsoft.com/office/word/2010/wordprocessingDrawing" xmlns:wp="http://schemas.openxmlformats.org/drawingml/2006/wordprocessingDrawing" xmlns:w10="urn:schemas-microsoft-com:office:word" xmlns:w="http://schemas.openxmlformats.org/wordprocessingml/2006/main" xmlns:w14="http://schemas.microsoft.com/office/word/2010/wordml" xmlns:w15="http://schemas.microsoft.com/office/word/2012/wordml" xmlns:w16cex="http://schemas.microsoft.com/office/word/2018/wordml/cex" xmlns:w16cid="http://schemas.microsoft.com/office/word/2016/wordml/cid" xmlns:w16="http://schemas.microsoft.com/office/word/2018/wordml" xmlns:w16sdtdh="http://schemas.microsoft.com/office/word/2020/wordml/sdtdatahash" xmlns:w16se="http://schemas.microsoft.com/office/word/2015/wordml/symex" xmlns:wpg="http://schemas.microsoft.com/office/word/2010/wordprocessingGroup" xmlns:wpi="http://schemas.microsoft.com/office/word/2010/wordprocessingInk" xmlns:wne="http://schemas.microsoft.com/office/word/2006/wordml" xmlns:wps="http://schemas.microsoft.com/office/word/2010/wordprocessingShape" mc:Ignorable="w14 w15 w16se w16cid w16 w16cex w16sdtdh wp14">
+  <w:p>
+    <w:r>
+      <w:rPr>
+        <w:noProof/>
+        <w:lang w:val="en-US"/>
+      </w:rPr>
+      <w:drawing>
+        <wp:anchor distT="0" distB="0" distL="114300" distR="114300" simplePos="0" relativeHeight="251659776" behindDoc="1" locked="0" layoutInCell="1" allowOverlap="1" wp14:anchorId="489E155F" wp14:editId="73A6AFA1">
+          <wp:simplePos x="0" y="0"/>
+          <wp:positionH relativeFrom="page">
+            <wp:posOffset>0</wp:posOffset>
+          </wp:positionH>
+          <wp:positionV relativeFrom="page">
+            <wp:posOffset>5496</wp:posOffset>
+          </wp:positionV>
+          <wp:extent cx="7555698" cy="10679883"/>
+          <wp:effectExtent l="0" t="0" r="7620" b="7620"/>
+          <wp:wrapNone/>
+          <wp:docPr id="21" name="Picture 16"/>
+          <wp:cNvGraphicFramePr>
+            <a:graphicFrameLocks xmlns:a="http://schemas.openxmlformats.org/drawingml/2006/main" noChangeAspect="1"/>
+          </wp:cNvGraphicFramePr>
+          <a:graphic xmlns:a="http://schemas.openxmlformats.org/drawingml/2006/main">
+            <a:graphicData uri="http://schemas.openxmlformats.org/drawingml/2006/picture">
+              <pic:pic xmlns:pic="http://schemas.openxmlformats.org/drawingml/2006/picture">
+                <pic:nvPicPr>
+                  <pic:cNvPr id="1" name="ginutech-letterhead.png"/>
+                  <pic:cNvPicPr/>
+                </pic:nvPicPr>
+                <pic:blipFill>
+                  <a:blip r:embed="rId1" cstate="print">
+                    <a:extLst>
+                      <a:ext uri="{28A0092B-C50C-407E-A947-70E740481C1C}">
+                        <a14:useLocalDpi xmlns:a14="http://schemas.microsoft.com/office/drawing/2010/main" val="0"/>
+                      </a:ext>
+                    </a:extLst>
+                  </a:blip>
+                  <a:stretch>
+                    <a:fillRect/>
+                  </a:stretch>
+                </pic:blipFill>
+                <pic:spPr>
+                  <a:xfrm>
+                    <a:off x="0" y="0"/>
+                    <a:ext cx="7555698" cy="10679883"/>
+                  </a:xfrm>
+                  <a:prstGeom prst="rect">
+                    <a:avLst/>
+                  </a:prstGeom>
+                </pic:spPr>
+              </pic:pic>
+            </a:graphicData>
+          </a:graphic>
+          <wp14:sizeRelH relativeFrom="margin">
+            <wp14:pctWidth>0</wp14:pctWidth>
+          </wp14:sizeRelH>
+          <wp14:sizeRelV relativeFrom="margin">
+            <wp14:pctHeight>0</wp14:pctHeight>
+          </wp14:sizeRelV>
+        </wp:anchor>
+      </w:drawing>
+    </w:r>
+  </w:p>
+</w:hdr>
+</file>
+
+<file path=word/header14.xml><?xml version="1.0" encoding="utf-8"?>
+<w:hdr xmlns:wpc="http://schemas.microsoft.com/office/word/2010/wordprocessingCanvas" xmlns:cx="http://schemas.microsoft.com/office/drawing/2014/chartex" xmlns:cx1="http://schemas.microsoft.com/office/drawing/2015/9/8/chartex" xmlns:cx2="http://schemas.microsoft.com/office/drawing/2015/10/21/chartex" xmlns:cx3="http://schemas.microsoft.com/office/drawing/2016/5/9/chartex" xmlns:cx4="http://schemas.microsoft.com/office/drawing/2016/5/10/chartex" xmlns:cx5="http://schemas.microsoft.com/office/drawing/2016/5/11/chartex" xmlns:cx6="http://schemas.microsoft.com/office/drawing/2016/5/12/chartex" xmlns:cx7="http://schemas.microsoft.com/office/drawing/2016/5/13/chartex" xmlns:cx8="http://schemas.microsoft.com/office/drawing/2016/5/14/chartex" xmlns:mc="http://schemas.openxmlformats.org/markup-compatibility/2006" xmlns:aink="http://schemas.microsoft.com/office/drawing/2016/ink" xmlns:am3d="http://schemas.microsoft.com/office/drawing/2017/model3d" xmlns:o="urn:schemas-microsoft-com:office:office" xmlns:r="http://schemas.openxmlformats.org/officeDocument/2006/relationships" xmlns:m="http://schemas.openxmlformats.org/officeDocument/2006/math" xmlns:v="urn:schemas-microsoft-com:vml" xmlns:wp14="http://schemas.microsoft.com/office/word/2010/wordprocessingDrawing" xmlns:wp="http://schemas.openxmlformats.org/drawingml/2006/wordprocessingDrawing" xmlns:w10="urn:schemas-microsoft-com:office:word" xmlns:w="http://schemas.openxmlformats.org/wordprocessingml/2006/main" xmlns:w14="http://schemas.microsoft.com/office/word/2010/wordml" xmlns:w15="http://schemas.microsoft.com/office/word/2012/wordml" xmlns:w16cex="http://schemas.microsoft.com/office/word/2018/wordml/cex" xmlns:w16cid="http://schemas.microsoft.com/office/word/2016/wordml/cid" xmlns:w16="http://schemas.microsoft.com/office/word/2018/wordml" xmlns:w16sdtdh="http://schemas.microsoft.com/office/word/2020/wordml/sdtdatahash" xmlns:w16se="http://schemas.microsoft.com/office/word/2015/wordml/symex" xmlns:wpg="http://schemas.microsoft.com/office/word/2010/wordprocessingGroup" xmlns:wpi="http://schemas.microsoft.com/office/word/2010/wordprocessingInk" xmlns:wne="http://schemas.microsoft.com/office/word/2006/wordml" xmlns:wps="http://schemas.microsoft.com/office/word/2010/wordprocessingShape" mc:Ignorable="w14 w15 w16se w16cid w16 w16cex w16sdtdh wp14">
+  <w:p>
+    <w:r>
+      <w:rPr>
+        <w:noProof/>
+        <w:lang w:val="en-US"/>
+      </w:rPr>
+      <w:drawing>
+        <wp:anchor distT="0" distB="0" distL="114300" distR="114300" simplePos="0" relativeHeight="251660800" behindDoc="1" locked="0" layoutInCell="1" allowOverlap="1" wp14:anchorId="5CACB6B0" wp14:editId="68E959DF">
+          <wp:simplePos x="0" y="0"/>
+          <wp:positionH relativeFrom="page">
+            <wp:posOffset>0</wp:posOffset>
+          </wp:positionH>
+          <wp:positionV relativeFrom="page">
+            <wp:posOffset>5496</wp:posOffset>
+          </wp:positionV>
+          <wp:extent cx="7555698" cy="10679883"/>
+          <wp:effectExtent l="0" t="0" r="7620" b="7620"/>
+          <wp:wrapNone/>
+          <wp:docPr id="19" name="Picture 16"/>
+          <wp:cNvGraphicFramePr>
+            <a:graphicFrameLocks xmlns:a="http://schemas.openxmlformats.org/drawingml/2006/main" noChangeAspect="1"/>
+          </wp:cNvGraphicFramePr>
+          <a:graphic xmlns:a="http://schemas.openxmlformats.org/drawingml/2006/main">
+            <a:graphicData uri="http://schemas.openxmlformats.org/drawingml/2006/picture">
+              <pic:pic xmlns:pic="http://schemas.openxmlformats.org/drawingml/2006/picture">
+                <pic:nvPicPr>
+                  <pic:cNvPr id="1" name="ginutech-letterhead.png"/>
+                  <pic:cNvPicPr/>
+                </pic:nvPicPr>
+                <pic:blipFill>
+                  <a:blip r:embed="rId1" cstate="print">
+                    <a:extLst>
+                      <a:ext uri="{28A0092B-C50C-407E-A947-70E740481C1C}">
+                        <a14:useLocalDpi xmlns:a14="http://schemas.microsoft.com/office/drawing/2010/main" val="0"/>
+                      </a:ext>
+                    </a:extLst>
+                  </a:blip>
+                  <a:stretch>
+                    <a:fillRect/>
+                  </a:stretch>
+                </pic:blipFill>
+                <pic:spPr>
+                  <a:xfrm>
+                    <a:off x="0" y="0"/>
+                    <a:ext cx="7555698" cy="10679883"/>
+                  </a:xfrm>
+                  <a:prstGeom prst="rect">
+                    <a:avLst/>
+                  </a:prstGeom>
+                </pic:spPr>
+              </pic:pic>
+            </a:graphicData>
+          </a:graphic>
+          <wp14:sizeRelH relativeFrom="margin">
+            <wp14:pctWidth>0</wp14:pctWidth>
+          </wp14:sizeRelH>
+          <wp14:sizeRelV relativeFrom="margin">
+            <wp14:pctHeight>0</wp14:pctHeight>
+          </wp14:sizeRelV>
+        </wp:anchor>
+      </w:drawing>
+    </w:r>
+  </w:p>
+</w:hdr>
+</file>
+
+<file path=word/header15.xml><?xml version="1.0" encoding="utf-8"?>
+<w:hdr xmlns:wpc="http://schemas.microsoft.com/office/word/2010/wordprocessingCanvas" xmlns:cx="http://schemas.microsoft.com/office/drawing/2014/chartex" xmlns:cx1="http://schemas.microsoft.com/office/drawing/2015/9/8/chartex" xmlns:cx2="http://schemas.microsoft.com/office/drawing/2015/10/21/chartex" xmlns:cx3="http://schemas.microsoft.com/office/drawing/2016/5/9/chartex" xmlns:cx4="http://schemas.microsoft.com/office/drawing/2016/5/10/chartex" xmlns:cx5="http://schemas.microsoft.com/office/drawing/2016/5/11/chartex" xmlns:cx6="http://schemas.microsoft.com/office/drawing/2016/5/12/chartex" xmlns:cx7="http://schemas.microsoft.com/office/drawing/2016/5/13/chartex" xmlns:cx8="http://schemas.microsoft.com/office/drawing/2016/5/14/chartex" xmlns:mc="http://schemas.openxmlformats.org/markup-compatibility/2006" xmlns:aink="http://schemas.microsoft.com/office/drawing/2016/ink" xmlns:am3d="http://schemas.microsoft.com/office/drawing/2017/model3d" xmlns:o="urn:schemas-microsoft-com:office:office" xmlns:r="http://schemas.openxmlformats.org/officeDocument/2006/relationships" xmlns:m="http://schemas.openxmlformats.org/officeDocument/2006/math" xmlns:v="urn:schemas-microsoft-com:vml" xmlns:wp14="http://schemas.microsoft.com/office/word/2010/wordprocessingDrawing" xmlns:wp="http://schemas.openxmlformats.org/drawingml/2006/wordprocessingDrawing" xmlns:w10="urn:schemas-microsoft-com:office:word" xmlns:w="http://schemas.openxmlformats.org/wordprocessingml/2006/main" xmlns:w14="http://schemas.microsoft.com/office/word/2010/wordml" xmlns:w15="http://schemas.microsoft.com/office/word/2012/wordml" xmlns:w16cex="http://schemas.microsoft.com/office/word/2018/wordml/cex" xmlns:w16cid="http://schemas.microsoft.com/office/word/2016/wordml/cid" xmlns:w16="http://schemas.microsoft.com/office/word/2018/wordml" xmlns:w16sdtdh="http://schemas.microsoft.com/office/word/2020/wordml/sdtdatahash" xmlns:w16se="http://schemas.microsoft.com/office/word/2015/wordml/symex" xmlns:wpg="http://schemas.microsoft.com/office/word/2010/wordprocessingGroup" xmlns:wpi="http://schemas.microsoft.com/office/word/2010/wordprocessingInk" xmlns:wne="http://schemas.microsoft.com/office/word/2006/wordml" xmlns:wps="http://schemas.microsoft.com/office/word/2010/wordprocessingShape" mc:Ignorable="w14 w15 w16se w16cid w16 w16cex w16sdtdh wp14">
+  <w:p>
+    <w:r>
+      <w:rPr>
+        <w:noProof/>
+        <w:lang w:val="en-US"/>
+      </w:rPr>
+      <w:drawing>
+        <wp:anchor distT="0" distB="0" distL="114300" distR="114300" simplePos="0" relativeHeight="251661824" behindDoc="1" locked="0" layoutInCell="1" allowOverlap="1" wp14:anchorId="5B29BB58" wp14:editId="6B04F80E">
+          <wp:simplePos x="0" y="0"/>
+          <wp:positionH relativeFrom="page">
+            <wp:posOffset>0</wp:posOffset>
+          </wp:positionH>
+          <wp:positionV relativeFrom="page">
+            <wp:posOffset>5496</wp:posOffset>
+          </wp:positionV>
+          <wp:extent cx="7555698" cy="10679883"/>
+          <wp:effectExtent l="0" t="0" r="7620" b="7620"/>
+          <wp:wrapNone/>
+          <wp:docPr id="20" name="Picture 16"/>
+          <wp:cNvGraphicFramePr>
+            <a:graphicFrameLocks xmlns:a="http://schemas.openxmlformats.org/drawingml/2006/main" noChangeAspect="1"/>
+          </wp:cNvGraphicFramePr>
+          <a:graphic xmlns:a="http://schemas.openxmlformats.org/drawingml/2006/main">
+            <a:graphicData uri="http://schemas.openxmlformats.org/drawingml/2006/picture">
+              <pic:pic xmlns:pic="http://schemas.openxmlformats.org/drawingml/2006/picture">
+                <pic:nvPicPr>
+                  <pic:cNvPr id="1" name="ginutech-letterhead.png"/>
+                  <pic:cNvPicPr/>
+                </pic:nvPicPr>
+                <pic:blipFill>
+                  <a:blip r:embed="rId1" cstate="print">
+                    <a:extLst>
+                      <a:ext uri="{28A0092B-C50C-407E-A947-70E740481C1C}">
+                        <a14:useLocalDpi xmlns:a14="http://schemas.microsoft.com/office/drawing/2010/main" val="0"/>
+                      </a:ext>
+                    </a:extLst>
+                  </a:blip>
+                  <a:stretch>
+                    <a:fillRect/>
+                  </a:stretch>
+                </pic:blipFill>
+                <pic:spPr>
+                  <a:xfrm>
+                    <a:off x="0" y="0"/>
+                    <a:ext cx="7555698" cy="10679883"/>
+                  </a:xfrm>
+                  <a:prstGeom prst="rect">
+                    <a:avLst/>
+                  </a:prstGeom>
+                </pic:spPr>
+              </pic:pic>
+            </a:graphicData>
+          </a:graphic>
+          <wp14:sizeRelH relativeFrom="margin">
+            <wp14:pctWidth>0</wp14:pctWidth>
+          </wp14:sizeRelH>
+          <wp14:sizeRelV relativeFrom="margin">
+            <wp14:pctHeight>0</wp14:pctHeight>
+          </wp14:sizeRelV>
+        </wp:anchor>
+      </w:drawing>
+    </w:r>
+  </w:p>
+</w:hdr>
+</file>
+
+<file path=word/header16.xml><?xml version="1.0" encoding="utf-8"?>
+<w:hdr xmlns:wpc="http://schemas.microsoft.com/office/word/2010/wordprocessingCanvas" xmlns:cx="http://schemas.microsoft.com/office/drawing/2014/chartex" xmlns:cx1="http://schemas.microsoft.com/office/drawing/2015/9/8/chartex" xmlns:cx2="http://schemas.microsoft.com/office/drawing/2015/10/21/chartex" xmlns:cx3="http://schemas.microsoft.com/office/drawing/2016/5/9/chartex" xmlns:cx4="http://schemas.microsoft.com/office/drawing/2016/5/10/chartex" xmlns:cx5="http://schemas.microsoft.com/office/drawing/2016/5/11/chartex" xmlns:cx6="http://schemas.microsoft.com/office/drawing/2016/5/12/chartex" xmlns:cx7="http://schemas.microsoft.com/office/drawing/2016/5/13/chartex" xmlns:cx8="http://schemas.microsoft.com/office/drawing/2016/5/14/chartex" xmlns:mc="http://schemas.openxmlformats.org/markup-compatibility/2006" xmlns:aink="http://schemas.microsoft.com/office/drawing/2016/ink" xmlns:am3d="http://schemas.microsoft.com/office/drawing/2017/model3d" xmlns:o="urn:schemas-microsoft-com:office:office" xmlns:r="http://schemas.openxmlformats.org/officeDocument/2006/relationships" xmlns:m="http://schemas.openxmlformats.org/officeDocument/2006/math" xmlns:v="urn:schemas-microsoft-com:vml" xmlns:wp14="http://schemas.microsoft.com/office/word/2010/wordprocessingDrawing" xmlns:wp="http://schemas.openxmlformats.org/drawingml/2006/wordprocessingDrawing" xmlns:w10="urn:schemas-microsoft-com:office:word" xmlns:w="http://schemas.openxmlformats.org/wordprocessingml/2006/main" xmlns:w14="http://schemas.microsoft.com/office/word/2010/wordml" xmlns:w15="http://schemas.microsoft.com/office/word/2012/wordml" xmlns:w16cex="http://schemas.microsoft.com/office/word/2018/wordml/cex" xmlns:w16cid="http://schemas.microsoft.com/office/word/2016/wordml/cid" xmlns:w16="http://schemas.microsoft.com/office/word/2018/wordml" xmlns:w16sdtdh="http://schemas.microsoft.com/office/word/2020/wordml/sdtdatahash" xmlns:w16se="http://schemas.microsoft.com/office/word/2015/wordml/symex" xmlns:wpg="http://schemas.microsoft.com/office/word/2010/wordprocessingGroup" xmlns:wpi="http://schemas.microsoft.com/office/word/2010/wordprocessingInk" xmlns:wne="http://schemas.microsoft.com/office/word/2006/wordml" xmlns:wps="http://schemas.microsoft.com/office/word/2010/wordprocessingShape" mc:Ignorable="w14 w15 w16se w16cid w16 w16cex w16sdtdh wp14">
+  <w:p>
+    <w:r>
+      <w:rPr>
+        <w:noProof/>
+        <w:lang w:val="en-US"/>
+      </w:rPr>
+      <w:drawing>
+        <wp:anchor distT="0" distB="0" distL="114300" distR="114300" simplePos="0" relativeHeight="251662848" behindDoc="1" locked="0" layoutInCell="1" allowOverlap="1" wp14:anchorId="38AD302A" wp14:editId="671D977E">
+          <wp:simplePos x="0" y="0"/>
+          <wp:positionH relativeFrom="page">
+            <wp:posOffset>0</wp:posOffset>
+          </wp:positionH>
+          <wp:positionV relativeFrom="page">
+            <wp:posOffset>5496</wp:posOffset>
+          </wp:positionV>
+          <wp:extent cx="7555698" cy="10679883"/>
+          <wp:effectExtent l="0" t="0" r="7620" b="7620"/>
+          <wp:wrapNone/>
+          <wp:docPr id="25" name="Picture 16"/>
+          <wp:cNvGraphicFramePr>
+            <a:graphicFrameLocks xmlns:a="http://schemas.openxmlformats.org/drawingml/2006/main" noChangeAspect="1"/>
+          </wp:cNvGraphicFramePr>
+          <a:graphic xmlns:a="http://schemas.openxmlformats.org/drawingml/2006/main">
+            <a:graphicData uri="http://schemas.openxmlformats.org/drawingml/2006/picture">
+              <pic:pic xmlns:pic="http://schemas.openxmlformats.org/drawingml/2006/picture">
+                <pic:nvPicPr>
+                  <pic:cNvPr id="1" name="ginutech-letterhead.png"/>
+                  <pic:cNvPicPr/>
+                </pic:nvPicPr>
+                <pic:blipFill>
+                  <a:blip r:embed="rId1" cstate="print">
+                    <a:extLst>
+                      <a:ext uri="{28A0092B-C50C-407E-A947-70E740481C1C}">
+                        <a14:useLocalDpi xmlns:a14="http://schemas.microsoft.com/office/drawing/2010/main" val="0"/>
+                      </a:ext>
+                    </a:extLst>
+                  </a:blip>
+                  <a:stretch>
+                    <a:fillRect/>
+                  </a:stretch>
+                </pic:blipFill>
+                <pic:spPr>
+                  <a:xfrm>
+                    <a:off x="0" y="0"/>
+                    <a:ext cx="7555698" cy="10679883"/>
+                  </a:xfrm>
+                  <a:prstGeom prst="rect">
+                    <a:avLst/>
+                  </a:prstGeom>
+                </pic:spPr>
+              </pic:pic>
+            </a:graphicData>
+          </a:graphic>
+          <wp14:sizeRelH relativeFrom="margin">
+            <wp14:pctWidth>0</wp14:pctWidth>
+          </wp14:sizeRelH>
+          <wp14:sizeRelV relativeFrom="margin">
+            <wp14:pctHeight>0</wp14:pctHeight>
+          </wp14:sizeRelV>
+        </wp:anchor>
+      </w:drawing>
+    </w:r>
+  </w:p>
+</w:hdr>
+</file>
+
+<file path=word/header17.xml><?xml version="1.0" encoding="utf-8"?>
+<w:hdr xmlns:wpc="http://schemas.microsoft.com/office/word/2010/wordprocessingCanvas" xmlns:cx="http://schemas.microsoft.com/office/drawing/2014/chartex" xmlns:cx1="http://schemas.microsoft.com/office/drawing/2015/9/8/chartex" xmlns:cx2="http://schemas.microsoft.com/office/drawing/2015/10/21/chartex" xmlns:cx3="http://schemas.microsoft.com/office/drawing/2016/5/9/chartex" xmlns:cx4="http://schemas.microsoft.com/office/drawing/2016/5/10/chartex" xmlns:cx5="http://schemas.microsoft.com/office/drawing/2016/5/11/chartex" xmlns:cx6="http://schemas.microsoft.com/office/drawing/2016/5/12/chartex" xmlns:cx7="http://schemas.microsoft.com/office/drawing/2016/5/13/chartex" xmlns:cx8="http://schemas.microsoft.com/office/drawing/2016/5/14/chartex" xmlns:mc="http://schemas.openxmlformats.org/markup-compatibility/2006" xmlns:aink="http://schemas.microsoft.com/office/drawing/2016/ink" xmlns:am3d="http://schemas.microsoft.com/office/drawing/2017/model3d" xmlns:o="urn:schemas-microsoft-com:office:office" xmlns:r="http://schemas.openxmlformats.org/officeDocument/2006/relationships" xmlns:m="http://schemas.openxmlformats.org/officeDocument/2006/math" xmlns:v="urn:schemas-microsoft-com:vml" xmlns:wp14="http://schemas.microsoft.com/office/word/2010/wordprocessingDrawing" xmlns:wp="http://schemas.openxmlformats.org/drawingml/2006/wordprocessingDrawing" xmlns:w10="urn:schemas-microsoft-com:office:word" xmlns:w="http://schemas.openxmlformats.org/wordprocessingml/2006/main" xmlns:w14="http://schemas.microsoft.com/office/word/2010/wordml" xmlns:w15="http://schemas.microsoft.com/office/word/2012/wordml" xmlns:w16cex="http://schemas.microsoft.com/office/word/2018/wordml/cex" xmlns:w16cid="http://schemas.microsoft.com/office/word/2016/wordml/cid" xmlns:w16="http://schemas.microsoft.com/office/word/2018/wordml" xmlns:w16sdtdh="http://schemas.microsoft.com/office/word/2020/wordml/sdtdatahash" xmlns:w16se="http://schemas.microsoft.com/office/word/2015/wordml/symex" xmlns:wpg="http://schemas.microsoft.com/office/word/2010/wordprocessingGroup" xmlns:wpi="http://schemas.microsoft.com/office/word/2010/wordprocessingInk" xmlns:wne="http://schemas.microsoft.com/office/word/2006/wordml" xmlns:wps="http://schemas.microsoft.com/office/word/2010/wordprocessingShape" mc:Ignorable="w14 w15 w16se w16cid w16 w16cex w16sdtdh wp14">
+  <w:p>
+    <w:r>
+      <w:rPr>
+        <w:noProof/>
+        <w:lang w:val="en-US"/>
+      </w:rPr>
+      <w:drawing>
+        <wp:anchor distT="0" distB="0" distL="114300" distR="114300" simplePos="0" relativeHeight="251663872" behindDoc="1" locked="0" layoutInCell="1" allowOverlap="1" wp14:anchorId="7549AD9D" wp14:editId="26964F01">
+          <wp:simplePos x="0" y="0"/>
+          <wp:positionH relativeFrom="page">
+            <wp:posOffset>0</wp:posOffset>
+          </wp:positionH>
+          <wp:positionV relativeFrom="page">
+            <wp:posOffset>5496</wp:posOffset>
+          </wp:positionV>
+          <wp:extent cx="7555698" cy="10679883"/>
+          <wp:effectExtent l="0" t="0" r="7620" b="7620"/>
+          <wp:wrapNone/>
+          <wp:docPr id="23" name="Picture 16"/>
+          <wp:cNvGraphicFramePr>
+            <a:graphicFrameLocks xmlns:a="http://schemas.openxmlformats.org/drawingml/2006/main" noChangeAspect="1"/>
+          </wp:cNvGraphicFramePr>
+          <a:graphic xmlns:a="http://schemas.openxmlformats.org/drawingml/2006/main">
+            <a:graphicData uri="http://schemas.openxmlformats.org/drawingml/2006/picture">
+              <pic:pic xmlns:pic="http://schemas.openxmlformats.org/drawingml/2006/picture">
+                <pic:nvPicPr>
+                  <pic:cNvPr id="1" name="ginutech-letterhead.png"/>
+                  <pic:cNvPicPr/>
+                </pic:nvPicPr>
+                <pic:blipFill>
+                  <a:blip r:embed="rId1" cstate="print">
+                    <a:extLst>
+                      <a:ext uri="{28A0092B-C50C-407E-A947-70E740481C1C}">
+                        <a14:useLocalDpi xmlns:a14="http://schemas.microsoft.com/office/drawing/2010/main" val="0"/>
+                      </a:ext>
+                    </a:extLst>
+                  </a:blip>
+                  <a:stretch>
+                    <a:fillRect/>
+                  </a:stretch>
+                </pic:blipFill>
+                <pic:spPr>
+                  <a:xfrm>
+                    <a:off x="0" y="0"/>
+                    <a:ext cx="7555698" cy="10679883"/>
+                  </a:xfrm>
+                  <a:prstGeom prst="rect">
+                    <a:avLst/>
+                  </a:prstGeom>
+                </pic:spPr>
+              </pic:pic>
+            </a:graphicData>
+          </a:graphic>
+          <wp14:sizeRelH relativeFrom="margin">
+            <wp14:pctWidth>0</wp14:pctWidth>
+          </wp14:sizeRelH>
+          <wp14:sizeRelV relativeFrom="margin">
+            <wp14:pctHeight>0</wp14:pctHeight>
+          </wp14:sizeRelV>
+        </wp:anchor>
+      </w:drawing>
+    </w:r>
+  </w:p>
+</w:hdr>
+</file>
+
+<file path=word/header18.xml><?xml version="1.0" encoding="utf-8"?>
+<w:hdr xmlns:wpc="http://schemas.microsoft.com/office/word/2010/wordprocessingCanvas" xmlns:cx="http://schemas.microsoft.com/office/drawing/2014/chartex" xmlns:cx1="http://schemas.microsoft.com/office/drawing/2015/9/8/chartex" xmlns:cx2="http://schemas.microsoft.com/office/drawing/2015/10/21/chartex" xmlns:cx3="http://schemas.microsoft.com/office/drawing/2016/5/9/chartex" xmlns:cx4="http://schemas.microsoft.com/office/drawing/2016/5/10/chartex" xmlns:cx5="http://schemas.microsoft.com/office/drawing/2016/5/11/chartex" xmlns:cx6="http://schemas.microsoft.com/office/drawing/2016/5/12/chartex" xmlns:cx7="http://schemas.microsoft.com/office/drawing/2016/5/13/chartex" xmlns:cx8="http://schemas.microsoft.com/office/drawing/2016/5/14/chartex" xmlns:mc="http://schemas.openxmlformats.org/markup-compatibility/2006" xmlns:aink="http://schemas.microsoft.com/office/drawing/2016/ink" xmlns:am3d="http://schemas.microsoft.com/office/drawing/2017/model3d" xmlns:o="urn:schemas-microsoft-com:office:office" xmlns:r="http://schemas.openxmlformats.org/officeDocument/2006/relationships" xmlns:m="http://schemas.openxmlformats.org/officeDocument/2006/math" xmlns:v="urn:schemas-microsoft-com:vml" xmlns:wp14="http://schemas.microsoft.com/office/word/2010/wordprocessingDrawing" xmlns:wp="http://schemas.openxmlformats.org/drawingml/2006/wordprocessingDrawing" xmlns:w10="urn:schemas-microsoft-com:office:word" xmlns:w="http://schemas.openxmlformats.org/wordprocessingml/2006/main" xmlns:w14="http://schemas.microsoft.com/office/word/2010/wordml" xmlns:w15="http://schemas.microsoft.com/office/word/2012/wordml" xmlns:w16cex="http://schemas.microsoft.com/office/word/2018/wordml/cex" xmlns:w16cid="http://schemas.microsoft.com/office/word/2016/wordml/cid" xmlns:w16="http://schemas.microsoft.com/office/word/2018/wordml" xmlns:w16sdtdh="http://schemas.microsoft.com/office/word/2020/wordml/sdtdatahash" xmlns:w16se="http://schemas.microsoft.com/office/word/2015/wordml/symex" xmlns:wpg="http://schemas.microsoft.com/office/word/2010/wordprocessingGroup" xmlns:wpi="http://schemas.microsoft.com/office/word/2010/wordprocessingInk" xmlns:wne="http://schemas.microsoft.com/office/word/2006/wordml" xmlns:wps="http://schemas.microsoft.com/office/word/2010/wordprocessingShape" mc:Ignorable="w14 w15 w16se w16cid w16 w16cex w16sdtdh wp14">
+  <w:p>
+    <w:r>
+      <w:rPr>
+        <w:noProof/>
+        <w:lang w:val="en-US"/>
+      </w:rPr>
+      <w:drawing>
+        <wp:anchor distT="0" distB="0" distL="114300" distR="114300" simplePos="0" relativeHeight="251664896" behindDoc="1" locked="0" layoutInCell="1" allowOverlap="1" wp14:anchorId="6F61B3A6" wp14:editId="1235E2CA">
+          <wp:simplePos x="0" y="0"/>
+          <wp:positionH relativeFrom="page">
+            <wp:posOffset>0</wp:posOffset>
+          </wp:positionH>
+          <wp:positionV relativeFrom="page">
+            <wp:posOffset>5496</wp:posOffset>
+          </wp:positionV>
+          <wp:extent cx="7555698" cy="10679883"/>
+          <wp:effectExtent l="0" t="0" r="7620" b="7620"/>
+          <wp:wrapNone/>
+          <wp:docPr id="24" name="Picture 16"/>
+          <wp:cNvGraphicFramePr>
+            <a:graphicFrameLocks xmlns:a="http://schemas.openxmlformats.org/drawingml/2006/main" noChangeAspect="1"/>
+          </wp:cNvGraphicFramePr>
+          <a:graphic xmlns:a="http://schemas.openxmlformats.org/drawingml/2006/main">
+            <a:graphicData uri="http://schemas.openxmlformats.org/drawingml/2006/picture">
+              <pic:pic xmlns:pic="http://schemas.openxmlformats.org/drawingml/2006/picture">
+                <pic:nvPicPr>
+                  <pic:cNvPr id="1" name="ginutech-letterhead.png"/>
+                  <pic:cNvPicPr/>
+                </pic:nvPicPr>
+                <pic:blipFill>
+                  <a:blip r:embed="rId1" cstate="print">
+                    <a:extLst>
+                      <a:ext uri="{28A0092B-C50C-407E-A947-70E740481C1C}">
+                        <a14:useLocalDpi xmlns:a14="http://schemas.microsoft.com/office/drawing/2010/main" val="0"/>
+                      </a:ext>
+                    </a:extLst>
+                  </a:blip>
+                  <a:stretch>
+                    <a:fillRect/>
+                  </a:stretch>
+                </pic:blipFill>
+                <pic:spPr>
+                  <a:xfrm>
+                    <a:off x="0" y="0"/>
+                    <a:ext cx="7555698" cy="10679883"/>
+                  </a:xfrm>
+                  <a:prstGeom prst="rect">
+                    <a:avLst/>
+                  </a:prstGeom>
+                </pic:spPr>
+              </pic:pic>
+            </a:graphicData>
+          </a:graphic>
+          <wp14:sizeRelH relativeFrom="margin">
+            <wp14:pctWidth>0</wp14:pctWidth>
+          </wp14:sizeRelH>
+          <wp14:sizeRelV relativeFrom="margin">
+            <wp14:pctHeight>0</wp14:pctHeight>
+          </wp14:sizeRelV>
+        </wp:anchor>
+      </w:drawing>
+    </w:r>
+  </w:p>
+</w:hdr>
+</file>
+
+<file path=word/header19.xml><?xml version="1.0" encoding="utf-8"?>
+<w:hdr xmlns:wpc="http://schemas.microsoft.com/office/word/2010/wordprocessingCanvas" xmlns:cx="http://schemas.microsoft.com/office/drawing/2014/chartex" xmlns:cx1="http://schemas.microsoft.com/office/drawing/2015/9/8/chartex" xmlns:cx2="http://schemas.microsoft.com/office/drawing/2015/10/21/chartex" xmlns:cx3="http://schemas.microsoft.com/office/drawing/2016/5/9/chartex" xmlns:cx4="http://schemas.microsoft.com/office/drawing/2016/5/10/chartex" xmlns:cx5="http://schemas.microsoft.com/office/drawing/2016/5/11/chartex" xmlns:cx6="http://schemas.microsoft.com/office/drawing/2016/5/12/chartex" xmlns:cx7="http://schemas.microsoft.com/office/drawing/2016/5/13/chartex" xmlns:cx8="http://schemas.microsoft.com/office/drawing/2016/5/14/chartex" xmlns:mc="http://schemas.openxmlformats.org/markup-compatibility/2006" xmlns:aink="http://schemas.microsoft.com/office/drawing/2016/ink" xmlns:am3d="http://schemas.microsoft.com/office/drawing/2017/model3d" xmlns:o="urn:schemas-microsoft-com:office:office" xmlns:r="http://schemas.openxmlformats.org/officeDocument/2006/relationships" xmlns:m="http://schemas.openxmlformats.org/officeDocument/2006/math" xmlns:v="urn:schemas-microsoft-com:vml" xmlns:wp14="http://schemas.microsoft.com/office/word/2010/wordprocessingDrawing" xmlns:wp="http://schemas.openxmlformats.org/drawingml/2006/wordprocessingDrawing" xmlns:w10="urn:schemas-microsoft-com:office:word" xmlns:w="http://schemas.openxmlformats.org/wordprocessingml/2006/main" xmlns:w14="http://schemas.microsoft.com/office/word/2010/wordml" xmlns:w15="http://schemas.microsoft.com/office/word/2012/wordml" xmlns:w16cex="http://schemas.microsoft.com/office/word/2018/wordml/cex" xmlns:w16cid="http://schemas.microsoft.com/office/word/2016/wordml/cid" xmlns:w16="http://schemas.microsoft.com/office/word/2018/wordml" xmlns:w16sdtdh="http://schemas.microsoft.com/office/word/2020/wordml/sdtdatahash" xmlns:w16se="http://schemas.microsoft.com/office/word/2015/wordml/symex" xmlns:wpg="http://schemas.microsoft.com/office/word/2010/wordprocessingGroup" xmlns:wpi="http://schemas.microsoft.com/office/word/2010/wordprocessingInk" xmlns:wne="http://schemas.microsoft.com/office/word/2006/wordml" xmlns:wps="http://schemas.microsoft.com/office/word/2010/wordprocessingShape" mc:Ignorable="w14 w15 w16se w16cid w16 w16cex w16sdtdh wp14">
+  <w:p>
+    <w:r>
+      <w:rPr>
+        <w:noProof/>
+        <w:lang w:val="en-US"/>
+      </w:rPr>
+      <w:drawing>
+        <wp:anchor distT="0" distB="0" distL="114300" distR="114300" simplePos="0" relativeHeight="251665920" behindDoc="1" locked="0" layoutInCell="1" allowOverlap="1" wp14:anchorId="384A200C" wp14:editId="0EBC3CD6">
+          <wp:simplePos x="0" y="0"/>
+          <wp:positionH relativeFrom="page">
+            <wp:posOffset>0</wp:posOffset>
+          </wp:positionH>
+          <wp:positionV relativeFrom="page">
+            <wp:posOffset>5496</wp:posOffset>
+          </wp:positionV>
+          <wp:extent cx="7555698" cy="10679883"/>
+          <wp:effectExtent l="0" t="0" r="7620" b="7620"/>
+          <wp:wrapNone/>
+          <wp:docPr id="29" name="Picture 16"/>
+          <wp:cNvGraphicFramePr>
+            <a:graphicFrameLocks xmlns:a="http://schemas.openxmlformats.org/drawingml/2006/main" noChangeAspect="1"/>
+          </wp:cNvGraphicFramePr>
+          <a:graphic xmlns:a="http://schemas.openxmlformats.org/drawingml/2006/main">
+            <a:graphicData uri="http://schemas.openxmlformats.org/drawingml/2006/picture">
+              <pic:pic xmlns:pic="http://schemas.openxmlformats.org/drawingml/2006/picture">
+                <pic:nvPicPr>
+                  <pic:cNvPr id="1" name="ginutech-letterhead.png"/>
+                  <pic:cNvPicPr/>
+                </pic:nvPicPr>
+                <pic:blipFill>
+                  <a:blip r:embed="rId1" cstate="print">
+                    <a:extLst>
+                      <a:ext uri="{28A0092B-C50C-407E-A947-70E740481C1C}">
+                        <a14:useLocalDpi xmlns:a14="http://schemas.microsoft.com/office/drawing/2010/main" val="0"/>
+                      </a:ext>
+                    </a:extLst>
+                  </a:blip>
+                  <a:stretch>
+                    <a:fillRect/>
+                  </a:stretch>
+                </pic:blipFill>
+                <pic:spPr>
+                  <a:xfrm>
+                    <a:off x="0" y="0"/>
+                    <a:ext cx="7555698" cy="10679883"/>
+                  </a:xfrm>
+                  <a:prstGeom prst="rect">
+                    <a:avLst/>
+                  </a:prstGeom>
+                </pic:spPr>
+              </pic:pic>
+            </a:graphicData>
+          </a:graphic>
+          <wp14:sizeRelH relativeFrom="margin">
+            <wp14:pctWidth>0</wp14:pctWidth>
+          </wp14:sizeRelH>
+          <wp14:sizeRelV relativeFrom="margin">
+            <wp14:pctHeight>0</wp14:pctHeight>
+          </wp14:sizeRelV>
+        </wp:anchor>
+      </w:drawing>
+    </w:r>
+  </w:p>
+</w:hdr>
+</file>
+
+<file path=word/header2.xml><?xml version="1.0" encoding="utf-8"?>
+<w:hdr xmlns:wpc="http://schemas.microsoft.com/office/word/2010/wordprocessingCanvas" xmlns:cx="http://schemas.microsoft.com/office/drawing/2014/chartex" xmlns:cx1="http://schemas.microsoft.com/office/drawing/2015/9/8/chartex" xmlns:cx2="http://schemas.microsoft.com/office/drawing/2015/10/21/chartex" xmlns:cx3="http://schemas.microsoft.com/office/drawing/2016/5/9/chartex" xmlns:cx4="http://schemas.microsoft.com/office/drawing/2016/5/10/chartex" xmlns:cx5="http://schemas.microsoft.com/office/drawing/2016/5/11/chartex" xmlns:cx6="http://schemas.microsoft.com/office/drawing/2016/5/12/chartex" xmlns:cx7="http://schemas.microsoft.com/office/drawing/2016/5/13/chartex" xmlns:cx8="http://schemas.microsoft.com/office/drawing/2016/5/14/chartex" xmlns:mc="http://schemas.openxmlformats.org/markup-compatibility/2006" xmlns:aink="http://schemas.microsoft.com/office/drawing/2016/ink" xmlns:am3d="http://schemas.microsoft.com/office/drawing/2017/model3d" xmlns:o="urn:schemas-microsoft-com:office:office" xmlns:r="http://schemas.openxmlformats.org/officeDocument/2006/relationships" xmlns:m="http://schemas.openxmlformats.org/officeDocument/2006/math" xmlns:v="urn:schemas-microsoft-com:vml" xmlns:wp14="http://schemas.microsoft.com/office/word/2010/wordprocessingDrawing" xmlns:wp="http://schemas.openxmlformats.org/drawingml/2006/wordprocessingDrawing" xmlns:w10="urn:schemas-microsoft-com:office:word" xmlns:w="http://schemas.openxmlformats.org/wordprocessingml/2006/main" xmlns:w14="http://schemas.microsoft.com/office/word/2010/wordml" xmlns:w15="http://schemas.microsoft.com/office/word/2012/wordml" xmlns:w16cex="http://schemas.microsoft.com/office/word/2018/wordml/cex" xmlns:w16cid="http://schemas.microsoft.com/office/word/2016/wordml/cid" xmlns:w16="http://schemas.microsoft.com/office/word/2018/wordml" xmlns:w16sdtdh="http://schemas.microsoft.com/office/word/2020/wordml/sdtdatahash" xmlns:w16se="http://schemas.microsoft.com/office/word/2015/wordml/symex" xmlns:wpg="http://schemas.microsoft.com/office/word/2010/wordprocessingGroup" xmlns:wpi="http://schemas.microsoft.com/office/word/2010/wordprocessingInk" xmlns:wne="http://schemas.microsoft.com/office/word/2006/wordml" xmlns:wps="http://schemas.microsoft.com/office/word/2010/wordprocessingShape" mc:Ignorable="w14 w15 w16se w16cid w16 w16cex w16sdtdh wp14">
+  <w:p>
+    <w:r>
+      <w:rPr>
+        <w:noProof/>
+        <w:lang w:val="en-US"/>
+      </w:rPr>
+      <w:drawing>
+        <wp:anchor distT="0" distB="0" distL="114300" distR="114300" simplePos="0" relativeHeight="251648512" behindDoc="1" locked="0" layoutInCell="1" allowOverlap="1" wp14:anchorId="1325EEE5" wp14:editId="314A77E5">
+          <wp:simplePos x="0" y="0"/>
+          <wp:positionH relativeFrom="page">
+            <wp:posOffset>0</wp:posOffset>
+          </wp:positionH>
+          <wp:positionV relativeFrom="page">
+            <wp:posOffset>5496</wp:posOffset>
+          </wp:positionV>
+          <wp:extent cx="7555698" cy="10679883"/>
+          <wp:effectExtent l="0" t="0" r="7620" b="7620"/>
+          <wp:wrapNone/>
+          <wp:docPr id="16" name="Picture 16"/>
+          <wp:cNvGraphicFramePr>
+            <a:graphicFrameLocks xmlns:a="http://schemas.openxmlformats.org/drawingml/2006/main" noChangeAspect="1"/>
+          </wp:cNvGraphicFramePr>
+          <a:graphic xmlns:a="http://schemas.openxmlformats.org/drawingml/2006/main">
+            <a:graphicData uri="http://schemas.openxmlformats.org/drawingml/2006/picture">
+              <pic:pic xmlns:pic="http://schemas.openxmlformats.org/drawingml/2006/picture">
+                <pic:nvPicPr>
+                  <pic:cNvPr id="1" name="ginutech-letterhead.png"/>
+                  <pic:cNvPicPr/>
+                </pic:nvPicPr>
+                <pic:blipFill>
+                  <a:blip r:embed="rId1" cstate="print">
+                    <a:extLst>
+                      <a:ext uri="{28A0092B-C50C-407E-A947-70E740481C1C}">
+                        <a14:useLocalDpi xmlns:a14="http://schemas.microsoft.com/office/drawing/2010/main" val="0"/>
+                      </a:ext>
+                    </a:extLst>
+                  </a:blip>
+                  <a:stretch>
+                    <a:fillRect/>
+                  </a:stretch>
+                </pic:blipFill>
+                <pic:spPr>
+                  <a:xfrm>
+                    <a:off x="0" y="0"/>
+                    <a:ext cx="7555698" cy="10679883"/>
+                  </a:xfrm>
+                  <a:prstGeom prst="rect">
+                    <a:avLst/>
+                  </a:prstGeom>
+                </pic:spPr>
+              </pic:pic>
+            </a:graphicData>
+          </a:graphic>
+          <wp14:sizeRelH relativeFrom="margin">
+            <wp14:pctWidth>0</wp14:pctWidth>
+          </wp14:sizeRelH>
+          <wp14:sizeRelV relativeFrom="margin">
+            <wp14:pctHeight>0</wp14:pctHeight>
+          </wp14:sizeRelV>
+        </wp:anchor>
+      </w:drawing>
+    </w:r>
+  </w:p>
+</w:hdr>
+</file>
+
+<file path=word/header20.xml><?xml version="1.0" encoding="utf-8"?>
+<w:hdr xmlns:wpc="http://schemas.microsoft.com/office/word/2010/wordprocessingCanvas" xmlns:cx="http://schemas.microsoft.com/office/drawing/2014/chartex" xmlns:cx1="http://schemas.microsoft.com/office/drawing/2015/9/8/chartex" xmlns:cx2="http://schemas.microsoft.com/office/drawing/2015/10/21/chartex" xmlns:cx3="http://schemas.microsoft.com/office/drawing/2016/5/9/chartex" xmlns:cx4="http://schemas.microsoft.com/office/drawing/2016/5/10/chartex" xmlns:cx5="http://schemas.microsoft.com/office/drawing/2016/5/11/chartex" xmlns:cx6="http://schemas.microsoft.com/office/drawing/2016/5/12/chartex" xmlns:cx7="http://schemas.microsoft.com/office/drawing/2016/5/13/chartex" xmlns:cx8="http://schemas.microsoft.com/office/drawing/2016/5/14/chartex" xmlns:mc="http://schemas.openxmlformats.org/markup-compatibility/2006" xmlns:aink="http://schemas.microsoft.com/office/drawing/2016/ink" xmlns:am3d="http://schemas.microsoft.com/office/drawing/2017/model3d" xmlns:o="urn:schemas-microsoft-com:office:office" xmlns:r="http://schemas.openxmlformats.org/officeDocument/2006/relationships" xmlns:m="http://schemas.openxmlformats.org/officeDocument/2006/math" xmlns:v="urn:schemas-microsoft-com:vml" xmlns:wp14="http://schemas.microsoft.com/office/word/2010/wordprocessingDrawing" xmlns:wp="http://schemas.openxmlformats.org/drawingml/2006/wordprocessingDrawing" xmlns:w10="urn:schemas-microsoft-com:office:word" xmlns:w="http://schemas.openxmlformats.org/wordprocessingml/2006/main" xmlns:w14="http://schemas.microsoft.com/office/word/2010/wordml" xmlns:w15="http://schemas.microsoft.com/office/word/2012/wordml" xmlns:w16cex="http://schemas.microsoft.com/office/word/2018/wordml/cex" xmlns:w16cid="http://schemas.microsoft.com/office/word/2016/wordml/cid" xmlns:w16="http://schemas.microsoft.com/office/word/2018/wordml" xmlns:w16sdtdh="http://schemas.microsoft.com/office/word/2020/wordml/sdtdatahash" xmlns:w16se="http://schemas.microsoft.com/office/word/2015/wordml/symex" xmlns:wpg="http://schemas.microsoft.com/office/word/2010/wordprocessingGroup" xmlns:wpi="http://schemas.microsoft.com/office/word/2010/wordprocessingInk" xmlns:wne="http://schemas.microsoft.com/office/word/2006/wordml" xmlns:wps="http://schemas.microsoft.com/office/word/2010/wordprocessingShape" mc:Ignorable="w14 w15 w16se w16cid w16 w16cex w16sdtdh wp14">
+  <w:p>
+    <w:r>
+      <w:rPr>
+        <w:noProof/>
+        <w:lang w:val="en-US"/>
+      </w:rPr>
+      <w:drawing>
+        <wp:anchor distT="0" distB="0" distL="114300" distR="114300" simplePos="0" relativeHeight="251666944" behindDoc="1" locked="0" layoutInCell="1" allowOverlap="1" wp14:anchorId="6676945D" wp14:editId="6E269D95">
+          <wp:simplePos x="0" y="0"/>
+          <wp:positionH relativeFrom="page">
+            <wp:posOffset>0</wp:posOffset>
+          </wp:positionH>
+          <wp:positionV relativeFrom="page">
+            <wp:posOffset>5496</wp:posOffset>
+          </wp:positionV>
+          <wp:extent cx="7555698" cy="10679883"/>
+          <wp:effectExtent l="0" t="0" r="7620" b="7620"/>
+          <wp:wrapNone/>
+          <wp:docPr id="27" name="Picture 16"/>
+          <wp:cNvGraphicFramePr>
+            <a:graphicFrameLocks xmlns:a="http://schemas.openxmlformats.org/drawingml/2006/main" noChangeAspect="1"/>
+          </wp:cNvGraphicFramePr>
+          <a:graphic xmlns:a="http://schemas.openxmlformats.org/drawingml/2006/main">
+            <a:graphicData uri="http://schemas.openxmlformats.org/drawingml/2006/picture">
+              <pic:pic xmlns:pic="http://schemas.openxmlformats.org/drawingml/2006/picture">
+                <pic:nvPicPr>
+                  <pic:cNvPr id="1" name="ginutech-letterhead.png"/>
+                  <pic:cNvPicPr/>
+                </pic:nvPicPr>
+                <pic:blipFill>
+                  <a:blip r:embed="rId1" cstate="print">
+                    <a:extLst>
+                      <a:ext uri="{28A0092B-C50C-407E-A947-70E740481C1C}">
+                        <a14:useLocalDpi xmlns:a14="http://schemas.microsoft.com/office/drawing/2010/main" val="0"/>
+                      </a:ext>
+                    </a:extLst>
+                  </a:blip>
+                  <a:stretch>
+                    <a:fillRect/>
+                  </a:stretch>
+                </pic:blipFill>
+                <pic:spPr>
+                  <a:xfrm>
+                    <a:off x="0" y="0"/>
+                    <a:ext cx="7555698" cy="10679883"/>
+                  </a:xfrm>
+                  <a:prstGeom prst="rect">
+                    <a:avLst/>
+                  </a:prstGeom>
+                </pic:spPr>
+              </pic:pic>
+            </a:graphicData>
+          </a:graphic>
+          <wp14:sizeRelH relativeFrom="margin">
+            <wp14:pctWidth>0</wp14:pctWidth>
+          </wp14:sizeRelH>
+          <wp14:sizeRelV relativeFrom="margin">
+            <wp14:pctHeight>0</wp14:pctHeight>
+          </wp14:sizeRelV>
+        </wp:anchor>
+      </w:drawing>
+    </w:r>
+  </w:p>
+</w:hdr>
+</file>
+
+<file path=word/header21.xml><?xml version="1.0" encoding="utf-8"?>
+<w:hdr xmlns:wpc="http://schemas.microsoft.com/office/word/2010/wordprocessingCanvas" xmlns:cx="http://schemas.microsoft.com/office/drawing/2014/chartex" xmlns:cx1="http://schemas.microsoft.com/office/drawing/2015/9/8/chartex" xmlns:cx2="http://schemas.microsoft.com/office/drawing/2015/10/21/chartex" xmlns:cx3="http://schemas.microsoft.com/office/drawing/2016/5/9/chartex" xmlns:cx4="http://schemas.microsoft.com/office/drawing/2016/5/10/chartex" xmlns:cx5="http://schemas.microsoft.com/office/drawing/2016/5/11/chartex" xmlns:cx6="http://schemas.microsoft.com/office/drawing/2016/5/12/chartex" xmlns:cx7="http://schemas.microsoft.com/office/drawing/2016/5/13/chartex" xmlns:cx8="http://schemas.microsoft.com/office/drawing/2016/5/14/chartex" xmlns:mc="http://schemas.openxmlformats.org/markup-compatibility/2006" xmlns:aink="http://schemas.microsoft.com/office/drawing/2016/ink" xmlns:am3d="http://schemas.microsoft.com/office/drawing/2017/model3d" xmlns:o="urn:schemas-microsoft-com:office:office" xmlns:r="http://schemas.openxmlformats.org/officeDocument/2006/relationships" xmlns:m="http://schemas.openxmlformats.org/officeDocument/2006/math" xmlns:v="urn:schemas-microsoft-com:vml" xmlns:wp14="http://schemas.microsoft.com/office/word/2010/wordprocessingDrawing" xmlns:wp="http://schemas.openxmlformats.org/drawingml/2006/wordprocessingDrawing" xmlns:w10="urn:schemas-microsoft-com:office:word" xmlns:w="http://schemas.openxmlformats.org/wordprocessingml/2006/main" xmlns:w14="http://schemas.microsoft.com/office/word/2010/wordml" xmlns:w15="http://schemas.microsoft.com/office/word/2012/wordml" xmlns:w16cex="http://schemas.microsoft.com/office/word/2018/wordml/cex" xmlns:w16cid="http://schemas.microsoft.com/office/word/2016/wordml/cid" xmlns:w16="http://schemas.microsoft.com/office/word/2018/wordml" xmlns:w16sdtdh="http://schemas.microsoft.com/office/word/2020/wordml/sdtdatahash" xmlns:w16se="http://schemas.microsoft.com/office/word/2015/wordml/symex" xmlns:wpg="http://schemas.microsoft.com/office/word/2010/wordprocessingGroup" xmlns:wpi="http://schemas.microsoft.com/office/word/2010/wordprocessingInk" xmlns:wne="http://schemas.microsoft.com/office/word/2006/wordml" xmlns:wps="http://schemas.microsoft.com/office/word/2010/wordprocessingShape" mc:Ignorable="w14 w15 w16se w16cid w16 w16cex w16sdtdh wp14">
+  <w:p>
+    <w:r>
+      <w:rPr>
+        <w:noProof/>
+        <w:lang w:val="en-US"/>
+      </w:rPr>
+      <w:drawing>
+        <wp:anchor distT="0" distB="0" distL="114300" distR="114300" simplePos="0" relativeHeight="251667968" behindDoc="1" locked="0" layoutInCell="1" allowOverlap="1" wp14:anchorId="5A784940" wp14:editId="539EFA49">
+          <wp:simplePos x="0" y="0"/>
+          <wp:positionH relativeFrom="page">
+            <wp:posOffset>0</wp:posOffset>
+          </wp:positionH>
+          <wp:positionV relativeFrom="page">
+            <wp:posOffset>5496</wp:posOffset>
+          </wp:positionV>
+          <wp:extent cx="7555698" cy="10679883"/>
+          <wp:effectExtent l="0" t="0" r="7620" b="7620"/>
+          <wp:wrapNone/>
+          <wp:docPr id="28" name="Picture 16"/>
+          <wp:cNvGraphicFramePr>
+            <a:graphicFrameLocks xmlns:a="http://schemas.openxmlformats.org/drawingml/2006/main" noChangeAspect="1"/>
+          </wp:cNvGraphicFramePr>
+          <a:graphic xmlns:a="http://schemas.openxmlformats.org/drawingml/2006/main">
+            <a:graphicData uri="http://schemas.openxmlformats.org/drawingml/2006/picture">
+              <pic:pic xmlns:pic="http://schemas.openxmlformats.org/drawingml/2006/picture">
+                <pic:nvPicPr>
+                  <pic:cNvPr id="1" name="ginutech-letterhead.png"/>
+                  <pic:cNvPicPr/>
+                </pic:nvPicPr>
+                <pic:blipFill>
+                  <a:blip r:embed="rId1" cstate="print">
+                    <a:extLst>
+                      <a:ext uri="{28A0092B-C50C-407E-A947-70E740481C1C}">
+                        <a14:useLocalDpi xmlns:a14="http://schemas.microsoft.com/office/drawing/2010/main" val="0"/>
+                      </a:ext>
+                    </a:extLst>
+                  </a:blip>
+                  <a:stretch>
+                    <a:fillRect/>
+                  </a:stretch>
+                </pic:blipFill>
+                <pic:spPr>
+                  <a:xfrm>
+                    <a:off x="0" y="0"/>
+                    <a:ext cx="7555698" cy="10679883"/>
+                  </a:xfrm>
+                  <a:prstGeom prst="rect">
+                    <a:avLst/>
+                  </a:prstGeom>
+                </pic:spPr>
+              </pic:pic>
+            </a:graphicData>
+          </a:graphic>
+          <wp14:sizeRelH relativeFrom="margin">
+            <wp14:pctWidth>0</wp14:pctWidth>
+          </wp14:sizeRelH>
+          <wp14:sizeRelV relativeFrom="margin">
+            <wp14:pctHeight>0</wp14:pctHeight>
+          </wp14:sizeRelV>
+        </wp:anchor>
+      </w:drawing>
+    </w:r>
+  </w:p>
+</w:hdr>
+</file>
+
+<file path=word/header3.xml><?xml version="1.0" encoding="utf-8"?>
+<w:hdr xmlns:wpc="http://schemas.microsoft.com/office/word/2010/wordprocessingCanvas" xmlns:cx="http://schemas.microsoft.com/office/drawing/2014/chartex" xmlns:cx1="http://schemas.microsoft.com/office/drawing/2015/9/8/chartex" xmlns:cx2="http://schemas.microsoft.com/office/drawing/2015/10/21/chartex" xmlns:cx3="http://schemas.microsoft.com/office/drawing/2016/5/9/chartex" xmlns:cx4="http://schemas.microsoft.com/office/drawing/2016/5/10/chartex" xmlns:cx5="http://schemas.microsoft.com/office/drawing/2016/5/11/chartex" xmlns:cx6="http://schemas.microsoft.com/office/drawing/2016/5/12/chartex" xmlns:cx7="http://schemas.microsoft.com/office/drawing/2016/5/13/chartex" xmlns:cx8="http://schemas.microsoft.com/office/drawing/2016/5/14/chartex" xmlns:mc="http://schemas.openxmlformats.org/markup-compatibility/2006" xmlns:aink="http://schemas.microsoft.com/office/drawing/2016/ink" xmlns:am3d="http://schemas.microsoft.com/office/drawing/2017/model3d" xmlns:o="urn:schemas-microsoft-com:office:office" xmlns:r="http://schemas.openxmlformats.org/officeDocument/2006/relationships" xmlns:m="http://schemas.openxmlformats.org/officeDocument/2006/math" xmlns:v="urn:schemas-microsoft-com:vml" xmlns:wp14="http://schemas.microsoft.com/office/word/2010/wordprocessingDrawing" xmlns:wp="http://schemas.openxmlformats.org/drawingml/2006/wordprocessingDrawing" xmlns:w10="urn:schemas-microsoft-com:office:word" xmlns:w="http://schemas.openxmlformats.org/wordprocessingml/2006/main" xmlns:w14="http://schemas.microsoft.com/office/word/2010/wordml" xmlns:w15="http://schemas.microsoft.com/office/word/2012/wordml" xmlns:w16cex="http://schemas.microsoft.com/office/word/2018/wordml/cex" xmlns:w16cid="http://schemas.microsoft.com/office/word/2016/wordml/cid" xmlns:w16="http://schemas.microsoft.com/office/word/2018/wordml" xmlns:w16sdtdh="http://schemas.microsoft.com/office/word/2020/wordml/sdtdatahash" xmlns:w16se="http://schemas.microsoft.com/office/word/2015/wordml/symex" xmlns:wpg="http://schemas.microsoft.com/office/word/2010/wordprocessingGroup" xmlns:wpi="http://schemas.microsoft.com/office/word/2010/wordprocessingInk" xmlns:wne="http://schemas.microsoft.com/office/word/2006/wordml" xmlns:wps="http://schemas.microsoft.com/office/word/2010/wordprocessingShape" mc:Ignorable="w14 w15 w16se w16cid w16 w16cex w16sdtdh wp14">
+  <w:p>
+    <w:r>
+      <w:rPr>
+        <w:noProof/>
+        <w:lang w:val="en-US"/>
+      </w:rPr>
+      <w:drawing>
+        <wp:anchor distT="0" distB="0" distL="114300" distR="114300" simplePos="0" relativeHeight="251649536" behindDoc="1" locked="0" layoutInCell="1" allowOverlap="1" wp14:anchorId="10E66895" wp14:editId="7246CE2E">
+          <wp:simplePos x="0" y="0"/>
+          <wp:positionH relativeFrom="page">
+            <wp:posOffset>0</wp:posOffset>
+          </wp:positionH>
+          <wp:positionV relativeFrom="page">
+            <wp:posOffset>5496</wp:posOffset>
+          </wp:positionV>
+          <wp:extent cx="7555698" cy="10679883"/>
+          <wp:effectExtent l="0" t="0" r="7620" b="7620"/>
+          <wp:wrapNone/>
+          <wp:docPr id="3" name="Picture 16"/>
+          <wp:cNvGraphicFramePr>
+            <a:graphicFrameLocks xmlns:a="http://schemas.openxmlformats.org/drawingml/2006/main" noChangeAspect="1"/>
+          </wp:cNvGraphicFramePr>
+          <a:graphic xmlns:a="http://schemas.openxmlformats.org/drawingml/2006/main">
+            <a:graphicData uri="http://schemas.openxmlformats.org/drawingml/2006/picture">
+              <pic:pic xmlns:pic="http://schemas.openxmlformats.org/drawingml/2006/picture">
+                <pic:nvPicPr>
+                  <pic:cNvPr id="1" name="ginutech-letterhead.png"/>
+                  <pic:cNvPicPr/>
+                </pic:nvPicPr>
+                <pic:blipFill>
+                  <a:blip r:embed="rId1" cstate="print">
+                    <a:extLst>
+                      <a:ext uri="{28A0092B-C50C-407E-A947-70E740481C1C}">
+                        <a14:useLocalDpi xmlns:a14="http://schemas.microsoft.com/office/drawing/2010/main" val="0"/>
+                      </a:ext>
+                    </a:extLst>
+                  </a:blip>
+                  <a:stretch>
+                    <a:fillRect/>
+                  </a:stretch>
+                </pic:blipFill>
+                <pic:spPr>
+                  <a:xfrm>
+                    <a:off x="0" y="0"/>
+                    <a:ext cx="7555698" cy="10679883"/>
+                  </a:xfrm>
+                  <a:prstGeom prst="rect">
+                    <a:avLst/>
+                  </a:prstGeom>
+                </pic:spPr>
+              </pic:pic>
+            </a:graphicData>
+          </a:graphic>
+          <wp14:sizeRelH relativeFrom="margin">
+            <wp14:pctWidth>0</wp14:pctWidth>
+          </wp14:sizeRelH>
+          <wp14:sizeRelV relativeFrom="margin">
+            <wp14:pctHeight>0</wp14:pctHeight>
+          </wp14:sizeRelV>
+        </wp:anchor>
+      </w:drawing>
+    </w:r>
+  </w:p>
+</w:hdr>
+</file>
+
+<file path=word/header4.xml><?xml version="1.0" encoding="utf-8"?>
+<w:hdr xmlns:wpc="http://schemas.microsoft.com/office/word/2010/wordprocessingCanvas" xmlns:cx="http://schemas.microsoft.com/office/drawing/2014/chartex" xmlns:cx1="http://schemas.microsoft.com/office/drawing/2015/9/8/chartex" xmlns:cx2="http://schemas.microsoft.com/office/drawing/2015/10/21/chartex" xmlns:cx3="http://schemas.microsoft.com/office/drawing/2016/5/9/chartex" xmlns:cx4="http://schemas.microsoft.com/office/drawing/2016/5/10/chartex" xmlns:cx5="http://schemas.microsoft.com/office/drawing/2016/5/11/chartex" xmlns:cx6="http://schemas.microsoft.com/office/drawing/2016/5/12/chartex" xmlns:cx7="http://schemas.microsoft.com/office/drawing/2016/5/13/chartex" xmlns:cx8="http://schemas.microsoft.com/office/drawing/2016/5/14/chartex" xmlns:mc="http://schemas.openxmlformats.org/markup-compatibility/2006" xmlns:aink="http://schemas.microsoft.com/office/drawing/2016/ink" xmlns:am3d="http://schemas.microsoft.com/office/drawing/2017/model3d" xmlns:o="urn:schemas-microsoft-com:office:office" xmlns:r="http://schemas.openxmlformats.org/officeDocument/2006/relationships" xmlns:m="http://schemas.openxmlformats.org/officeDocument/2006/math" xmlns:v="urn:schemas-microsoft-com:vml" xmlns:wp14="http://schemas.microsoft.com/office/word/2010/wordprocessingDrawing" xmlns:wp="http://schemas.openxmlformats.org/drawingml/2006/wordprocessingDrawing" xmlns:w10="urn:schemas-microsoft-com:office:word" xmlns:w="http://schemas.openxmlformats.org/wordprocessingml/2006/main" xmlns:w14="http://schemas.microsoft.com/office/word/2010/wordml" xmlns:w15="http://schemas.microsoft.com/office/word/2012/wordml" xmlns:w16cex="http://schemas.microsoft.com/office/word/2018/wordml/cex" xmlns:w16cid="http://schemas.microsoft.com/office/word/2016/wordml/cid" xmlns:w16="http://schemas.microsoft.com/office/word/2018/wordml" xmlns:w16sdtdh="http://schemas.microsoft.com/office/word/2020/wordml/sdtdatahash" xmlns:w16se="http://schemas.microsoft.com/office/word/2015/wordml/symex" xmlns:wpg="http://schemas.microsoft.com/office/word/2010/wordprocessingGroup" xmlns:wpi="http://schemas.microsoft.com/office/word/2010/wordprocessingInk" xmlns:wne="http://schemas.microsoft.com/office/word/2006/wordml" xmlns:wps="http://schemas.microsoft.com/office/word/2010/wordprocessingShape" mc:Ignorable="w14 w15 w16se w16cid w16 w16cex w16sdtdh wp14">
+  <w:p>
+    <w:r>
+      <w:rPr>
+        <w:noProof/>
+        <w:lang w:val="en-US"/>
+      </w:rPr>
+      <w:drawing>
+        <wp:anchor distT="0" distB="0" distL="114300" distR="114300" simplePos="0" relativeHeight="251650560" behindDoc="1" locked="0" layoutInCell="1" allowOverlap="1" wp14:anchorId="2160A171" wp14:editId="131E20BA">
+          <wp:simplePos x="0" y="0"/>
+          <wp:positionH relativeFrom="page">
+            <wp:posOffset>0</wp:posOffset>
+          </wp:positionH>
+          <wp:positionV relativeFrom="page">
+            <wp:posOffset>5496</wp:posOffset>
+          </wp:positionV>
+          <wp:extent cx="7555698" cy="10679883"/>
+          <wp:effectExtent l="0" t="0" r="7620" b="7620"/>
+          <wp:wrapNone/>
+          <wp:docPr id="7" name="Picture 16"/>
+          <wp:cNvGraphicFramePr>
+            <a:graphicFrameLocks xmlns:a="http://schemas.openxmlformats.org/drawingml/2006/main" noChangeAspect="1"/>
+          </wp:cNvGraphicFramePr>
+          <a:graphic xmlns:a="http://schemas.openxmlformats.org/drawingml/2006/main">
+            <a:graphicData uri="http://schemas.openxmlformats.org/drawingml/2006/picture">
+              <pic:pic xmlns:pic="http://schemas.openxmlformats.org/drawingml/2006/picture">
+                <pic:nvPicPr>
+                  <pic:cNvPr id="1" name="ginutech-letterhead.png"/>
+                  <pic:cNvPicPr/>
+                </pic:nvPicPr>
+                <pic:blipFill>
+                  <a:blip r:embed="rId1" cstate="print">
+                    <a:extLst>
+                      <a:ext uri="{28A0092B-C50C-407E-A947-70E740481C1C}">
+                        <a14:useLocalDpi xmlns:a14="http://schemas.microsoft.com/office/drawing/2010/main" val="0"/>
+                      </a:ext>
+                    </a:extLst>
+                  </a:blip>
+                  <a:stretch>
+                    <a:fillRect/>
+                  </a:stretch>
+                </pic:blipFill>
+                <pic:spPr>
+                  <a:xfrm>
+                    <a:off x="0" y="0"/>
+                    <a:ext cx="7555698" cy="10679883"/>
+                  </a:xfrm>
+                  <a:prstGeom prst="rect">
+                    <a:avLst/>
+                  </a:prstGeom>
+                </pic:spPr>
+              </pic:pic>
+            </a:graphicData>
+          </a:graphic>
+          <wp14:sizeRelH relativeFrom="margin">
+            <wp14:pctWidth>0</wp14:pctWidth>
+          </wp14:sizeRelH>
+          <wp14:sizeRelV relativeFrom="margin">
+            <wp14:pctHeight>0</wp14:pctHeight>
+          </wp14:sizeRelV>
+        </wp:anchor>
+      </w:drawing>
+    </w:r>
+  </w:p>
+</w:hdr>
+</file>
+
+<file path=word/header5.xml><?xml version="1.0" encoding="utf-8"?>
+<w:hdr xmlns:wpc="http://schemas.microsoft.com/office/word/2010/wordprocessingCanvas" xmlns:cx="http://schemas.microsoft.com/office/drawing/2014/chartex" xmlns:cx1="http://schemas.microsoft.com/office/drawing/2015/9/8/chartex" xmlns:cx2="http://schemas.microsoft.com/office/drawing/2015/10/21/chartex" xmlns:cx3="http://schemas.microsoft.com/office/drawing/2016/5/9/chartex" xmlns:cx4="http://schemas.microsoft.com/office/drawing/2016/5/10/chartex" xmlns:cx5="http://schemas.microsoft.com/office/drawing/2016/5/11/chartex" xmlns:cx6="http://schemas.microsoft.com/office/drawing/2016/5/12/chartex" xmlns:cx7="http://schemas.microsoft.com/office/drawing/2016/5/13/chartex" xmlns:cx8="http://schemas.microsoft.com/office/drawing/2016/5/14/chartex" xmlns:mc="http://schemas.openxmlformats.org/markup-compatibility/2006" xmlns:aink="http://schemas.microsoft.com/office/drawing/2016/ink" xmlns:am3d="http://schemas.microsoft.com/office/drawing/2017/model3d" xmlns:o="urn:schemas-microsoft-com:office:office" xmlns:r="http://schemas.openxmlformats.org/officeDocument/2006/relationships" xmlns:m="http://schemas.openxmlformats.org/officeDocument/2006/math" xmlns:v="urn:schemas-microsoft-com:vml" xmlns:wp14="http://schemas.microsoft.com/office/word/2010/wordprocessingDrawing" xmlns:wp="http://schemas.openxmlformats.org/drawingml/2006/wordprocessingDrawing" xmlns:w10="urn:schemas-microsoft-com:office:word" xmlns:w="http://schemas.openxmlformats.org/wordprocessingml/2006/main" xmlns:w14="http://schemas.microsoft.com/office/word/2010/wordml" xmlns:w15="http://schemas.microsoft.com/office/word/2012/wordml" xmlns:w16cex="http://schemas.microsoft.com/office/word/2018/wordml/cex" xmlns:w16cid="http://schemas.microsoft.com/office/word/2016/wordml/cid" xmlns:w16="http://schemas.microsoft.com/office/word/2018/wordml" xmlns:w16sdtdh="http://schemas.microsoft.com/office/word/2020/wordml/sdtdatahash" xmlns:w16se="http://schemas.microsoft.com/office/word/2015/wordml/symex" xmlns:wpg="http://schemas.microsoft.com/office/word/2010/wordprocessingGroup" xmlns:wpi="http://schemas.microsoft.com/office/word/2010/wordprocessingInk" xmlns:wne="http://schemas.microsoft.com/office/word/2006/wordml" xmlns:wps="http://schemas.microsoft.com/office/word/2010/wordprocessingShape" mc:Ignorable="w14 w15 w16se w16cid w16 w16cex w16sdtdh wp14">
+  <w:p>
+    <w:r>
+      <w:rPr>
+        <w:noProof/>
+        <w:lang w:val="en-US"/>
+      </w:rPr>
+      <w:drawing>
+        <wp:anchor distT="0" distB="0" distL="114300" distR="114300" simplePos="0" relativeHeight="251651584" behindDoc="1" locked="0" layoutInCell="1" allowOverlap="1" wp14:anchorId="05DA4DA6" wp14:editId="22E1971F">
+          <wp:simplePos x="0" y="0"/>
+          <wp:positionH relativeFrom="page">
+            <wp:posOffset>0</wp:posOffset>
+          </wp:positionH>
+          <wp:positionV relativeFrom="page">
+            <wp:posOffset>5496</wp:posOffset>
+          </wp:positionV>
+          <wp:extent cx="7555698" cy="10679883"/>
+          <wp:effectExtent l="0" t="0" r="7620" b="7620"/>
+          <wp:wrapNone/>
+          <wp:docPr id="5" name="Picture 16"/>
+          <wp:cNvGraphicFramePr>
+            <a:graphicFrameLocks xmlns:a="http://schemas.openxmlformats.org/drawingml/2006/main" noChangeAspect="1"/>
+          </wp:cNvGraphicFramePr>
+          <a:graphic xmlns:a="http://schemas.openxmlformats.org/drawingml/2006/main">
+            <a:graphicData uri="http://schemas.openxmlformats.org/drawingml/2006/picture">
+              <pic:pic xmlns:pic="http://schemas.openxmlformats.org/drawingml/2006/picture">
+                <pic:nvPicPr>
+                  <pic:cNvPr id="1" name="ginutech-letterhead.png"/>
+                  <pic:cNvPicPr/>
+                </pic:nvPicPr>
+                <pic:blipFill>
+                  <a:blip r:embed="rId1" cstate="print">
+                    <a:extLst>
+                      <a:ext uri="{28A0092B-C50C-407E-A947-70E740481C1C}">
+                        <a14:useLocalDpi xmlns:a14="http://schemas.microsoft.com/office/drawing/2010/main" val="0"/>
+                      </a:ext>
+                    </a:extLst>
+                  </a:blip>
+                  <a:stretch>
+                    <a:fillRect/>
+                  </a:stretch>
+                </pic:blipFill>
+                <pic:spPr>
+                  <a:xfrm>
+                    <a:off x="0" y="0"/>
+                    <a:ext cx="7555698" cy="10679883"/>
+                  </a:xfrm>
+                  <a:prstGeom prst="rect">
+                    <a:avLst/>
+                  </a:prstGeom>
+                </pic:spPr>
+              </pic:pic>
+            </a:graphicData>
+          </a:graphic>
+          <wp14:sizeRelH relativeFrom="margin">
+            <wp14:pctWidth>0</wp14:pctWidth>
+          </wp14:sizeRelH>
+          <wp14:sizeRelV relativeFrom="margin">
+            <wp14:pctHeight>0</wp14:pctHeight>
+          </wp14:sizeRelV>
+        </wp:anchor>
+      </w:drawing>
+    </w:r>
+  </w:p>
+</w:hdr>
+</file>
+
+<file path=word/header6.xml><?xml version="1.0" encoding="utf-8"?>
+<w:hdr xmlns:wpc="http://schemas.microsoft.com/office/word/2010/wordprocessingCanvas" xmlns:cx="http://schemas.microsoft.com/office/drawing/2014/chartex" xmlns:cx1="http://schemas.microsoft.com/office/drawing/2015/9/8/chartex" xmlns:cx2="http://schemas.microsoft.com/office/drawing/2015/10/21/chartex" xmlns:cx3="http://schemas.microsoft.com/office/drawing/2016/5/9/chartex" xmlns:cx4="http://schemas.microsoft.com/office/drawing/2016/5/10/chartex" xmlns:cx5="http://schemas.microsoft.com/office/drawing/2016/5/11/chartex" xmlns:cx6="http://schemas.microsoft.com/office/drawing/2016/5/12/chartex" xmlns:cx7="http://schemas.microsoft.com/office/drawing/2016/5/13/chartex" xmlns:cx8="http://schemas.microsoft.com/office/drawing/2016/5/14/chartex" xmlns:mc="http://schemas.openxmlformats.org/markup-compatibility/2006" xmlns:aink="http://schemas.microsoft.com/office/drawing/2016/ink" xmlns:am3d="http://schemas.microsoft.com/office/drawing/2017/model3d" xmlns:o="urn:schemas-microsoft-com:office:office" xmlns:r="http://schemas.openxmlformats.org/officeDocument/2006/relationships" xmlns:m="http://schemas.openxmlformats.org/officeDocument/2006/math" xmlns:v="urn:schemas-microsoft-com:vml" xmlns:wp14="http://schemas.microsoft.com/office/word/2010/wordprocessingDrawing" xmlns:wp="http://schemas.openxmlformats.org/drawingml/2006/wordprocessingDrawing" xmlns:w10="urn:schemas-microsoft-com:office:word" xmlns:w="http://schemas.openxmlformats.org/wordprocessingml/2006/main" xmlns:w14="http://schemas.microsoft.com/office/word/2010/wordml" xmlns:w15="http://schemas.microsoft.com/office/word/2012/wordml" xmlns:w16cex="http://schemas.microsoft.com/office/word/2018/wordml/cex" xmlns:w16cid="http://schemas.microsoft.com/office/word/2016/wordml/cid" xmlns:w16="http://schemas.microsoft.com/office/word/2018/wordml" xmlns:w16sdtdh="http://schemas.microsoft.com/office/word/2020/wordml/sdtdatahash" xmlns:w16se="http://schemas.microsoft.com/office/word/2015/wordml/symex" xmlns:wpg="http://schemas.microsoft.com/office/word/2010/wordprocessingGroup" xmlns:wpi="http://schemas.microsoft.com/office/word/2010/wordprocessingInk" xmlns:wne="http://schemas.microsoft.com/office/word/2006/wordml" xmlns:wps="http://schemas.microsoft.com/office/word/2010/wordprocessingShape" mc:Ignorable="w14 w15 w16se w16cid w16 w16cex w16sdtdh wp14">
+  <w:p>
+    <w:r>
+      <w:rPr>
+        <w:noProof/>
+        <w:lang w:val="en-US"/>
+      </w:rPr>
+      <w:drawing>
+        <wp:anchor distT="0" distB="0" distL="114300" distR="114300" simplePos="0" relativeHeight="251652608" behindDoc="1" locked="0" layoutInCell="1" allowOverlap="1" wp14:anchorId="436F547B" wp14:editId="2108D2D2">
+          <wp:simplePos x="0" y="0"/>
+          <wp:positionH relativeFrom="page">
+            <wp:posOffset>0</wp:posOffset>
+          </wp:positionH>
+          <wp:positionV relativeFrom="page">
+            <wp:posOffset>5496</wp:posOffset>
+          </wp:positionV>
+          <wp:extent cx="7555698" cy="10679883"/>
+          <wp:effectExtent l="0" t="0" r="7620" b="7620"/>
+          <wp:wrapNone/>
+          <wp:docPr id="6" name="Picture 16"/>
+          <wp:cNvGraphicFramePr>
+            <a:graphicFrameLocks xmlns:a="http://schemas.openxmlformats.org/drawingml/2006/main" noChangeAspect="1"/>
+          </wp:cNvGraphicFramePr>
+          <a:graphic xmlns:a="http://schemas.openxmlformats.org/drawingml/2006/main">
+            <a:graphicData uri="http://schemas.openxmlformats.org/drawingml/2006/picture">
+              <pic:pic xmlns:pic="http://schemas.openxmlformats.org/drawingml/2006/picture">
+                <pic:nvPicPr>
+                  <pic:cNvPr id="1" name="ginutech-letterhead.png"/>
+                  <pic:cNvPicPr/>
+                </pic:nvPicPr>
+                <pic:blipFill>
+                  <a:blip r:embed="rId1" cstate="print">
+                    <a:extLst>
+                      <a:ext uri="{28A0092B-C50C-407E-A947-70E740481C1C}">
+                        <a14:useLocalDpi xmlns:a14="http://schemas.microsoft.com/office/drawing/2010/main" val="0"/>
+                      </a:ext>
+                    </a:extLst>
+                  </a:blip>
+                  <a:stretch>
+                    <a:fillRect/>
+                  </a:stretch>
+                </pic:blipFill>
+                <pic:spPr>
+                  <a:xfrm>
+                    <a:off x="0" y="0"/>
+                    <a:ext cx="7555698" cy="10679883"/>
+                  </a:xfrm>
+                  <a:prstGeom prst="rect">
+                    <a:avLst/>
+                  </a:prstGeom>
+                </pic:spPr>
+              </pic:pic>
+            </a:graphicData>
+          </a:graphic>
+          <wp14:sizeRelH relativeFrom="margin">
+            <wp14:pctWidth>0</wp14:pctWidth>
+          </wp14:sizeRelH>
+          <wp14:sizeRelV relativeFrom="margin">
+            <wp14:pctHeight>0</wp14:pctHeight>
+          </wp14:sizeRelV>
+        </wp:anchor>
+      </w:drawing>
+    </w:r>
+  </w:p>
+</w:hdr>
+</file>
+
+<file path=word/header7.xml><?xml version="1.0" encoding="utf-8"?>
+<w:hdr xmlns:wpc="http://schemas.microsoft.com/office/word/2010/wordprocessingCanvas" xmlns:cx="http://schemas.microsoft.com/office/drawing/2014/chartex" xmlns:cx1="http://schemas.microsoft.com/office/drawing/2015/9/8/chartex" xmlns:cx2="http://schemas.microsoft.com/office/drawing/2015/10/21/chartex" xmlns:cx3="http://schemas.microsoft.com/office/drawing/2016/5/9/chartex" xmlns:cx4="http://schemas.microsoft.com/office/drawing/2016/5/10/chartex" xmlns:cx5="http://schemas.microsoft.com/office/drawing/2016/5/11/chartex" xmlns:cx6="http://schemas.microsoft.com/office/drawing/2016/5/12/chartex" xmlns:cx7="http://schemas.microsoft.com/office/drawing/2016/5/13/chartex" xmlns:cx8="http://schemas.microsoft.com/office/drawing/2016/5/14/chartex" xmlns:mc="http://schemas.openxmlformats.org/markup-compatibility/2006" xmlns:aink="http://schemas.microsoft.com/office/drawing/2016/ink" xmlns:am3d="http://schemas.microsoft.com/office/drawing/2017/model3d" xmlns:o="urn:schemas-microsoft-com:office:office" xmlns:r="http://schemas.openxmlformats.org/officeDocument/2006/relationships" xmlns:m="http://schemas.openxmlformats.org/officeDocument/2006/math" xmlns:v="urn:schemas-microsoft-com:vml" xmlns:wp14="http://schemas.microsoft.com/office/word/2010/wordprocessingDrawing" xmlns:wp="http://schemas.openxmlformats.org/drawingml/2006/wordprocessingDrawing" xmlns:w10="urn:schemas-microsoft-com:office:word" xmlns:w="http://schemas.openxmlformats.org/wordprocessingml/2006/main" xmlns:w14="http://schemas.microsoft.com/office/word/2010/wordml" xmlns:w15="http://schemas.microsoft.com/office/word/2012/wordml" xmlns:w16cex="http://schemas.microsoft.com/office/word/2018/wordml/cex" xmlns:w16cid="http://schemas.microsoft.com/office/word/2016/wordml/cid" xmlns:w16="http://schemas.microsoft.com/office/word/2018/wordml" xmlns:w16sdtdh="http://schemas.microsoft.com/office/word/2020/wordml/sdtdatahash" xmlns:w16se="http://schemas.microsoft.com/office/word/2015/wordml/symex" xmlns:wpg="http://schemas.microsoft.com/office/word/2010/wordprocessingGroup" xmlns:wpi="http://schemas.microsoft.com/office/word/2010/wordprocessingInk" xmlns:wne="http://schemas.microsoft.com/office/word/2006/wordml" xmlns:wps="http://schemas.microsoft.com/office/word/2010/wordprocessingShape" mc:Ignorable="w14 w15 w16se w16cid w16 w16cex w16sdtdh wp14">
+  <w:p>
+    <w:r>
+      <w:rPr>
+        <w:noProof/>
+        <w:lang w:val="en-US"/>
+      </w:rPr>
+      <w:drawing>
+        <wp:anchor distT="0" distB="0" distL="114300" distR="114300" simplePos="0" relativeHeight="251653632" behindDoc="1" locked="0" layoutInCell="1" allowOverlap="1" wp14:anchorId="6A8C777C" wp14:editId="29D0CEE7">
+          <wp:simplePos x="0" y="0"/>
+          <wp:positionH relativeFrom="page">
+            <wp:posOffset>0</wp:posOffset>
+          </wp:positionH>
+          <wp:positionV relativeFrom="page">
+            <wp:posOffset>5496</wp:posOffset>
+          </wp:positionV>
+          <wp:extent cx="7555698" cy="10679883"/>
+          <wp:effectExtent l="0" t="0" r="7620" b="7620"/>
+          <wp:wrapNone/>
+          <wp:docPr id="12" name="Picture 16"/>
+          <wp:cNvGraphicFramePr>
+            <a:graphicFrameLocks xmlns:a="http://schemas.openxmlformats.org/drawingml/2006/main" noChangeAspect="1"/>
+          </wp:cNvGraphicFramePr>
+          <a:graphic xmlns:a="http://schemas.openxmlformats.org/drawingml/2006/main">
+            <a:graphicData uri="http://schemas.openxmlformats.org/drawingml/2006/picture">
+              <pic:pic xmlns:pic="http://schemas.openxmlformats.org/drawingml/2006/picture">
+                <pic:nvPicPr>
+                  <pic:cNvPr id="1" name="ginutech-letterhead.png"/>
+                  <pic:cNvPicPr/>
+                </pic:nvPicPr>
+                <pic:blipFill>
+                  <a:blip r:embed="rId1" cstate="print">
+                    <a:extLst>
+                      <a:ext uri="{28A0092B-C50C-407E-A947-70E740481C1C}">
+                        <a14:useLocalDpi xmlns:a14="http://schemas.microsoft.com/office/drawing/2010/main" val="0"/>
+                      </a:ext>
+                    </a:extLst>
+                  </a:blip>
+                  <a:stretch>
+                    <a:fillRect/>
+                  </a:stretch>
+                </pic:blipFill>
+                <pic:spPr>
+                  <a:xfrm>
+                    <a:off x="0" y="0"/>
+                    <a:ext cx="7555698" cy="10679883"/>
+                  </a:xfrm>
+                  <a:prstGeom prst="rect">
+                    <a:avLst/>
+                  </a:prstGeom>
+                </pic:spPr>
+              </pic:pic>
+            </a:graphicData>
+          </a:graphic>
+          <wp14:sizeRelH relativeFrom="margin">
+            <wp14:pctWidth>0</wp14:pctWidth>
+          </wp14:sizeRelH>
+          <wp14:sizeRelV relativeFrom="margin">
+            <wp14:pctHeight>0</wp14:pctHeight>
+          </wp14:sizeRelV>
+        </wp:anchor>
+      </w:drawing>
+    </w:r>
+  </w:p>
+</w:hdr>
+</file>
+
+<file path=word/header8.xml><?xml version="1.0" encoding="utf-8"?>
+<w:hdr xmlns:wpc="http://schemas.microsoft.com/office/word/2010/wordprocessingCanvas" xmlns:cx="http://schemas.microsoft.com/office/drawing/2014/chartex" xmlns:cx1="http://schemas.microsoft.com/office/drawing/2015/9/8/chartex" xmlns:cx2="http://schemas.microsoft.com/office/drawing/2015/10/21/chartex" xmlns:cx3="http://schemas.microsoft.com/office/drawing/2016/5/9/chartex" xmlns:cx4="http://schemas.microsoft.com/office/drawing/2016/5/10/chartex" xmlns:cx5="http://schemas.microsoft.com/office/drawing/2016/5/11/chartex" xmlns:cx6="http://schemas.microsoft.com/office/drawing/2016/5/12/chartex" xmlns:cx7="http://schemas.microsoft.com/office/drawing/2016/5/13/chartex" xmlns:cx8="http://schemas.microsoft.com/office/drawing/2016/5/14/chartex" xmlns:mc="http://schemas.openxmlformats.org/markup-compatibility/2006" xmlns:aink="http://schemas.microsoft.com/office/drawing/2016/ink" xmlns:am3d="http://schemas.microsoft.com/office/drawing/2017/model3d" xmlns:o="urn:schemas-microsoft-com:office:office" xmlns:r="http://schemas.openxmlformats.org/officeDocument/2006/relationships" xmlns:m="http://schemas.openxmlformats.org/officeDocument/2006/math" xmlns:v="urn:schemas-microsoft-com:vml" xmlns:wp14="http://schemas.microsoft.com/office/word/2010/wordprocessingDrawing" xmlns:wp="http://schemas.openxmlformats.org/drawingml/2006/wordprocessingDrawing" xmlns:w10="urn:schemas-microsoft-com:office:word" xmlns:w="http://schemas.openxmlformats.org/wordprocessingml/2006/main" xmlns:w14="http://schemas.microsoft.com/office/word/2010/wordml" xmlns:w15="http://schemas.microsoft.com/office/word/2012/wordml" xmlns:w16cex="http://schemas.microsoft.com/office/word/2018/wordml/cex" xmlns:w16cid="http://schemas.microsoft.com/office/word/2016/wordml/cid" xmlns:w16="http://schemas.microsoft.com/office/word/2018/wordml" xmlns:w16sdtdh="http://schemas.microsoft.com/office/word/2020/wordml/sdtdatahash" xmlns:w16se="http://schemas.microsoft.com/office/word/2015/wordml/symex" xmlns:wpg="http://schemas.microsoft.com/office/word/2010/wordprocessingGroup" xmlns:wpi="http://schemas.microsoft.com/office/word/2010/wordprocessingInk" xmlns:wne="http://schemas.microsoft.com/office/word/2006/wordml" xmlns:wps="http://schemas.microsoft.com/office/word/2010/wordprocessingShape" mc:Ignorable="w14 w15 w16se w16cid w16 w16cex w16sdtdh wp14">
+  <w:p>
+    <w:r>
+      <w:rPr>
+        <w:noProof/>
+        <w:lang w:val="en-US"/>
+      </w:rPr>
+      <w:drawing>
+        <wp:anchor distT="0" distB="0" distL="114300" distR="114300" simplePos="0" relativeHeight="251654656" behindDoc="1" locked="0" layoutInCell="1" allowOverlap="1" wp14:anchorId="4A9E3B40" wp14:editId="3353DD18">
+          <wp:simplePos x="0" y="0"/>
+          <wp:positionH relativeFrom="page">
+            <wp:posOffset>0</wp:posOffset>
+          </wp:positionH>
+          <wp:positionV relativeFrom="page">
+            <wp:posOffset>5496</wp:posOffset>
+          </wp:positionV>
+          <wp:extent cx="7555698" cy="10679883"/>
+          <wp:effectExtent l="0" t="0" r="7620" b="7620"/>
+          <wp:wrapNone/>
+          <wp:docPr id="8" name="Picture 16"/>
+          <wp:cNvGraphicFramePr>
+            <a:graphicFrameLocks xmlns:a="http://schemas.openxmlformats.org/drawingml/2006/main" noChangeAspect="1"/>
+          </wp:cNvGraphicFramePr>
+          <a:graphic xmlns:a="http://schemas.openxmlformats.org/drawingml/2006/main">
+            <a:graphicData uri="http://schemas.openxmlformats.org/drawingml/2006/picture">
+              <pic:pic xmlns:pic="http://schemas.openxmlformats.org/drawingml/2006/picture">
+                <pic:nvPicPr>
+                  <pic:cNvPr id="1" name="ginutech-letterhead.png"/>
+                  <pic:cNvPicPr/>
+                </pic:nvPicPr>
+                <pic:blipFill>
+                  <a:blip r:embed="rId1" cstate="print">
+                    <a:extLst>
+                      <a:ext uri="{28A0092B-C50C-407E-A947-70E740481C1C}">
+                        <a14:useLocalDpi xmlns:a14="http://schemas.microsoft.com/office/drawing/2010/main" val="0"/>
+                      </a:ext>
+                    </a:extLst>
+                  </a:blip>
+                  <a:stretch>
+                    <a:fillRect/>
+                  </a:stretch>
+                </pic:blipFill>
+                <pic:spPr>
+                  <a:xfrm>
+                    <a:off x="0" y="0"/>
+                    <a:ext cx="7555698" cy="10679883"/>
+                  </a:xfrm>
+                  <a:prstGeom prst="rect">
+                    <a:avLst/>
+                  </a:prstGeom>
+                </pic:spPr>
+              </pic:pic>
+            </a:graphicData>
+          </a:graphic>
+          <wp14:sizeRelH relativeFrom="margin">
+            <wp14:pctWidth>0</wp14:pctWidth>
+          </wp14:sizeRelH>
+          <wp14:sizeRelV relativeFrom="margin">
+            <wp14:pctHeight>0</wp14:pctHeight>
+          </wp14:sizeRelV>
+        </wp:anchor>
+      </w:drawing>
+    </w:r>
+  </w:p>
+</w:hdr>
+</file>
+
+<file path=word/header9.xml><?xml version="1.0" encoding="utf-8"?>
+<w:hdr xmlns:wpc="http://schemas.microsoft.com/office/word/2010/wordprocessingCanvas" xmlns:cx="http://schemas.microsoft.com/office/drawing/2014/chartex" xmlns:cx1="http://schemas.microsoft.com/office/drawing/2015/9/8/chartex" xmlns:cx2="http://schemas.microsoft.com/office/drawing/2015/10/21/chartex" xmlns:cx3="http://schemas.microsoft.com/office/drawing/2016/5/9/chartex" xmlns:cx4="http://schemas.microsoft.com/office/drawing/2016/5/10/chartex" xmlns:cx5="http://schemas.microsoft.com/office/drawing/2016/5/11/chartex" xmlns:cx6="http://schemas.microsoft.com/office/drawing/2016/5/12/chartex" xmlns:cx7="http://schemas.microsoft.com/office/drawing/2016/5/13/chartex" xmlns:cx8="http://schemas.microsoft.com/office/drawing/2016/5/14/chartex" xmlns:mc="http://schemas.openxmlformats.org/markup-compatibility/2006" xmlns:aink="http://schemas.microsoft.com/office/drawing/2016/ink" xmlns:am3d="http://schemas.microsoft.com/office/drawing/2017/model3d" xmlns:o="urn:schemas-microsoft-com:office:office" xmlns:r="http://schemas.openxmlformats.org/officeDocument/2006/relationships" xmlns:m="http://schemas.openxmlformats.org/officeDocument/2006/math" xmlns:v="urn:schemas-microsoft-com:vml" xmlns:wp14="http://schemas.microsoft.com/office/word/2010/wordprocessingDrawing" xmlns:wp="http://schemas.openxmlformats.org/drawingml/2006/wordprocessingDrawing" xmlns:w10="urn:schemas-microsoft-com:office:word" xmlns:w="http://schemas.openxmlformats.org/wordprocessingml/2006/main" xmlns:w14="http://schemas.microsoft.com/office/word/2010/wordml" xmlns:w15="http://schemas.microsoft.com/office/word/2012/wordml" xmlns:w16cex="http://schemas.microsoft.com/office/word/2018/wordml/cex" xmlns:w16cid="http://schemas.microsoft.com/office/word/2016/wordml/cid" xmlns:w16="http://schemas.microsoft.com/office/word/2018/wordml" xmlns:w16sdtdh="http://schemas.microsoft.com/office/word/2020/wordml/sdtdatahash" xmlns:w16se="http://schemas.microsoft.com/office/word/2015/wordml/symex" xmlns:wpg="http://schemas.microsoft.com/office/word/2010/wordprocessingGroup" xmlns:wpi="http://schemas.microsoft.com/office/word/2010/wordprocessingInk" xmlns:wne="http://schemas.microsoft.com/office/word/2006/wordml" xmlns:wps="http://schemas.microsoft.com/office/word/2010/wordprocessingShape" mc:Ignorable="w14 w15 w16se w16cid w16 w16cex w16sdtdh wp14">
+  <w:p>
+    <w:r>
+      <w:rPr>
+        <w:noProof/>
+        <w:lang w:val="en-US"/>
+      </w:rPr>
+      <w:drawing>
+        <wp:anchor distT="0" distB="0" distL="114300" distR="114300" simplePos="0" relativeHeight="251655680" behindDoc="1" locked="0" layoutInCell="1" allowOverlap="1" wp14:anchorId="3355A934" wp14:editId="7848EE4E">
+          <wp:simplePos x="0" y="0"/>
+          <wp:positionH relativeFrom="page">
+            <wp:posOffset>0</wp:posOffset>
+          </wp:positionH>
+          <wp:positionV relativeFrom="page">
+            <wp:posOffset>5496</wp:posOffset>
+          </wp:positionV>
+          <wp:extent cx="7555698" cy="10679883"/>
+          <wp:effectExtent l="0" t="0" r="7620" b="7620"/>
+          <wp:wrapNone/>
+          <wp:docPr id="9" name="Picture 16"/>
+          <wp:cNvGraphicFramePr>
+            <a:graphicFrameLocks xmlns:a="http://schemas.openxmlformats.org/drawingml/2006/main" noChangeAspect="1"/>
+          </wp:cNvGraphicFramePr>
+          <a:graphic xmlns:a="http://schemas.openxmlformats.org/drawingml/2006/main">
+            <a:graphicData uri="http://schemas.openxmlformats.org/drawingml/2006/picture">
+              <pic:pic xmlns:pic="http://schemas.openxmlformats.org/drawingml/2006/picture">
+                <pic:nvPicPr>
+                  <pic:cNvPr id="1" name="ginutech-letterhead.png"/>
+                  <pic:cNvPicPr/>
+                </pic:nvPicPr>
+                <pic:blipFill>
+                  <a:blip r:embed="rId1" cstate="print">
+                    <a:extLst>
+                      <a:ext uri="{28A0092B-C50C-407E-A947-70E740481C1C}">
+                        <a14:useLocalDpi xmlns:a14="http://schemas.microsoft.com/office/drawing/2010/main" val="0"/>
+                      </a:ext>
+                    </a:extLst>
+                  </a:blip>
+                  <a:stretch>
+                    <a:fillRect/>
+                  </a:stretch>
+                </pic:blipFill>
+                <pic:spPr>
+                  <a:xfrm>
+                    <a:off x="0" y="0"/>
+                    <a:ext cx="7555698" cy="10679883"/>
+                  </a:xfrm>
+                  <a:prstGeom prst="rect">
+                    <a:avLst/>
+                  </a:prstGeom>
+                </pic:spPr>
+              </pic:pic>
+            </a:graphicData>
+          </a:graphic>
+          <wp14:sizeRelH relativeFrom="margin">
+            <wp14:pctWidth>0</wp14:pctWidth>
+          </wp14:sizeRelH>
+          <wp14:sizeRelV relativeFrom="margin">
+            <wp14:pctHeight>0</wp14:pctHeight>
+          </wp14:sizeRelV>
+        </wp:anchor>
+      </w:drawing>
     </w:r>
   </w:p>
 </w:hdr>
